--- a/B2B_Platform_개발일지.docx
+++ b/B2B_Platform_개발일지.docx
@@ -4404,40 +4404,4108 @@
         </w:rPr>
         <w:t>.</w:t>
       </w:r>
+    </w:p>
+    <w:p>
+      <w:pPr>
+        <w:spacing w:before="360" w:after="160"/>
+        <w:rPr>
+          <w:rFonts w:eastAsia="맑은 고딕"/>
+          <w:lang w:eastAsia="ko-KR"/>
+        </w:rPr>
+      </w:pPr>
+      <w:r>
+        <w:rPr>
+          <w:b/>
+          <w:color w:val="0F172A"/>
+          <w:sz w:val="28"/>
+          <w:lang w:eastAsia="ko-KR"/>
+        </w:rPr>
+        <w:t xml:space="preserve">2. </w:t>
+      </w:r>
+      <w:r>
+        <w:rPr>
+          <w:b/>
+          <w:color w:val="0F172A"/>
+          <w:sz w:val="28"/>
+          <w:lang w:eastAsia="ko-KR"/>
+        </w:rPr>
+        <w:t>핵심</w:t>
+      </w:r>
+      <w:r>
+        <w:rPr>
+          <w:b/>
+          <w:color w:val="0F172A"/>
+          <w:sz w:val="28"/>
+          <w:lang w:eastAsia="ko-KR"/>
+        </w:rPr>
+        <w:t xml:space="preserve"> </w:t>
+      </w:r>
+      <w:proofErr w:type="spellStart"/>
+      <w:r>
+        <w:rPr>
+          <w:b/>
+          <w:color w:val="0F172A"/>
+          <w:sz w:val="28"/>
+          <w:lang w:eastAsia="ko-KR"/>
+        </w:rPr>
+        <w:t>트러블슈팅</w:t>
+      </w:r>
+      <w:proofErr w:type="spellEnd"/>
+      <w:r>
+        <w:rPr>
+          <w:b/>
+          <w:color w:val="0F172A"/>
+          <w:sz w:val="28"/>
+          <w:lang w:eastAsia="ko-KR"/>
+        </w:rPr>
+        <w:t xml:space="preserve"> </w:t>
+      </w:r>
+      <w:r>
+        <w:rPr>
+          <w:b/>
+          <w:color w:val="0F172A"/>
+          <w:sz w:val="28"/>
+          <w:lang w:eastAsia="ko-KR"/>
+        </w:rPr>
+        <w:t>및</w:t>
+      </w:r>
+      <w:r>
+        <w:rPr>
+          <w:b/>
+          <w:color w:val="0F172A"/>
+          <w:sz w:val="28"/>
+          <w:lang w:eastAsia="ko-KR"/>
+        </w:rPr>
+        <w:t xml:space="preserve"> </w:t>
+      </w:r>
+      <w:proofErr w:type="spellStart"/>
+      <w:r>
+        <w:rPr>
+          <w:b/>
+          <w:color w:val="0F172A"/>
+          <w:sz w:val="28"/>
+          <w:lang w:eastAsia="ko-KR"/>
+        </w:rPr>
+        <w:t>리팩토링</w:t>
+      </w:r>
+      <w:proofErr w:type="spellEnd"/>
+      <w:r>
+        <w:rPr>
+          <w:b/>
+          <w:color w:val="0F172A"/>
+          <w:sz w:val="28"/>
+          <w:lang w:eastAsia="ko-KR"/>
+        </w:rPr>
+        <w:t xml:space="preserve"> </w:t>
+      </w:r>
+      <w:r>
+        <w:rPr>
+          <w:b/>
+          <w:color w:val="0F172A"/>
+          <w:sz w:val="28"/>
+          <w:lang w:eastAsia="ko-KR"/>
+        </w:rPr>
+        <w:t>저널</w:t>
+      </w:r>
+    </w:p>
+    <w:p>
+      <w:pPr>
+        <w:spacing w:before="160" w:after="40"/>
+        <w:rPr>
+          <w:lang w:eastAsia="ko-KR"/>
+        </w:rPr>
+      </w:pPr>
+      <w:r>
+        <w:rPr>
+          <w:b/>
+          <w:color w:val="0284C7"/>
+          <w:lang w:eastAsia="ko-KR"/>
+        </w:rPr>
+        <w:t>분산</w:t>
+      </w:r>
+      <w:r>
+        <w:rPr>
+          <w:b/>
+          <w:color w:val="0284C7"/>
+          <w:lang w:eastAsia="ko-KR"/>
+        </w:rPr>
+        <w:t xml:space="preserve"> </w:t>
+      </w:r>
+      <w:r>
+        <w:rPr>
+          <w:b/>
+          <w:color w:val="0284C7"/>
+          <w:lang w:eastAsia="ko-KR"/>
+        </w:rPr>
+        <w:t>트랜잭션</w:t>
+      </w:r>
+      <w:r>
+        <w:rPr>
+          <w:b/>
+          <w:color w:val="0284C7"/>
+          <w:lang w:eastAsia="ko-KR"/>
+        </w:rPr>
+        <w:t xml:space="preserve"> </w:t>
+      </w:r>
+      <w:r>
+        <w:rPr>
+          <w:b/>
+          <w:color w:val="0284C7"/>
+          <w:lang w:eastAsia="ko-KR"/>
+        </w:rPr>
+        <w:t>데이터</w:t>
+      </w:r>
+      <w:r>
+        <w:rPr>
+          <w:b/>
+          <w:color w:val="0284C7"/>
+          <w:lang w:eastAsia="ko-KR"/>
+        </w:rPr>
+        <w:t xml:space="preserve"> </w:t>
+      </w:r>
+      <w:r>
+        <w:rPr>
+          <w:b/>
+          <w:color w:val="0284C7"/>
+          <w:lang w:eastAsia="ko-KR"/>
+        </w:rPr>
+        <w:t>불일치</w:t>
+      </w:r>
+      <w:r>
+        <w:rPr>
+          <w:b/>
+          <w:color w:val="0284C7"/>
+          <w:lang w:eastAsia="ko-KR"/>
+        </w:rPr>
+        <w:t xml:space="preserve"> </w:t>
+      </w:r>
+      <w:r>
+        <w:rPr>
+          <w:b/>
+          <w:color w:val="0284C7"/>
+          <w:lang w:eastAsia="ko-KR"/>
+        </w:rPr>
+        <w:t>및</w:t>
+      </w:r>
+      <w:r>
+        <w:rPr>
+          <w:b/>
+          <w:color w:val="0284C7"/>
+          <w:lang w:eastAsia="ko-KR"/>
+        </w:rPr>
+        <w:t xml:space="preserve"> </w:t>
+      </w:r>
+      <w:r>
+        <w:rPr>
+          <w:b/>
+          <w:color w:val="0284C7"/>
+          <w:lang w:eastAsia="ko-KR"/>
+        </w:rPr>
+        <w:t>메시지</w:t>
+      </w:r>
+      <w:r>
+        <w:rPr>
+          <w:b/>
+          <w:color w:val="0284C7"/>
+          <w:lang w:eastAsia="ko-KR"/>
+        </w:rPr>
+        <w:t xml:space="preserve"> </w:t>
+      </w:r>
+      <w:r>
+        <w:rPr>
+          <w:b/>
+          <w:color w:val="0284C7"/>
+          <w:lang w:eastAsia="ko-KR"/>
+        </w:rPr>
+        <w:t>유실</w:t>
+      </w:r>
+      <w:r>
+        <w:rPr>
+          <w:b/>
+          <w:color w:val="0284C7"/>
+          <w:lang w:eastAsia="ko-KR"/>
+        </w:rPr>
+        <w:t xml:space="preserve"> </w:t>
+      </w:r>
+      <w:r>
+        <w:rPr>
+          <w:b/>
+          <w:color w:val="0284C7"/>
+          <w:lang w:eastAsia="ko-KR"/>
+        </w:rPr>
+        <w:t>방어</w:t>
+      </w:r>
+    </w:p>
+    <w:p>
+      <w:pPr>
+        <w:spacing w:after="120" w:line="300" w:lineRule="auto"/>
+        <w:rPr>
+          <w:lang w:eastAsia="ko-KR"/>
+        </w:rPr>
+      </w:pPr>
+      <w:r>
+        <w:rPr>
+          <w:lang w:eastAsia="ko-KR"/>
+        </w:rPr>
+        <w:t xml:space="preserve">• </w:t>
+      </w:r>
+      <w:r>
+        <w:rPr>
+          <w:lang w:eastAsia="ko-KR"/>
+        </w:rPr>
+        <w:t>현상</w:t>
+      </w:r>
+      <w:r>
+        <w:rPr>
+          <w:lang w:eastAsia="ko-KR"/>
+        </w:rPr>
+        <w:t xml:space="preserve">: </w:t>
+      </w:r>
+      <w:r>
+        <w:rPr>
+          <w:lang w:eastAsia="ko-KR"/>
+        </w:rPr>
+        <w:t>로컬</w:t>
+      </w:r>
+      <w:r>
+        <w:rPr>
+          <w:lang w:eastAsia="ko-KR"/>
+        </w:rPr>
+        <w:t xml:space="preserve"> DB </w:t>
+      </w:r>
+      <w:r>
+        <w:rPr>
+          <w:lang w:eastAsia="ko-KR"/>
+        </w:rPr>
+        <w:t>재고</w:t>
+      </w:r>
+      <w:r>
+        <w:rPr>
+          <w:lang w:eastAsia="ko-KR"/>
+        </w:rPr>
+        <w:t xml:space="preserve"> </w:t>
+      </w:r>
+      <w:r>
+        <w:rPr>
+          <w:lang w:eastAsia="ko-KR"/>
+        </w:rPr>
+        <w:t>차감</w:t>
+      </w:r>
+      <w:r>
+        <w:rPr>
+          <w:lang w:eastAsia="ko-KR"/>
+        </w:rPr>
+        <w:t xml:space="preserve"> </w:t>
+      </w:r>
+      <w:r>
+        <w:rPr>
+          <w:lang w:eastAsia="ko-KR"/>
+        </w:rPr>
+        <w:t>후</w:t>
+      </w:r>
+      <w:r>
+        <w:rPr>
+          <w:lang w:eastAsia="ko-KR"/>
+        </w:rPr>
+        <w:t xml:space="preserve"> </w:t>
+      </w:r>
+      <w:r>
+        <w:rPr>
+          <w:lang w:eastAsia="ko-KR"/>
+        </w:rPr>
+        <w:t>플랫폼</w:t>
+      </w:r>
+      <w:r>
+        <w:rPr>
+          <w:lang w:eastAsia="ko-KR"/>
+        </w:rPr>
+        <w:t xml:space="preserve"> </w:t>
+      </w:r>
+      <w:r>
+        <w:rPr>
+          <w:lang w:eastAsia="ko-KR"/>
+        </w:rPr>
+        <w:t>전송</w:t>
+      </w:r>
+      <w:r>
+        <w:rPr>
+          <w:lang w:eastAsia="ko-KR"/>
+        </w:rPr>
+        <w:t xml:space="preserve"> </w:t>
+      </w:r>
+      <w:r>
+        <w:rPr>
+          <w:lang w:eastAsia="ko-KR"/>
+        </w:rPr>
+        <w:t>실패</w:t>
+      </w:r>
+      <w:r>
+        <w:rPr>
+          <w:lang w:eastAsia="ko-KR"/>
+        </w:rPr>
+        <w:t xml:space="preserve"> </w:t>
+      </w:r>
+      <w:r>
+        <w:rPr>
+          <w:lang w:eastAsia="ko-KR"/>
+        </w:rPr>
+        <w:t>시</w:t>
+      </w:r>
+      <w:r>
+        <w:rPr>
+          <w:lang w:eastAsia="ko-KR"/>
+        </w:rPr>
+        <w:t xml:space="preserve"> </w:t>
+      </w:r>
+      <w:r>
+        <w:rPr>
+          <w:lang w:eastAsia="ko-KR"/>
+        </w:rPr>
+        <w:t>데이터</w:t>
+      </w:r>
+      <w:r>
+        <w:rPr>
+          <w:lang w:eastAsia="ko-KR"/>
+        </w:rPr>
+        <w:t xml:space="preserve"> </w:t>
+      </w:r>
+      <w:r>
+        <w:rPr>
+          <w:lang w:eastAsia="ko-KR"/>
+        </w:rPr>
+        <w:t>싱크가</w:t>
+      </w:r>
+      <w:r>
+        <w:rPr>
+          <w:lang w:eastAsia="ko-KR"/>
+        </w:rPr>
+        <w:t xml:space="preserve"> </w:t>
+      </w:r>
+      <w:r>
+        <w:rPr>
+          <w:lang w:eastAsia="ko-KR"/>
+        </w:rPr>
+        <w:t>파괴되어</w:t>
+      </w:r>
+      <w:r>
+        <w:rPr>
+          <w:lang w:eastAsia="ko-KR"/>
+        </w:rPr>
+        <w:t xml:space="preserve"> </w:t>
+      </w:r>
+      <w:r>
+        <w:rPr>
+          <w:lang w:eastAsia="ko-KR"/>
+        </w:rPr>
+        <w:t>양사</w:t>
+      </w:r>
+      <w:r>
+        <w:rPr>
+          <w:lang w:eastAsia="ko-KR"/>
+        </w:rPr>
+        <w:t xml:space="preserve"> </w:t>
+      </w:r>
+      <w:r>
+        <w:rPr>
+          <w:lang w:eastAsia="ko-KR"/>
+        </w:rPr>
+        <w:t>장부가</w:t>
+      </w:r>
+      <w:r>
+        <w:rPr>
+          <w:lang w:eastAsia="ko-KR"/>
+        </w:rPr>
+        <w:t xml:space="preserve"> </w:t>
+      </w:r>
+      <w:r>
+        <w:rPr>
+          <w:lang w:eastAsia="ko-KR"/>
+        </w:rPr>
+        <w:t>불일치하는</w:t>
+      </w:r>
+      <w:r>
+        <w:rPr>
+          <w:lang w:eastAsia="ko-KR"/>
+        </w:rPr>
+        <w:t xml:space="preserve"> </w:t>
+      </w:r>
+      <w:r>
+        <w:rPr>
+          <w:lang w:eastAsia="ko-KR"/>
+        </w:rPr>
+        <w:t>결함</w:t>
+      </w:r>
+      <w:r>
+        <w:rPr>
+          <w:lang w:eastAsia="ko-KR"/>
+        </w:rPr>
+        <w:t xml:space="preserve"> </w:t>
+      </w:r>
+      <w:r>
+        <w:rPr>
+          <w:lang w:eastAsia="ko-KR"/>
+        </w:rPr>
+        <w:t>발생</w:t>
+      </w:r>
+      <w:r>
+        <w:rPr>
+          <w:lang w:eastAsia="ko-KR"/>
+        </w:rPr>
+        <w:t>.</w:t>
+      </w:r>
+      <w:r>
+        <w:rPr>
+          <w:lang w:eastAsia="ko-KR"/>
+        </w:rPr>
+        <w:br/>
+        <w:t xml:space="preserve">• </w:t>
+      </w:r>
+      <w:r>
+        <w:rPr>
+          <w:lang w:eastAsia="ko-KR"/>
+        </w:rPr>
+        <w:t>원인</w:t>
+      </w:r>
+      <w:r>
+        <w:rPr>
+          <w:lang w:eastAsia="ko-KR"/>
+        </w:rPr>
+        <w:t>: 5</w:t>
+      </w:r>
+      <w:r>
+        <w:rPr>
+          <w:lang w:eastAsia="ko-KR"/>
+        </w:rPr>
+        <w:t>개</w:t>
+      </w:r>
+      <w:r>
+        <w:rPr>
+          <w:lang w:eastAsia="ko-KR"/>
+        </w:rPr>
+        <w:t xml:space="preserve"> </w:t>
+      </w:r>
+      <w:r>
+        <w:rPr>
+          <w:lang w:eastAsia="ko-KR"/>
+        </w:rPr>
+        <w:t>독립</w:t>
+      </w:r>
+      <w:r>
+        <w:rPr>
+          <w:lang w:eastAsia="ko-KR"/>
+        </w:rPr>
+        <w:t xml:space="preserve"> DB </w:t>
+      </w:r>
+      <w:r>
+        <w:rPr>
+          <w:lang w:eastAsia="ko-KR"/>
+        </w:rPr>
+        <w:t>구조</w:t>
+      </w:r>
+      <w:r>
+        <w:rPr>
+          <w:lang w:eastAsia="ko-KR"/>
+        </w:rPr>
+        <w:t xml:space="preserve"> </w:t>
+      </w:r>
+      <w:r>
+        <w:rPr>
+          <w:lang w:eastAsia="ko-KR"/>
+        </w:rPr>
+        <w:t>및</w:t>
+      </w:r>
+      <w:r>
+        <w:rPr>
+          <w:lang w:eastAsia="ko-KR"/>
+        </w:rPr>
+        <w:t xml:space="preserve"> </w:t>
+      </w:r>
+      <w:r>
+        <w:rPr>
+          <w:lang w:eastAsia="ko-KR"/>
+        </w:rPr>
+        <w:t>네트워크</w:t>
+      </w:r>
+      <w:r>
+        <w:rPr>
+          <w:lang w:eastAsia="ko-KR"/>
+        </w:rPr>
+        <w:t xml:space="preserve"> </w:t>
+      </w:r>
+      <w:r>
+        <w:rPr>
+          <w:lang w:eastAsia="ko-KR"/>
+        </w:rPr>
+        <w:t>단절</w:t>
+      </w:r>
+      <w:r>
+        <w:rPr>
+          <w:lang w:eastAsia="ko-KR"/>
+        </w:rPr>
+        <w:t xml:space="preserve"> </w:t>
+      </w:r>
+      <w:r>
+        <w:rPr>
+          <w:lang w:eastAsia="ko-KR"/>
+        </w:rPr>
+        <w:t>시</w:t>
+      </w:r>
+      <w:r>
+        <w:rPr>
+          <w:lang w:eastAsia="ko-KR"/>
+        </w:rPr>
+        <w:t xml:space="preserve"> </w:t>
+      </w:r>
+      <w:r>
+        <w:rPr>
+          <w:lang w:eastAsia="ko-KR"/>
+        </w:rPr>
+        <w:t>분산</w:t>
+      </w:r>
+      <w:r>
+        <w:rPr>
+          <w:lang w:eastAsia="ko-KR"/>
+        </w:rPr>
+        <w:t xml:space="preserve"> </w:t>
+      </w:r>
+      <w:r>
+        <w:rPr>
+          <w:lang w:eastAsia="ko-KR"/>
+        </w:rPr>
+        <w:t>트랜잭션의</w:t>
+      </w:r>
+      <w:r>
+        <w:rPr>
+          <w:lang w:eastAsia="ko-KR"/>
+        </w:rPr>
+        <w:t xml:space="preserve"> </w:t>
+      </w:r>
+      <w:proofErr w:type="spellStart"/>
+      <w:r>
+        <w:rPr>
+          <w:lang w:eastAsia="ko-KR"/>
+        </w:rPr>
+        <w:t>원자성</w:t>
+      </w:r>
+      <w:proofErr w:type="spellEnd"/>
+      <w:r>
+        <w:rPr>
+          <w:lang w:eastAsia="ko-KR"/>
+        </w:rPr>
+        <w:t xml:space="preserve">(Atomicity) </w:t>
+      </w:r>
+      <w:r>
+        <w:rPr>
+          <w:lang w:eastAsia="ko-KR"/>
+        </w:rPr>
+        <w:t>보장</w:t>
+      </w:r>
+      <w:r>
+        <w:rPr>
+          <w:lang w:eastAsia="ko-KR"/>
+        </w:rPr>
+        <w:t xml:space="preserve"> </w:t>
+      </w:r>
+      <w:r>
+        <w:rPr>
+          <w:lang w:eastAsia="ko-KR"/>
+        </w:rPr>
+        <w:t>불가</w:t>
+      </w:r>
+      <w:r>
+        <w:rPr>
+          <w:lang w:eastAsia="ko-KR"/>
+        </w:rPr>
+        <w:t>.</w:t>
+      </w:r>
+      <w:r>
+        <w:rPr>
+          <w:lang w:eastAsia="ko-KR"/>
+        </w:rPr>
+        <w:br/>
+        <w:t xml:space="preserve">• </w:t>
+      </w:r>
+      <w:r>
+        <w:rPr>
+          <w:lang w:eastAsia="ko-KR"/>
+        </w:rPr>
+        <w:t>해결</w:t>
+      </w:r>
+      <w:r>
+        <w:rPr>
+          <w:lang w:eastAsia="ko-KR"/>
+        </w:rPr>
+        <w:t>: platform_sender.py</w:t>
+      </w:r>
+      <w:r>
+        <w:rPr>
+          <w:lang w:eastAsia="ko-KR"/>
+        </w:rPr>
+        <w:t>에</w:t>
+      </w:r>
+      <w:r>
+        <w:rPr>
+          <w:lang w:eastAsia="ko-KR"/>
+        </w:rPr>
+        <w:t xml:space="preserve"> </w:t>
+      </w:r>
+      <w:r>
+        <w:rPr>
+          <w:lang w:eastAsia="ko-KR"/>
+        </w:rPr>
+        <w:t>고유</w:t>
+      </w:r>
+      <w:r>
+        <w:rPr>
+          <w:lang w:eastAsia="ko-KR"/>
+        </w:rPr>
+        <w:t xml:space="preserve"> report_id</w:t>
+      </w:r>
+      <w:r>
+        <w:rPr>
+          <w:lang w:eastAsia="ko-KR"/>
+        </w:rPr>
+        <w:t>를</w:t>
+      </w:r>
+      <w:r>
+        <w:rPr>
+          <w:lang w:eastAsia="ko-KR"/>
+        </w:rPr>
+        <w:t xml:space="preserve"> </w:t>
+      </w:r>
+      <w:r>
+        <w:rPr>
+          <w:lang w:eastAsia="ko-KR"/>
+        </w:rPr>
+        <w:t>강제</w:t>
+      </w:r>
+      <w:r>
+        <w:rPr>
+          <w:lang w:eastAsia="ko-KR"/>
+        </w:rPr>
+        <w:t xml:space="preserve"> </w:t>
+      </w:r>
+      <w:r>
+        <w:rPr>
+          <w:lang w:eastAsia="ko-KR"/>
+        </w:rPr>
+        <w:t>부여해</w:t>
+      </w:r>
+      <w:r>
+        <w:rPr>
+          <w:lang w:eastAsia="ko-KR"/>
+        </w:rPr>
+        <w:t xml:space="preserve"> </w:t>
+      </w:r>
+      <w:proofErr w:type="spellStart"/>
+      <w:r>
+        <w:rPr>
+          <w:lang w:eastAsia="ko-KR"/>
+        </w:rPr>
+        <w:t>멱등성</w:t>
+      </w:r>
+      <w:proofErr w:type="spellEnd"/>
+      <w:r>
+        <w:rPr>
+          <w:lang w:eastAsia="ko-KR"/>
+        </w:rPr>
+        <w:t>(Idempotency)</w:t>
+      </w:r>
+      <w:r>
+        <w:rPr>
+          <w:lang w:eastAsia="ko-KR"/>
+        </w:rPr>
+        <w:t>을</w:t>
+      </w:r>
+      <w:r>
+        <w:rPr>
+          <w:lang w:eastAsia="ko-KR"/>
+        </w:rPr>
+        <w:t xml:space="preserve"> </w:t>
+      </w:r>
+      <w:r>
+        <w:rPr>
+          <w:lang w:eastAsia="ko-KR"/>
+        </w:rPr>
+        <w:t>확보하고</w:t>
+      </w:r>
+      <w:r>
+        <w:rPr>
+          <w:lang w:eastAsia="ko-KR"/>
+        </w:rPr>
+        <w:t xml:space="preserve">, </w:t>
+      </w:r>
+      <w:r>
+        <w:rPr>
+          <w:lang w:eastAsia="ko-KR"/>
+        </w:rPr>
+        <w:t>실패</w:t>
+      </w:r>
+      <w:r>
+        <w:rPr>
+          <w:lang w:eastAsia="ko-KR"/>
+        </w:rPr>
+        <w:t xml:space="preserve"> </w:t>
+      </w:r>
+      <w:r>
+        <w:rPr>
+          <w:lang w:eastAsia="ko-KR"/>
+        </w:rPr>
+        <w:t>시</w:t>
+      </w:r>
+      <w:r>
+        <w:rPr>
+          <w:lang w:eastAsia="ko-KR"/>
+        </w:rPr>
+        <w:t xml:space="preserve"> </w:t>
+      </w:r>
+      <w:r>
+        <w:rPr>
+          <w:lang w:eastAsia="ko-KR"/>
+        </w:rPr>
+        <w:t>성공할</w:t>
+      </w:r>
+      <w:r>
+        <w:rPr>
+          <w:lang w:eastAsia="ko-KR"/>
+        </w:rPr>
+        <w:t xml:space="preserve"> </w:t>
+      </w:r>
+      <w:r>
+        <w:rPr>
+          <w:lang w:eastAsia="ko-KR"/>
+        </w:rPr>
+        <w:t>때까지</w:t>
+      </w:r>
+      <w:r>
+        <w:rPr>
+          <w:lang w:eastAsia="ko-KR"/>
+        </w:rPr>
+        <w:t xml:space="preserve"> </w:t>
+      </w:r>
+      <w:r>
+        <w:rPr>
+          <w:lang w:eastAsia="ko-KR"/>
+        </w:rPr>
+        <w:t>지수</w:t>
+      </w:r>
+      <w:r>
+        <w:rPr>
+          <w:lang w:eastAsia="ko-KR"/>
+        </w:rPr>
+        <w:t xml:space="preserve"> </w:t>
+      </w:r>
+      <w:proofErr w:type="spellStart"/>
+      <w:r>
+        <w:rPr>
+          <w:lang w:eastAsia="ko-KR"/>
+        </w:rPr>
+        <w:t>백오프로</w:t>
+      </w:r>
+      <w:proofErr w:type="spellEnd"/>
+      <w:r>
+        <w:rPr>
+          <w:lang w:eastAsia="ko-KR"/>
+        </w:rPr>
+        <w:t xml:space="preserve"> </w:t>
+      </w:r>
+      <w:r>
+        <w:rPr>
+          <w:lang w:eastAsia="ko-KR"/>
+        </w:rPr>
+        <w:t>재전송하는</w:t>
+      </w:r>
+      <w:r>
+        <w:rPr>
+          <w:lang w:eastAsia="ko-KR"/>
+        </w:rPr>
+        <w:t xml:space="preserve"> platform_retry.py </w:t>
+      </w:r>
+      <w:r>
+        <w:rPr>
+          <w:lang w:eastAsia="ko-KR"/>
+        </w:rPr>
+        <w:t>데몬을</w:t>
+      </w:r>
+      <w:r>
+        <w:rPr>
+          <w:lang w:eastAsia="ko-KR"/>
+        </w:rPr>
+        <w:t xml:space="preserve"> </w:t>
+      </w:r>
+      <w:r>
+        <w:rPr>
+          <w:lang w:eastAsia="ko-KR"/>
+        </w:rPr>
+        <w:t>구축해</w:t>
+      </w:r>
+      <w:r>
+        <w:rPr>
+          <w:lang w:eastAsia="ko-KR"/>
+        </w:rPr>
+        <w:t xml:space="preserve"> </w:t>
+      </w:r>
+      <w:proofErr w:type="spellStart"/>
+      <w:r>
+        <w:rPr>
+          <w:lang w:eastAsia="ko-KR"/>
+        </w:rPr>
+        <w:t>내결함성</w:t>
+      </w:r>
+      <w:proofErr w:type="spellEnd"/>
+      <w:r>
+        <w:rPr>
+          <w:lang w:eastAsia="ko-KR"/>
+        </w:rPr>
+        <w:t xml:space="preserve">(Fault-tolerance) </w:t>
+      </w:r>
+      <w:r>
+        <w:rPr>
+          <w:lang w:eastAsia="ko-KR"/>
+        </w:rPr>
+        <w:t>인프라</w:t>
+      </w:r>
+      <w:r>
+        <w:rPr>
+          <w:lang w:eastAsia="ko-KR"/>
+        </w:rPr>
+        <w:t xml:space="preserve"> </w:t>
+      </w:r>
+      <w:r>
+        <w:rPr>
+          <w:lang w:eastAsia="ko-KR"/>
+        </w:rPr>
+        <w:t>완성</w:t>
+      </w:r>
+      <w:r>
+        <w:rPr>
+          <w:lang w:eastAsia="ko-KR"/>
+        </w:rPr>
+        <w:t>.</w:t>
+      </w:r>
+    </w:p>
+    <w:p>
+      <w:pPr>
+        <w:spacing w:before="160" w:after="40"/>
+        <w:rPr>
+          <w:lang w:eastAsia="ko-KR"/>
+        </w:rPr>
+      </w:pPr>
+      <w:r>
+        <w:rPr>
+          <w:b/>
+          <w:color w:val="0284C7"/>
+          <w:lang w:eastAsia="ko-KR"/>
+        </w:rPr>
+        <w:t>프론트엔드</w:t>
+      </w:r>
+      <w:r>
+        <w:rPr>
+          <w:b/>
+          <w:color w:val="0284C7"/>
+          <w:lang w:eastAsia="ko-KR"/>
+        </w:rPr>
+        <w:t xml:space="preserve"> </w:t>
+      </w:r>
+      <w:r>
+        <w:rPr>
+          <w:b/>
+          <w:color w:val="0284C7"/>
+          <w:lang w:eastAsia="ko-KR"/>
+        </w:rPr>
+        <w:t>포트</w:t>
+      </w:r>
+      <w:r>
+        <w:rPr>
+          <w:b/>
+          <w:color w:val="0284C7"/>
+          <w:lang w:eastAsia="ko-KR"/>
+        </w:rPr>
+        <w:t xml:space="preserve"> </w:t>
+      </w:r>
+      <w:r>
+        <w:rPr>
+          <w:b/>
+          <w:color w:val="0284C7"/>
+          <w:lang w:eastAsia="ko-KR"/>
+        </w:rPr>
+        <w:t>충돌</w:t>
+      </w:r>
+      <w:r>
+        <w:rPr>
+          <w:b/>
+          <w:color w:val="0284C7"/>
+          <w:lang w:eastAsia="ko-KR"/>
+        </w:rPr>
+        <w:t xml:space="preserve"> </w:t>
+      </w:r>
+      <w:r>
+        <w:rPr>
+          <w:b/>
+          <w:color w:val="0284C7"/>
+          <w:lang w:eastAsia="ko-KR"/>
+        </w:rPr>
+        <w:t>및</w:t>
+      </w:r>
+      <w:r>
+        <w:rPr>
+          <w:b/>
+          <w:color w:val="0284C7"/>
+          <w:lang w:eastAsia="ko-KR"/>
+        </w:rPr>
+        <w:t xml:space="preserve"> </w:t>
+      </w:r>
+      <w:r>
+        <w:rPr>
+          <w:b/>
+          <w:color w:val="0284C7"/>
+          <w:lang w:eastAsia="ko-KR"/>
+        </w:rPr>
+        <w:t>세션</w:t>
+      </w:r>
+      <w:r>
+        <w:rPr>
+          <w:b/>
+          <w:color w:val="0284C7"/>
+          <w:lang w:eastAsia="ko-KR"/>
+        </w:rPr>
+        <w:t xml:space="preserve"> </w:t>
+      </w:r>
+      <w:r>
+        <w:rPr>
+          <w:b/>
+          <w:color w:val="0284C7"/>
+          <w:lang w:eastAsia="ko-KR"/>
+        </w:rPr>
+        <w:t>혼선</w:t>
+      </w:r>
+      <w:r>
+        <w:rPr>
+          <w:b/>
+          <w:color w:val="0284C7"/>
+          <w:lang w:eastAsia="ko-KR"/>
+        </w:rPr>
+        <w:t xml:space="preserve"> </w:t>
+      </w:r>
+      <w:r>
+        <w:rPr>
+          <w:b/>
+          <w:color w:val="0284C7"/>
+          <w:lang w:eastAsia="ko-KR"/>
+        </w:rPr>
+        <w:t>제어</w:t>
+      </w:r>
+    </w:p>
+    <w:p>
+      <w:pPr>
+        <w:spacing w:after="120" w:line="300" w:lineRule="auto"/>
+        <w:rPr>
+          <w:lang w:eastAsia="ko-KR"/>
+        </w:rPr>
+      </w:pPr>
+      <w:r>
+        <w:rPr>
+          <w:lang w:eastAsia="ko-KR"/>
+        </w:rPr>
+        <w:t xml:space="preserve">• </w:t>
+      </w:r>
+      <w:r>
+        <w:rPr>
+          <w:lang w:eastAsia="ko-KR"/>
+        </w:rPr>
+        <w:t>현상</w:t>
+      </w:r>
+      <w:r>
+        <w:rPr>
+          <w:lang w:eastAsia="ko-KR"/>
+        </w:rPr>
+        <w:t>: 5</w:t>
+      </w:r>
+      <w:r>
+        <w:rPr>
+          <w:lang w:eastAsia="ko-KR"/>
+        </w:rPr>
+        <w:t>개</w:t>
+      </w:r>
+      <w:r>
+        <w:rPr>
+          <w:lang w:eastAsia="ko-KR"/>
+        </w:rPr>
+        <w:t xml:space="preserve"> </w:t>
+      </w:r>
+      <w:r>
+        <w:rPr>
+          <w:lang w:eastAsia="ko-KR"/>
+        </w:rPr>
+        <w:t>에이전트</w:t>
+      </w:r>
+      <w:r>
+        <w:rPr>
+          <w:lang w:eastAsia="ko-KR"/>
+        </w:rPr>
+        <w:t xml:space="preserve"> </w:t>
+      </w:r>
+      <w:r>
+        <w:rPr>
+          <w:lang w:eastAsia="ko-KR"/>
+        </w:rPr>
+        <w:t>동시</w:t>
+      </w:r>
+      <w:r>
+        <w:rPr>
+          <w:lang w:eastAsia="ko-KR"/>
+        </w:rPr>
+        <w:t xml:space="preserve"> </w:t>
+      </w:r>
+      <w:r>
+        <w:rPr>
+          <w:lang w:eastAsia="ko-KR"/>
+        </w:rPr>
+        <w:t>구동</w:t>
+      </w:r>
+      <w:r>
+        <w:rPr>
+          <w:lang w:eastAsia="ko-KR"/>
+        </w:rPr>
+        <w:t xml:space="preserve"> </w:t>
+      </w:r>
+      <w:r>
+        <w:rPr>
+          <w:lang w:eastAsia="ko-KR"/>
+        </w:rPr>
+        <w:t>시</w:t>
+      </w:r>
+      <w:r>
+        <w:rPr>
+          <w:lang w:eastAsia="ko-KR"/>
+        </w:rPr>
+        <w:t xml:space="preserve"> </w:t>
+      </w:r>
+      <w:r>
+        <w:rPr>
+          <w:lang w:eastAsia="ko-KR"/>
+        </w:rPr>
+        <w:t>포트</w:t>
+      </w:r>
+      <w:r>
+        <w:rPr>
+          <w:lang w:eastAsia="ko-KR"/>
+        </w:rPr>
+        <w:t xml:space="preserve"> </w:t>
+      </w:r>
+      <w:r>
+        <w:rPr>
+          <w:lang w:eastAsia="ko-KR"/>
+        </w:rPr>
+        <w:t>중복으로</w:t>
+      </w:r>
+      <w:r>
+        <w:rPr>
+          <w:lang w:eastAsia="ko-KR"/>
+        </w:rPr>
+        <w:t xml:space="preserve"> </w:t>
+      </w:r>
+      <w:r>
+        <w:rPr>
+          <w:lang w:eastAsia="ko-KR"/>
+        </w:rPr>
+        <w:t>인해</w:t>
+      </w:r>
+      <w:r>
+        <w:rPr>
+          <w:lang w:eastAsia="ko-KR"/>
+        </w:rPr>
+        <w:t xml:space="preserve"> </w:t>
+      </w:r>
+      <w:r>
+        <w:rPr>
+          <w:lang w:eastAsia="ko-KR"/>
+        </w:rPr>
+        <w:t>화면</w:t>
+      </w:r>
+      <w:r>
+        <w:rPr>
+          <w:lang w:eastAsia="ko-KR"/>
+        </w:rPr>
+        <w:t xml:space="preserve"> </w:t>
+      </w:r>
+      <w:r>
+        <w:rPr>
+          <w:lang w:eastAsia="ko-KR"/>
+        </w:rPr>
+        <w:t>라우팅이</w:t>
+      </w:r>
+      <w:r>
+        <w:rPr>
+          <w:lang w:eastAsia="ko-KR"/>
+        </w:rPr>
+        <w:t xml:space="preserve"> </w:t>
+      </w:r>
+      <w:r>
+        <w:rPr>
+          <w:lang w:eastAsia="ko-KR"/>
+        </w:rPr>
+        <w:t>꼬이고</w:t>
+      </w:r>
+      <w:r>
+        <w:rPr>
+          <w:lang w:eastAsia="ko-KR"/>
+        </w:rPr>
+        <w:t xml:space="preserve"> </w:t>
+      </w:r>
+      <w:proofErr w:type="spellStart"/>
+      <w:r>
+        <w:rPr>
+          <w:lang w:eastAsia="ko-KR"/>
+        </w:rPr>
+        <w:t>백엔드</w:t>
+      </w:r>
+      <w:proofErr w:type="spellEnd"/>
+      <w:r>
+        <w:rPr>
+          <w:lang w:eastAsia="ko-KR"/>
+        </w:rPr>
+        <w:t xml:space="preserve"> CORS </w:t>
+      </w:r>
+      <w:r>
+        <w:rPr>
+          <w:lang w:eastAsia="ko-KR"/>
+        </w:rPr>
+        <w:t>세션이</w:t>
+      </w:r>
+      <w:r>
+        <w:rPr>
+          <w:lang w:eastAsia="ko-KR"/>
+        </w:rPr>
+        <w:t xml:space="preserve"> </w:t>
+      </w:r>
+      <w:r>
+        <w:rPr>
+          <w:lang w:eastAsia="ko-KR"/>
+        </w:rPr>
+        <w:t>뒤섞임</w:t>
+      </w:r>
+      <w:r>
+        <w:rPr>
+          <w:lang w:eastAsia="ko-KR"/>
+        </w:rPr>
+        <w:t>.</w:t>
+      </w:r>
+      <w:r>
+        <w:rPr>
+          <w:lang w:eastAsia="ko-KR"/>
+        </w:rPr>
+        <w:br/>
+        <w:t xml:space="preserve">• </w:t>
+      </w:r>
+      <w:r>
+        <w:rPr>
+          <w:lang w:eastAsia="ko-KR"/>
+        </w:rPr>
+        <w:t>원인</w:t>
+      </w:r>
+      <w:r>
+        <w:rPr>
+          <w:lang w:eastAsia="ko-KR"/>
+        </w:rPr>
+        <w:t xml:space="preserve">: </w:t>
+      </w:r>
+      <w:r>
+        <w:rPr>
+          <w:lang w:eastAsia="ko-KR"/>
+        </w:rPr>
+        <w:t>각</w:t>
+      </w:r>
+      <w:r>
+        <w:rPr>
+          <w:lang w:eastAsia="ko-KR"/>
+        </w:rPr>
+        <w:t xml:space="preserve"> </w:t>
+      </w:r>
+      <w:r>
+        <w:rPr>
+          <w:lang w:eastAsia="ko-KR"/>
+        </w:rPr>
+        <w:t>세션이</w:t>
+      </w:r>
+      <w:r>
+        <w:rPr>
+          <w:lang w:eastAsia="ko-KR"/>
+        </w:rPr>
+        <w:t xml:space="preserve"> </w:t>
+      </w:r>
+      <w:r>
+        <w:rPr>
+          <w:lang w:eastAsia="ko-KR"/>
+        </w:rPr>
+        <w:t>독립적으로</w:t>
+      </w:r>
+      <w:r>
+        <w:rPr>
+          <w:lang w:eastAsia="ko-KR"/>
+        </w:rPr>
+        <w:t xml:space="preserve"> </w:t>
+      </w:r>
+      <w:r>
+        <w:rPr>
+          <w:lang w:eastAsia="ko-KR"/>
+        </w:rPr>
+        <w:t>개발되면서</w:t>
+      </w:r>
+      <w:r>
+        <w:rPr>
+          <w:lang w:eastAsia="ko-KR"/>
+        </w:rPr>
+        <w:t xml:space="preserve"> </w:t>
+      </w:r>
+      <w:r>
+        <w:rPr>
+          <w:lang w:eastAsia="ko-KR"/>
+        </w:rPr>
+        <w:t>동일</w:t>
+      </w:r>
+      <w:r>
+        <w:rPr>
+          <w:lang w:eastAsia="ko-KR"/>
+        </w:rPr>
+        <w:t xml:space="preserve"> </w:t>
+      </w:r>
+      <w:r>
+        <w:rPr>
+          <w:lang w:eastAsia="ko-KR"/>
+        </w:rPr>
+        <w:t>포트</w:t>
+      </w:r>
+      <w:r>
+        <w:rPr>
+          <w:lang w:eastAsia="ko-KR"/>
+        </w:rPr>
+        <w:t xml:space="preserve"> </w:t>
+      </w:r>
+      <w:r>
+        <w:rPr>
+          <w:lang w:eastAsia="ko-KR"/>
+        </w:rPr>
+        <w:t>번호</w:t>
+      </w:r>
+      <w:r>
+        <w:rPr>
+          <w:lang w:eastAsia="ko-KR"/>
+        </w:rPr>
+        <w:t>(5173, 3000)</w:t>
+      </w:r>
+      <w:r>
+        <w:rPr>
+          <w:lang w:eastAsia="ko-KR"/>
+        </w:rPr>
+        <w:t>가</w:t>
+      </w:r>
+      <w:r>
+        <w:rPr>
+          <w:lang w:eastAsia="ko-KR"/>
+        </w:rPr>
+        <w:t xml:space="preserve"> </w:t>
+      </w:r>
+      <w:r>
+        <w:rPr>
+          <w:lang w:eastAsia="ko-KR"/>
+        </w:rPr>
+        <w:t>중복</w:t>
+      </w:r>
+      <w:r>
+        <w:rPr>
+          <w:lang w:eastAsia="ko-KR"/>
+        </w:rPr>
+        <w:t xml:space="preserve"> </w:t>
+      </w:r>
+      <w:r>
+        <w:rPr>
+          <w:lang w:eastAsia="ko-KR"/>
+        </w:rPr>
+        <w:t>할당됨</w:t>
+      </w:r>
+      <w:r>
+        <w:rPr>
+          <w:lang w:eastAsia="ko-KR"/>
+        </w:rPr>
+        <w:t>.</w:t>
+      </w:r>
+      <w:r>
+        <w:rPr>
+          <w:lang w:eastAsia="ko-KR"/>
+        </w:rPr>
+        <w:br/>
+        <w:t xml:space="preserve">• </w:t>
+      </w:r>
+      <w:r>
+        <w:rPr>
+          <w:lang w:eastAsia="ko-KR"/>
+        </w:rPr>
+        <w:t>해결</w:t>
+      </w:r>
+      <w:r>
+        <w:rPr>
+          <w:lang w:eastAsia="ko-KR"/>
+        </w:rPr>
+        <w:t xml:space="preserve">: </w:t>
+      </w:r>
+      <w:r>
+        <w:rPr>
+          <w:lang w:eastAsia="ko-KR"/>
+        </w:rPr>
+        <w:t>플랫폼</w:t>
+      </w:r>
+      <w:r>
+        <w:rPr>
+          <w:lang w:eastAsia="ko-KR"/>
+        </w:rPr>
+        <w:t xml:space="preserve">(5174), </w:t>
+      </w:r>
+      <w:r>
+        <w:rPr>
+          <w:lang w:eastAsia="ko-KR"/>
+        </w:rPr>
+        <w:t>라벨</w:t>
+      </w:r>
+      <w:r>
+        <w:rPr>
+          <w:lang w:eastAsia="ko-KR"/>
+        </w:rPr>
+        <w:t xml:space="preserve">(5173), </w:t>
+      </w:r>
+      <w:r>
+        <w:rPr>
+          <w:lang w:eastAsia="ko-KR"/>
+        </w:rPr>
+        <w:t>옷감</w:t>
+      </w:r>
+      <w:r>
+        <w:rPr>
+          <w:lang w:eastAsia="ko-KR"/>
+        </w:rPr>
+        <w:t xml:space="preserve">(3000), </w:t>
+      </w:r>
+      <w:r>
+        <w:rPr>
+          <w:lang w:eastAsia="ko-KR"/>
+        </w:rPr>
+        <w:t>지퍼단추</w:t>
+      </w:r>
+      <w:r>
+        <w:rPr>
+          <w:lang w:eastAsia="ko-KR"/>
+        </w:rPr>
+        <w:t xml:space="preserve">(5175), </w:t>
+      </w:r>
+      <w:r>
+        <w:rPr>
+          <w:lang w:eastAsia="ko-KR"/>
+        </w:rPr>
+        <w:t>물류</w:t>
+      </w:r>
+      <w:r>
+        <w:rPr>
+          <w:lang w:eastAsia="ko-KR"/>
+        </w:rPr>
+        <w:t xml:space="preserve">(3001), </w:t>
+      </w:r>
+      <w:r>
+        <w:rPr>
+          <w:lang w:eastAsia="ko-KR"/>
+        </w:rPr>
+        <w:t>파서</w:t>
+      </w:r>
+      <w:r>
+        <w:rPr>
+          <w:lang w:eastAsia="ko-KR"/>
+        </w:rPr>
+        <w:t xml:space="preserve">(8010) </w:t>
+      </w:r>
+      <w:r>
+        <w:rPr>
+          <w:lang w:eastAsia="ko-KR"/>
+        </w:rPr>
+        <w:t>등</w:t>
+      </w:r>
+      <w:r>
+        <w:rPr>
+          <w:lang w:eastAsia="ko-KR"/>
+        </w:rPr>
+        <w:t xml:space="preserve"> </w:t>
+      </w:r>
+      <w:r>
+        <w:rPr>
+          <w:lang w:eastAsia="ko-KR"/>
+        </w:rPr>
+        <w:t>서비스</w:t>
+      </w:r>
+      <w:r>
+        <w:rPr>
+          <w:lang w:eastAsia="ko-KR"/>
+        </w:rPr>
+        <w:t xml:space="preserve"> </w:t>
+      </w:r>
+      <w:proofErr w:type="spellStart"/>
+      <w:r>
+        <w:rPr>
+          <w:lang w:eastAsia="ko-KR"/>
+        </w:rPr>
+        <w:t>경계별</w:t>
+      </w:r>
+      <w:proofErr w:type="spellEnd"/>
+      <w:r>
+        <w:rPr>
+          <w:lang w:eastAsia="ko-KR"/>
+        </w:rPr>
+        <w:t xml:space="preserve"> </w:t>
+      </w:r>
+      <w:r>
+        <w:rPr>
+          <w:lang w:eastAsia="ko-KR"/>
+        </w:rPr>
+        <w:t>전용</w:t>
+      </w:r>
+      <w:r>
+        <w:rPr>
+          <w:lang w:eastAsia="ko-KR"/>
+        </w:rPr>
+        <w:t xml:space="preserve"> </w:t>
+      </w:r>
+      <w:r>
+        <w:rPr>
+          <w:lang w:eastAsia="ko-KR"/>
+        </w:rPr>
+        <w:t>포트</w:t>
+      </w:r>
+      <w:r>
+        <w:rPr>
+          <w:lang w:eastAsia="ko-KR"/>
+        </w:rPr>
+        <w:t xml:space="preserve"> </w:t>
+      </w:r>
+      <w:proofErr w:type="spellStart"/>
+      <w:r>
+        <w:rPr>
+          <w:lang w:eastAsia="ko-KR"/>
+        </w:rPr>
+        <w:t>맵핑</w:t>
+      </w:r>
+      <w:proofErr w:type="spellEnd"/>
+      <w:r>
+        <w:rPr>
+          <w:lang w:eastAsia="ko-KR"/>
+        </w:rPr>
+        <w:t xml:space="preserve"> </w:t>
+      </w:r>
+      <w:r>
+        <w:rPr>
+          <w:lang w:eastAsia="ko-KR"/>
+        </w:rPr>
+        <w:t>시스템을</w:t>
+      </w:r>
+      <w:r>
+        <w:rPr>
+          <w:lang w:eastAsia="ko-KR"/>
+        </w:rPr>
+        <w:t xml:space="preserve"> </w:t>
+      </w:r>
+      <w:r>
+        <w:rPr>
+          <w:lang w:eastAsia="ko-KR"/>
+        </w:rPr>
+        <w:t>수립하여</w:t>
+      </w:r>
+      <w:r>
+        <w:rPr>
+          <w:lang w:eastAsia="ko-KR"/>
+        </w:rPr>
+        <w:t xml:space="preserve"> </w:t>
+      </w:r>
+      <w:r>
+        <w:rPr>
+          <w:lang w:eastAsia="ko-KR"/>
+        </w:rPr>
+        <w:t>구동</w:t>
+      </w:r>
+      <w:r>
+        <w:rPr>
+          <w:lang w:eastAsia="ko-KR"/>
+        </w:rPr>
+        <w:t xml:space="preserve"> </w:t>
+      </w:r>
+      <w:r>
+        <w:rPr>
+          <w:lang w:eastAsia="ko-KR"/>
+        </w:rPr>
+        <w:t>안정성</w:t>
+      </w:r>
+      <w:r>
+        <w:rPr>
+          <w:lang w:eastAsia="ko-KR"/>
+        </w:rPr>
+        <w:t xml:space="preserve"> </w:t>
+      </w:r>
+      <w:r>
+        <w:rPr>
+          <w:lang w:eastAsia="ko-KR"/>
+        </w:rPr>
+        <w:t>확보</w:t>
+      </w:r>
+      <w:r>
+        <w:rPr>
+          <w:lang w:eastAsia="ko-KR"/>
+        </w:rPr>
+        <w:t>.</w:t>
+      </w:r>
+    </w:p>
+    <w:p>
+      <w:pPr>
+        <w:spacing w:before="160" w:after="40"/>
+        <w:rPr>
+          <w:lang w:eastAsia="ko-KR"/>
+        </w:rPr>
+      </w:pPr>
+      <w:r>
+        <w:rPr>
+          <w:b/>
+          <w:color w:val="0284C7"/>
+          <w:lang w:eastAsia="ko-KR"/>
+        </w:rPr>
+        <w:lastRenderedPageBreak/>
+        <w:t>동일</w:t>
+      </w:r>
+      <w:r>
+        <w:rPr>
+          <w:b/>
+          <w:color w:val="0284C7"/>
+          <w:lang w:eastAsia="ko-KR"/>
+        </w:rPr>
+        <w:t xml:space="preserve"> </w:t>
+      </w:r>
+      <w:r>
+        <w:rPr>
+          <w:b/>
+          <w:color w:val="0284C7"/>
+          <w:lang w:eastAsia="ko-KR"/>
+        </w:rPr>
+        <w:t>묶음</w:t>
+      </w:r>
+      <w:r>
+        <w:rPr>
+          <w:b/>
+          <w:color w:val="0284C7"/>
+          <w:lang w:eastAsia="ko-KR"/>
+        </w:rPr>
+        <w:t xml:space="preserve"> </w:t>
+      </w:r>
+      <w:r>
+        <w:rPr>
+          <w:b/>
+          <w:color w:val="0284C7"/>
+          <w:lang w:eastAsia="ko-KR"/>
+        </w:rPr>
+        <w:t>출고</w:t>
+      </w:r>
+      <w:r>
+        <w:rPr>
+          <w:b/>
+          <w:color w:val="0284C7"/>
+          <w:lang w:eastAsia="ko-KR"/>
+        </w:rPr>
+        <w:t xml:space="preserve"> </w:t>
+      </w:r>
+      <w:r>
+        <w:rPr>
+          <w:b/>
+          <w:color w:val="0284C7"/>
+          <w:lang w:eastAsia="ko-KR"/>
+        </w:rPr>
+        <w:t>완료의</w:t>
+      </w:r>
+      <w:r>
+        <w:rPr>
+          <w:b/>
+          <w:color w:val="0284C7"/>
+          <w:lang w:eastAsia="ko-KR"/>
+        </w:rPr>
+        <w:t xml:space="preserve"> </w:t>
+      </w:r>
+      <w:r>
+        <w:rPr>
+          <w:b/>
+          <w:color w:val="0284C7"/>
+          <w:lang w:eastAsia="ko-KR"/>
+        </w:rPr>
+        <w:t>누적</w:t>
+      </w:r>
+      <w:r>
+        <w:rPr>
+          <w:b/>
+          <w:color w:val="0284C7"/>
+          <w:lang w:eastAsia="ko-KR"/>
+        </w:rPr>
+        <w:t xml:space="preserve"> </w:t>
+      </w:r>
+      <w:r>
+        <w:rPr>
+          <w:b/>
+          <w:color w:val="0284C7"/>
+          <w:lang w:eastAsia="ko-KR"/>
+        </w:rPr>
+        <w:t>재전송으로</w:t>
+      </w:r>
+      <w:r>
+        <w:rPr>
+          <w:b/>
+          <w:color w:val="0284C7"/>
+          <w:lang w:eastAsia="ko-KR"/>
+        </w:rPr>
+        <w:t xml:space="preserve"> </w:t>
+      </w:r>
+      <w:r>
+        <w:rPr>
+          <w:b/>
+          <w:color w:val="0284C7"/>
+          <w:lang w:eastAsia="ko-KR"/>
+        </w:rPr>
+        <w:t>인한</w:t>
+      </w:r>
+      <w:r>
+        <w:rPr>
+          <w:b/>
+          <w:color w:val="0284C7"/>
+          <w:lang w:eastAsia="ko-KR"/>
+        </w:rPr>
+        <w:t xml:space="preserve"> </w:t>
+      </w:r>
+      <w:r>
+        <w:rPr>
+          <w:b/>
+          <w:color w:val="0284C7"/>
+          <w:lang w:eastAsia="ko-KR"/>
+        </w:rPr>
+        <w:t>메시지</w:t>
+      </w:r>
+      <w:r>
+        <w:rPr>
+          <w:b/>
+          <w:color w:val="0284C7"/>
+          <w:lang w:eastAsia="ko-KR"/>
+        </w:rPr>
+        <w:t xml:space="preserve"> </w:t>
+      </w:r>
+      <w:r>
+        <w:rPr>
+          <w:b/>
+          <w:color w:val="0284C7"/>
+          <w:lang w:eastAsia="ko-KR"/>
+        </w:rPr>
+        <w:t>중복</w:t>
+      </w:r>
+      <w:r>
+        <w:rPr>
+          <w:b/>
+          <w:color w:val="0284C7"/>
+          <w:lang w:eastAsia="ko-KR"/>
+        </w:rPr>
+        <w:t xml:space="preserve"> </w:t>
+      </w:r>
+      <w:proofErr w:type="spellStart"/>
+      <w:r>
+        <w:rPr>
+          <w:b/>
+          <w:color w:val="0284C7"/>
+          <w:lang w:eastAsia="ko-KR"/>
+        </w:rPr>
+        <w:t>프리징</w:t>
+      </w:r>
+      <w:proofErr w:type="spellEnd"/>
+    </w:p>
+    <w:p>
+      <w:pPr>
+        <w:spacing w:after="120" w:line="300" w:lineRule="auto"/>
+        <w:rPr>
+          <w:lang w:eastAsia="ko-KR"/>
+        </w:rPr>
+      </w:pPr>
+      <w:r>
+        <w:rPr>
+          <w:lang w:eastAsia="ko-KR"/>
+        </w:rPr>
+        <w:t xml:space="preserve">• </w:t>
+      </w:r>
+      <w:r>
+        <w:rPr>
+          <w:lang w:eastAsia="ko-KR"/>
+        </w:rPr>
+        <w:t>현상</w:t>
+      </w:r>
+      <w:r>
+        <w:rPr>
+          <w:lang w:eastAsia="ko-KR"/>
+        </w:rPr>
+        <w:t xml:space="preserve">: </w:t>
+      </w:r>
+      <w:r>
+        <w:rPr>
+          <w:lang w:eastAsia="ko-KR"/>
+        </w:rPr>
+        <w:t>라벨사가</w:t>
+      </w:r>
+      <w:r>
+        <w:rPr>
+          <w:lang w:eastAsia="ko-KR"/>
+        </w:rPr>
+        <w:t xml:space="preserve"> </w:t>
+      </w:r>
+      <w:r>
+        <w:rPr>
+          <w:lang w:eastAsia="ko-KR"/>
+        </w:rPr>
+        <w:t>동일</w:t>
+      </w:r>
+      <w:r>
+        <w:rPr>
+          <w:lang w:eastAsia="ko-KR"/>
+        </w:rPr>
+        <w:t xml:space="preserve"> </w:t>
+      </w:r>
+      <w:r>
+        <w:rPr>
+          <w:lang w:eastAsia="ko-KR"/>
+        </w:rPr>
+        <w:t>납기일</w:t>
+      </w:r>
+      <w:r>
+        <w:rPr>
+          <w:lang w:eastAsia="ko-KR"/>
+        </w:rPr>
+        <w:t xml:space="preserve"> </w:t>
+      </w:r>
+      <w:r>
+        <w:rPr>
+          <w:lang w:eastAsia="ko-KR"/>
+        </w:rPr>
+        <w:t>묶음</w:t>
+      </w:r>
+      <w:r>
+        <w:rPr>
+          <w:lang w:eastAsia="ko-KR"/>
+        </w:rPr>
+        <w:t xml:space="preserve"> </w:t>
+      </w:r>
+      <w:r>
+        <w:rPr>
+          <w:lang w:eastAsia="ko-KR"/>
+        </w:rPr>
+        <w:t>건에</w:t>
+      </w:r>
+      <w:r>
+        <w:rPr>
+          <w:lang w:eastAsia="ko-KR"/>
+        </w:rPr>
+        <w:t xml:space="preserve"> </w:t>
+      </w:r>
+      <w:r>
+        <w:rPr>
+          <w:lang w:eastAsia="ko-KR"/>
+        </w:rPr>
+        <w:t>대해</w:t>
+      </w:r>
+      <w:r>
+        <w:rPr>
+          <w:lang w:eastAsia="ko-KR"/>
+        </w:rPr>
+        <w:t xml:space="preserve"> </w:t>
+      </w:r>
+      <w:r>
+        <w:rPr>
+          <w:lang w:eastAsia="ko-KR"/>
+        </w:rPr>
+        <w:t>누적</w:t>
+      </w:r>
+      <w:r>
+        <w:rPr>
+          <w:lang w:eastAsia="ko-KR"/>
+        </w:rPr>
+        <w:t xml:space="preserve"> </w:t>
+      </w:r>
+      <w:r>
+        <w:rPr>
+          <w:lang w:eastAsia="ko-KR"/>
+        </w:rPr>
+        <w:t>스냅샷을</w:t>
+      </w:r>
+      <w:r>
+        <w:rPr>
+          <w:lang w:eastAsia="ko-KR"/>
+        </w:rPr>
+        <w:t xml:space="preserve"> </w:t>
+      </w:r>
+      <w:r>
+        <w:rPr>
+          <w:lang w:eastAsia="ko-KR"/>
+        </w:rPr>
+        <w:t>재전송할</w:t>
+      </w:r>
+      <w:r>
+        <w:rPr>
+          <w:lang w:eastAsia="ko-KR"/>
+        </w:rPr>
+        <w:t xml:space="preserve"> </w:t>
+      </w:r>
+      <w:r>
+        <w:rPr>
+          <w:lang w:eastAsia="ko-KR"/>
+        </w:rPr>
+        <w:t>때마다</w:t>
+      </w:r>
+      <w:r>
+        <w:rPr>
+          <w:lang w:eastAsia="ko-KR"/>
+        </w:rPr>
+        <w:t xml:space="preserve"> </w:t>
+      </w:r>
+      <w:r>
+        <w:rPr>
+          <w:lang w:eastAsia="ko-KR"/>
+        </w:rPr>
+        <w:t>플랫폼</w:t>
+      </w:r>
+      <w:r>
+        <w:rPr>
+          <w:lang w:eastAsia="ko-KR"/>
+        </w:rPr>
+        <w:t xml:space="preserve"> </w:t>
+      </w:r>
+      <w:proofErr w:type="spellStart"/>
+      <w:r>
+        <w:rPr>
+          <w:lang w:eastAsia="ko-KR"/>
+        </w:rPr>
+        <w:t>채팅창에</w:t>
+      </w:r>
+      <w:proofErr w:type="spellEnd"/>
+      <w:r>
+        <w:rPr>
+          <w:lang w:eastAsia="ko-KR"/>
+        </w:rPr>
+        <w:t xml:space="preserve"> </w:t>
+      </w:r>
+      <w:r>
+        <w:rPr>
+          <w:lang w:eastAsia="ko-KR"/>
+        </w:rPr>
+        <w:t>과거</w:t>
+      </w:r>
+      <w:r>
+        <w:rPr>
+          <w:lang w:eastAsia="ko-KR"/>
+        </w:rPr>
+        <w:t xml:space="preserve"> </w:t>
+      </w:r>
+      <w:r>
+        <w:rPr>
+          <w:lang w:eastAsia="ko-KR"/>
+        </w:rPr>
+        <w:t>데이터가</w:t>
+      </w:r>
+      <w:r>
+        <w:rPr>
+          <w:lang w:eastAsia="ko-KR"/>
+        </w:rPr>
+        <w:t xml:space="preserve"> </w:t>
+      </w:r>
+      <w:r>
+        <w:rPr>
+          <w:lang w:eastAsia="ko-KR"/>
+        </w:rPr>
+        <w:t>중복</w:t>
+      </w:r>
+      <w:r>
+        <w:rPr>
+          <w:lang w:eastAsia="ko-KR"/>
+        </w:rPr>
+        <w:t xml:space="preserve"> </w:t>
+      </w:r>
+      <w:r>
+        <w:rPr>
+          <w:lang w:eastAsia="ko-KR"/>
+        </w:rPr>
+        <w:t>도배됨</w:t>
+      </w:r>
+      <w:r>
+        <w:rPr>
+          <w:lang w:eastAsia="ko-KR"/>
+        </w:rPr>
+        <w:t>.</w:t>
+      </w:r>
+      <w:r>
+        <w:rPr>
+          <w:lang w:eastAsia="ko-KR"/>
+        </w:rPr>
+        <w:br/>
+        <w:t xml:space="preserve">• </w:t>
+      </w:r>
+      <w:r>
+        <w:rPr>
+          <w:lang w:eastAsia="ko-KR"/>
+        </w:rPr>
+        <w:t>원인</w:t>
+      </w:r>
+      <w:r>
+        <w:rPr>
+          <w:lang w:eastAsia="ko-KR"/>
+        </w:rPr>
+        <w:t xml:space="preserve">: </w:t>
+      </w:r>
+      <w:r>
+        <w:rPr>
+          <w:lang w:eastAsia="ko-KR"/>
+        </w:rPr>
+        <w:t>플랫폼</w:t>
+      </w:r>
+      <w:r>
+        <w:rPr>
+          <w:lang w:eastAsia="ko-KR"/>
+        </w:rPr>
+        <w:t xml:space="preserve"> </w:t>
+      </w:r>
+      <w:r>
+        <w:rPr>
+          <w:lang w:eastAsia="ko-KR"/>
+        </w:rPr>
+        <w:t>라우터에서</w:t>
+      </w:r>
+      <w:r>
+        <w:rPr>
+          <w:lang w:eastAsia="ko-KR"/>
+        </w:rPr>
+        <w:t xml:space="preserve"> </w:t>
+      </w:r>
+      <w:r>
+        <w:rPr>
+          <w:lang w:eastAsia="ko-KR"/>
+        </w:rPr>
+        <w:t>동일</w:t>
+      </w:r>
+      <w:r>
+        <w:rPr>
+          <w:lang w:eastAsia="ko-KR"/>
+        </w:rPr>
+        <w:t xml:space="preserve"> </w:t>
+      </w:r>
+      <w:r>
+        <w:rPr>
+          <w:lang w:eastAsia="ko-KR"/>
+        </w:rPr>
+        <w:t>배치의</w:t>
+      </w:r>
+      <w:r>
+        <w:rPr>
+          <w:lang w:eastAsia="ko-KR"/>
+        </w:rPr>
+        <w:t xml:space="preserve"> </w:t>
+      </w:r>
+      <w:r>
+        <w:rPr>
+          <w:lang w:eastAsia="ko-KR"/>
+        </w:rPr>
+        <w:t>과거</w:t>
+      </w:r>
+      <w:r>
+        <w:rPr>
+          <w:lang w:eastAsia="ko-KR"/>
+        </w:rPr>
+        <w:t xml:space="preserve"> </w:t>
+      </w:r>
+      <w:r>
+        <w:rPr>
+          <w:lang w:eastAsia="ko-KR"/>
+        </w:rPr>
+        <w:t>이력을</w:t>
+      </w:r>
+      <w:r>
+        <w:rPr>
+          <w:lang w:eastAsia="ko-KR"/>
+        </w:rPr>
+        <w:t xml:space="preserve"> </w:t>
+      </w:r>
+      <w:r>
+        <w:rPr>
+          <w:lang w:eastAsia="ko-KR"/>
+        </w:rPr>
+        <w:t>묶어주는</w:t>
+      </w:r>
+      <w:r>
+        <w:rPr>
+          <w:lang w:eastAsia="ko-KR"/>
+        </w:rPr>
+        <w:t xml:space="preserve"> </w:t>
+      </w:r>
+      <w:proofErr w:type="spellStart"/>
+      <w:r>
+        <w:rPr>
+          <w:lang w:eastAsia="ko-KR"/>
+        </w:rPr>
+        <w:t>디듀프</w:t>
+      </w:r>
+      <w:proofErr w:type="spellEnd"/>
+      <w:r>
+        <w:rPr>
+          <w:lang w:eastAsia="ko-KR"/>
+        </w:rPr>
+        <w:t xml:space="preserve">(Dedupe) </w:t>
+      </w:r>
+      <w:r>
+        <w:rPr>
+          <w:lang w:eastAsia="ko-KR"/>
+        </w:rPr>
+        <w:t>로직</w:t>
+      </w:r>
+      <w:r>
+        <w:rPr>
+          <w:lang w:eastAsia="ko-KR"/>
+        </w:rPr>
+        <w:t xml:space="preserve"> </w:t>
+      </w:r>
+      <w:r>
+        <w:rPr>
+          <w:lang w:eastAsia="ko-KR"/>
+        </w:rPr>
+        <w:t>부재</w:t>
+      </w:r>
+      <w:r>
+        <w:rPr>
+          <w:lang w:eastAsia="ko-KR"/>
+        </w:rPr>
+        <w:t>.</w:t>
+      </w:r>
+      <w:r>
+        <w:rPr>
+          <w:lang w:eastAsia="ko-KR"/>
+        </w:rPr>
+        <w:br/>
+        <w:t xml:space="preserve">• </w:t>
+      </w:r>
+      <w:r>
+        <w:rPr>
+          <w:lang w:eastAsia="ko-KR"/>
+        </w:rPr>
+        <w:t>해결</w:t>
+      </w:r>
+      <w:r>
+        <w:rPr>
+          <w:lang w:eastAsia="ko-KR"/>
+        </w:rPr>
+        <w:t xml:space="preserve">: </w:t>
+      </w:r>
+      <w:r>
+        <w:rPr>
+          <w:lang w:eastAsia="ko-KR"/>
+        </w:rPr>
+        <w:t>백엔드</w:t>
+      </w:r>
+      <w:r>
+        <w:rPr>
+          <w:lang w:eastAsia="ko-KR"/>
+        </w:rPr>
+        <w:t xml:space="preserve"> </w:t>
+      </w:r>
+      <w:r>
+        <w:rPr>
+          <w:lang w:eastAsia="ko-KR"/>
+        </w:rPr>
+        <w:t>서비스</w:t>
+      </w:r>
+      <w:r>
+        <w:rPr>
+          <w:lang w:eastAsia="ko-KR"/>
+        </w:rPr>
+        <w:t xml:space="preserve"> </w:t>
+      </w:r>
+      <w:r>
+        <w:rPr>
+          <w:lang w:eastAsia="ko-KR"/>
+        </w:rPr>
+        <w:t>레이어에</w:t>
+      </w:r>
+      <w:r>
+        <w:rPr>
+          <w:lang w:eastAsia="ko-KR"/>
+        </w:rPr>
+        <w:t xml:space="preserve"> </w:t>
+      </w:r>
+      <w:proofErr w:type="spellStart"/>
+      <w:r>
+        <w:rPr>
+          <w:lang w:eastAsia="ko-KR"/>
+        </w:rPr>
+        <w:t>멱등성</w:t>
+      </w:r>
+      <w:proofErr w:type="spellEnd"/>
+      <w:r>
+        <w:rPr>
+          <w:lang w:eastAsia="ko-KR"/>
+        </w:rPr>
+        <w:t xml:space="preserve"> </w:t>
+      </w:r>
+      <w:r>
+        <w:rPr>
+          <w:lang w:eastAsia="ko-KR"/>
+        </w:rPr>
+        <w:t>필터</w:t>
+      </w:r>
+      <w:r>
+        <w:rPr>
+          <w:lang w:eastAsia="ko-KR"/>
+        </w:rPr>
+        <w:t xml:space="preserve"> </w:t>
+      </w:r>
+      <w:r>
+        <w:rPr>
+          <w:lang w:eastAsia="ko-KR"/>
+        </w:rPr>
+        <w:t>함수를</w:t>
+      </w:r>
+      <w:r>
+        <w:rPr>
+          <w:lang w:eastAsia="ko-KR"/>
+        </w:rPr>
+        <w:t xml:space="preserve"> </w:t>
+      </w:r>
+      <w:r>
+        <w:rPr>
+          <w:lang w:eastAsia="ko-KR"/>
+        </w:rPr>
+        <w:t>도입</w:t>
+      </w:r>
+      <w:r>
+        <w:rPr>
+          <w:lang w:eastAsia="ko-KR"/>
+        </w:rPr>
+        <w:t xml:space="preserve">, newest-first </w:t>
+      </w:r>
+      <w:r>
+        <w:rPr>
+          <w:lang w:eastAsia="ko-KR"/>
+        </w:rPr>
+        <w:t>정렬</w:t>
+      </w:r>
+      <w:r>
+        <w:rPr>
+          <w:lang w:eastAsia="ko-KR"/>
+        </w:rPr>
+        <w:t xml:space="preserve"> </w:t>
+      </w:r>
+      <w:r>
+        <w:rPr>
+          <w:lang w:eastAsia="ko-KR"/>
+        </w:rPr>
+        <w:t>기준</w:t>
+      </w:r>
+      <w:r>
+        <w:rPr>
+          <w:lang w:eastAsia="ko-KR"/>
+        </w:rPr>
+        <w:t xml:space="preserve"> </w:t>
+      </w:r>
+      <w:r>
+        <w:rPr>
+          <w:lang w:eastAsia="ko-KR"/>
+        </w:rPr>
+        <w:t>가장</w:t>
+      </w:r>
+      <w:r>
+        <w:rPr>
+          <w:lang w:eastAsia="ko-KR"/>
+        </w:rPr>
+        <w:t xml:space="preserve"> </w:t>
+      </w:r>
+      <w:r>
+        <w:rPr>
+          <w:lang w:eastAsia="ko-KR"/>
+        </w:rPr>
+        <w:t>최신</w:t>
+      </w:r>
+      <w:r>
+        <w:rPr>
+          <w:lang w:eastAsia="ko-KR"/>
+        </w:rPr>
+        <w:t xml:space="preserve"> </w:t>
+      </w:r>
+      <w:r>
+        <w:rPr>
+          <w:lang w:eastAsia="ko-KR"/>
+        </w:rPr>
+        <w:t>상태의</w:t>
+      </w:r>
+      <w:r>
+        <w:rPr>
+          <w:lang w:eastAsia="ko-KR"/>
+        </w:rPr>
+        <w:t xml:space="preserve"> </w:t>
+      </w:r>
+      <w:r>
+        <w:rPr>
+          <w:lang w:eastAsia="ko-KR"/>
+        </w:rPr>
+        <w:t>요약</w:t>
+      </w:r>
+      <w:r>
+        <w:rPr>
+          <w:lang w:eastAsia="ko-KR"/>
+        </w:rPr>
+        <w:t xml:space="preserve"> </w:t>
+      </w:r>
+      <w:r>
+        <w:rPr>
+          <w:lang w:eastAsia="ko-KR"/>
+        </w:rPr>
+        <w:t>카드</w:t>
+      </w:r>
+      <w:r>
+        <w:rPr>
+          <w:lang w:eastAsia="ko-KR"/>
+        </w:rPr>
+        <w:t xml:space="preserve"> 1</w:t>
+      </w:r>
+      <w:r>
+        <w:rPr>
+          <w:lang w:eastAsia="ko-KR"/>
+        </w:rPr>
+        <w:t>건만</w:t>
+      </w:r>
+      <w:r>
+        <w:rPr>
+          <w:lang w:eastAsia="ko-KR"/>
+        </w:rPr>
+        <w:t xml:space="preserve"> </w:t>
+      </w:r>
+      <w:r>
+        <w:rPr>
+          <w:lang w:eastAsia="ko-KR"/>
+        </w:rPr>
+        <w:t>유저</w:t>
+      </w:r>
+      <w:r>
+        <w:rPr>
+          <w:lang w:eastAsia="ko-KR"/>
+        </w:rPr>
+        <w:t xml:space="preserve"> UI</w:t>
+      </w:r>
+      <w:r>
+        <w:rPr>
+          <w:lang w:eastAsia="ko-KR"/>
+        </w:rPr>
+        <w:t>에</w:t>
+      </w:r>
+      <w:r>
+        <w:rPr>
+          <w:lang w:eastAsia="ko-KR"/>
+        </w:rPr>
+        <w:t xml:space="preserve"> </w:t>
+      </w:r>
+      <w:proofErr w:type="spellStart"/>
+      <w:r>
+        <w:rPr>
+          <w:lang w:eastAsia="ko-KR"/>
+        </w:rPr>
+        <w:t>서빙하도록</w:t>
+      </w:r>
+      <w:proofErr w:type="spellEnd"/>
+      <w:r>
+        <w:rPr>
+          <w:lang w:eastAsia="ko-KR"/>
+        </w:rPr>
+        <w:t xml:space="preserve"> </w:t>
+      </w:r>
+      <w:r>
+        <w:rPr>
+          <w:lang w:eastAsia="ko-KR"/>
+        </w:rPr>
+        <w:t>가공하여</w:t>
+      </w:r>
+      <w:r>
+        <w:rPr>
+          <w:lang w:eastAsia="ko-KR"/>
+        </w:rPr>
+        <w:t xml:space="preserve"> </w:t>
+      </w:r>
+      <w:r>
+        <w:rPr>
+          <w:lang w:eastAsia="ko-KR"/>
+        </w:rPr>
+        <w:t>채널</w:t>
+      </w:r>
+      <w:r>
+        <w:rPr>
+          <w:lang w:eastAsia="ko-KR"/>
+        </w:rPr>
+        <w:t xml:space="preserve"> </w:t>
+      </w:r>
+      <w:r>
+        <w:rPr>
+          <w:lang w:eastAsia="ko-KR"/>
+        </w:rPr>
+        <w:t>가시성</w:t>
+      </w:r>
+      <w:r>
+        <w:rPr>
+          <w:lang w:eastAsia="ko-KR"/>
+        </w:rPr>
+        <w:t xml:space="preserve"> </w:t>
+      </w:r>
+      <w:r>
+        <w:rPr>
+          <w:lang w:eastAsia="ko-KR"/>
+        </w:rPr>
+        <w:t>확보</w:t>
+      </w:r>
+      <w:r>
+        <w:rPr>
+          <w:lang w:eastAsia="ko-KR"/>
+        </w:rPr>
+        <w:t>.</w:t>
+      </w:r>
+    </w:p>
+    <w:p>
+      <w:pPr>
+        <w:spacing w:before="160" w:after="40"/>
+        <w:rPr>
+          <w:lang w:eastAsia="ko-KR"/>
+        </w:rPr>
+      </w:pPr>
+      <w:r>
+        <w:rPr>
+          <w:b/>
+          <w:color w:val="0284C7"/>
+          <w:lang w:eastAsia="ko-KR"/>
+        </w:rPr>
+        <w:t>대규모</w:t>
+      </w:r>
+      <w:r>
+        <w:rPr>
+          <w:b/>
+          <w:color w:val="0284C7"/>
+          <w:lang w:eastAsia="ko-KR"/>
+        </w:rPr>
+        <w:t xml:space="preserve"> </w:t>
+      </w:r>
+      <w:proofErr w:type="spellStart"/>
+      <w:r>
+        <w:rPr>
+          <w:b/>
+          <w:color w:val="0284C7"/>
+          <w:lang w:eastAsia="ko-KR"/>
+        </w:rPr>
+        <w:t>패킹리스트</w:t>
+      </w:r>
+      <w:proofErr w:type="spellEnd"/>
+      <w:r>
+        <w:rPr>
+          <w:b/>
+          <w:color w:val="0284C7"/>
+          <w:lang w:eastAsia="ko-KR"/>
+        </w:rPr>
+        <w:t xml:space="preserve"> PDF </w:t>
+      </w:r>
+      <w:r>
+        <w:rPr>
+          <w:b/>
+          <w:color w:val="0284C7"/>
+          <w:lang w:eastAsia="ko-KR"/>
+        </w:rPr>
+        <w:t>파싱</w:t>
+      </w:r>
+      <w:r>
+        <w:rPr>
+          <w:b/>
+          <w:color w:val="0284C7"/>
+          <w:lang w:eastAsia="ko-KR"/>
+        </w:rPr>
+        <w:t xml:space="preserve"> </w:t>
+      </w:r>
+      <w:r>
+        <w:rPr>
+          <w:b/>
+          <w:color w:val="0284C7"/>
+          <w:lang w:eastAsia="ko-KR"/>
+        </w:rPr>
+        <w:t>오버헤드</w:t>
+      </w:r>
+      <w:r>
+        <w:rPr>
+          <w:b/>
+          <w:color w:val="0284C7"/>
+          <w:lang w:eastAsia="ko-KR"/>
+        </w:rPr>
+        <w:t xml:space="preserve"> </w:t>
+      </w:r>
+      <w:r>
+        <w:rPr>
+          <w:b/>
+          <w:color w:val="0284C7"/>
+          <w:lang w:eastAsia="ko-KR"/>
+        </w:rPr>
+        <w:t>최적화</w:t>
+      </w:r>
+    </w:p>
+    <w:p>
+      <w:pPr>
+        <w:spacing w:after="120" w:line="300" w:lineRule="auto"/>
+        <w:rPr>
+          <w:lang w:eastAsia="ko-KR"/>
+        </w:rPr>
+      </w:pPr>
+      <w:r>
+        <w:rPr>
+          <w:lang w:eastAsia="ko-KR"/>
+        </w:rPr>
+        <w:t xml:space="preserve">• </w:t>
+      </w:r>
+      <w:r>
+        <w:rPr>
+          <w:lang w:eastAsia="ko-KR"/>
+        </w:rPr>
+        <w:t>현상</w:t>
+      </w:r>
+      <w:r>
+        <w:rPr>
+          <w:lang w:eastAsia="ko-KR"/>
+        </w:rPr>
+        <w:t xml:space="preserve">: </w:t>
+      </w:r>
+      <w:r>
+        <w:rPr>
+          <w:lang w:eastAsia="ko-KR"/>
+        </w:rPr>
+        <w:t>수만</w:t>
+      </w:r>
+      <w:r>
+        <w:rPr>
+          <w:lang w:eastAsia="ko-KR"/>
+        </w:rPr>
+        <w:t xml:space="preserve"> </w:t>
+      </w:r>
+      <w:r>
+        <w:rPr>
+          <w:lang w:eastAsia="ko-KR"/>
+        </w:rPr>
+        <w:t>장</w:t>
+      </w:r>
+      <w:r>
+        <w:rPr>
+          <w:lang w:eastAsia="ko-KR"/>
+        </w:rPr>
+        <w:t xml:space="preserve"> </w:t>
+      </w:r>
+      <w:r>
+        <w:rPr>
+          <w:lang w:eastAsia="ko-KR"/>
+        </w:rPr>
+        <w:t>스케일의</w:t>
+      </w:r>
+      <w:r>
+        <w:rPr>
+          <w:lang w:eastAsia="ko-KR"/>
+        </w:rPr>
+        <w:t xml:space="preserve"> </w:t>
+      </w:r>
+      <w:r>
+        <w:rPr>
+          <w:lang w:eastAsia="ko-KR"/>
+        </w:rPr>
+        <w:t>의류</w:t>
+      </w:r>
+      <w:r>
+        <w:rPr>
+          <w:lang w:eastAsia="ko-KR"/>
+        </w:rPr>
+        <w:t xml:space="preserve"> </w:t>
+      </w:r>
+      <w:r>
+        <w:rPr>
+          <w:lang w:eastAsia="ko-KR"/>
+        </w:rPr>
+        <w:t>출고</w:t>
+      </w:r>
+      <w:r>
+        <w:rPr>
+          <w:lang w:eastAsia="ko-KR"/>
+        </w:rPr>
+        <w:t xml:space="preserve"> </w:t>
+      </w:r>
+      <w:r>
+        <w:rPr>
+          <w:lang w:eastAsia="ko-KR"/>
+        </w:rPr>
+        <w:t>명세서를</w:t>
+      </w:r>
+      <w:r>
+        <w:rPr>
+          <w:lang w:eastAsia="ko-KR"/>
+        </w:rPr>
+        <w:t xml:space="preserve"> </w:t>
+      </w:r>
+      <w:r>
+        <w:rPr>
+          <w:lang w:eastAsia="ko-KR"/>
+        </w:rPr>
+        <w:t>무거운</w:t>
+      </w:r>
+      <w:r>
+        <w:rPr>
+          <w:lang w:eastAsia="ko-KR"/>
+        </w:rPr>
+        <w:t xml:space="preserve"> PDF </w:t>
+      </w:r>
+      <w:r>
+        <w:rPr>
+          <w:lang w:eastAsia="ko-KR"/>
+        </w:rPr>
+        <w:t>형태로</w:t>
+      </w:r>
+      <w:r>
+        <w:rPr>
+          <w:lang w:eastAsia="ko-KR"/>
+        </w:rPr>
+        <w:t xml:space="preserve"> </w:t>
+      </w:r>
+      <w:r>
+        <w:rPr>
+          <w:lang w:eastAsia="ko-KR"/>
+        </w:rPr>
+        <w:t>전송하고</w:t>
+      </w:r>
+      <w:r>
+        <w:rPr>
+          <w:lang w:eastAsia="ko-KR"/>
+        </w:rPr>
+        <w:t xml:space="preserve"> AI</w:t>
+      </w:r>
+      <w:r>
+        <w:rPr>
+          <w:lang w:eastAsia="ko-KR"/>
+        </w:rPr>
+        <w:t>가</w:t>
+      </w:r>
+      <w:r>
+        <w:rPr>
+          <w:lang w:eastAsia="ko-KR"/>
+        </w:rPr>
+        <w:t xml:space="preserve"> </w:t>
+      </w:r>
+      <w:r>
+        <w:rPr>
+          <w:lang w:eastAsia="ko-KR"/>
+        </w:rPr>
+        <w:t>이를</w:t>
+      </w:r>
+      <w:r>
+        <w:rPr>
+          <w:lang w:eastAsia="ko-KR"/>
+        </w:rPr>
+        <w:t xml:space="preserve"> </w:t>
+      </w:r>
+      <w:r>
+        <w:rPr>
+          <w:lang w:eastAsia="ko-KR"/>
+        </w:rPr>
+        <w:t>다시</w:t>
+      </w:r>
+      <w:r>
+        <w:rPr>
+          <w:lang w:eastAsia="ko-KR"/>
+        </w:rPr>
+        <w:t xml:space="preserve"> </w:t>
+      </w:r>
+      <w:proofErr w:type="spellStart"/>
+      <w:r>
+        <w:rPr>
+          <w:lang w:eastAsia="ko-KR"/>
+        </w:rPr>
+        <w:t>파싱할</w:t>
+      </w:r>
+      <w:proofErr w:type="spellEnd"/>
+      <w:r>
+        <w:rPr>
+          <w:lang w:eastAsia="ko-KR"/>
+        </w:rPr>
+        <w:t xml:space="preserve"> </w:t>
+      </w:r>
+      <w:r>
+        <w:rPr>
+          <w:lang w:eastAsia="ko-KR"/>
+        </w:rPr>
+        <w:t>때</w:t>
+      </w:r>
+      <w:r>
+        <w:rPr>
+          <w:lang w:eastAsia="ko-KR"/>
+        </w:rPr>
+        <w:t xml:space="preserve"> </w:t>
+      </w:r>
+      <w:r>
+        <w:rPr>
+          <w:lang w:eastAsia="ko-KR"/>
+        </w:rPr>
+        <w:t>연산</w:t>
+      </w:r>
+      <w:r>
+        <w:rPr>
+          <w:lang w:eastAsia="ko-KR"/>
+        </w:rPr>
+        <w:t xml:space="preserve"> </w:t>
+      </w:r>
+      <w:r>
+        <w:rPr>
+          <w:lang w:eastAsia="ko-KR"/>
+        </w:rPr>
+        <w:t>리소스</w:t>
+      </w:r>
+      <w:r>
+        <w:rPr>
+          <w:lang w:eastAsia="ko-KR"/>
+        </w:rPr>
+        <w:t xml:space="preserve"> </w:t>
+      </w:r>
+      <w:r>
+        <w:rPr>
+          <w:lang w:eastAsia="ko-KR"/>
+        </w:rPr>
+        <w:t>및</w:t>
+      </w:r>
+      <w:r>
+        <w:rPr>
+          <w:lang w:eastAsia="ko-KR"/>
+        </w:rPr>
+        <w:t xml:space="preserve"> </w:t>
+      </w:r>
+      <w:r>
+        <w:rPr>
+          <w:lang w:eastAsia="ko-KR"/>
+        </w:rPr>
+        <w:t>토큰</w:t>
+      </w:r>
+      <w:r>
+        <w:rPr>
+          <w:lang w:eastAsia="ko-KR"/>
+        </w:rPr>
+        <w:t xml:space="preserve"> </w:t>
+      </w:r>
+      <w:r>
+        <w:rPr>
+          <w:lang w:eastAsia="ko-KR"/>
+        </w:rPr>
+        <w:t>비용</w:t>
+      </w:r>
+      <w:r>
+        <w:rPr>
+          <w:lang w:eastAsia="ko-KR"/>
+        </w:rPr>
+        <w:t xml:space="preserve"> </w:t>
+      </w:r>
+      <w:r>
+        <w:rPr>
+          <w:lang w:eastAsia="ko-KR"/>
+        </w:rPr>
+        <w:t>폭등</w:t>
+      </w:r>
+      <w:r>
+        <w:rPr>
+          <w:lang w:eastAsia="ko-KR"/>
+        </w:rPr>
+        <w:t>.</w:t>
+      </w:r>
+      <w:r>
+        <w:rPr>
+          <w:lang w:eastAsia="ko-KR"/>
+        </w:rPr>
+        <w:br/>
+        <w:t xml:space="preserve">• </w:t>
+      </w:r>
+      <w:r>
+        <w:rPr>
+          <w:lang w:eastAsia="ko-KR"/>
+        </w:rPr>
+        <w:t>원인</w:t>
+      </w:r>
+      <w:r>
+        <w:rPr>
+          <w:lang w:eastAsia="ko-KR"/>
+        </w:rPr>
+        <w:t xml:space="preserve">: </w:t>
+      </w:r>
+      <w:r>
+        <w:rPr>
+          <w:lang w:eastAsia="ko-KR"/>
+        </w:rPr>
+        <w:t>비정형</w:t>
+      </w:r>
+      <w:r>
+        <w:rPr>
+          <w:lang w:eastAsia="ko-KR"/>
+        </w:rPr>
+        <w:t xml:space="preserve"> PDF </w:t>
+      </w:r>
+      <w:r>
+        <w:rPr>
+          <w:lang w:eastAsia="ko-KR"/>
+        </w:rPr>
+        <w:t>데이터</w:t>
+      </w:r>
+      <w:r>
+        <w:rPr>
+          <w:lang w:eastAsia="ko-KR"/>
+        </w:rPr>
+        <w:t xml:space="preserve"> </w:t>
+      </w:r>
+      <w:r>
+        <w:rPr>
+          <w:lang w:eastAsia="ko-KR"/>
+        </w:rPr>
+        <w:t>추출의</w:t>
+      </w:r>
+      <w:r>
+        <w:rPr>
+          <w:lang w:eastAsia="ko-KR"/>
+        </w:rPr>
+        <w:t xml:space="preserve"> </w:t>
+      </w:r>
+      <w:r>
+        <w:rPr>
+          <w:lang w:eastAsia="ko-KR"/>
+        </w:rPr>
+        <w:t>무거운</w:t>
+      </w:r>
+      <w:r>
+        <w:rPr>
+          <w:lang w:eastAsia="ko-KR"/>
+        </w:rPr>
+        <w:t xml:space="preserve"> </w:t>
+      </w:r>
+      <w:r>
+        <w:rPr>
+          <w:lang w:eastAsia="ko-KR"/>
+        </w:rPr>
+        <w:t>연산</w:t>
+      </w:r>
+      <w:r>
+        <w:rPr>
+          <w:lang w:eastAsia="ko-KR"/>
+        </w:rPr>
+        <w:t xml:space="preserve"> </w:t>
+      </w:r>
+      <w:r>
+        <w:rPr>
+          <w:lang w:eastAsia="ko-KR"/>
+        </w:rPr>
+        <w:t>비용</w:t>
+      </w:r>
+      <w:r>
+        <w:rPr>
+          <w:lang w:eastAsia="ko-KR"/>
+        </w:rPr>
+        <w:t xml:space="preserve"> </w:t>
+      </w:r>
+      <w:r>
+        <w:rPr>
+          <w:lang w:eastAsia="ko-KR"/>
+        </w:rPr>
+        <w:t>및</w:t>
+      </w:r>
+      <w:r>
+        <w:rPr>
+          <w:lang w:eastAsia="ko-KR"/>
+        </w:rPr>
+        <w:t xml:space="preserve"> </w:t>
+      </w:r>
+      <w:r>
+        <w:rPr>
+          <w:lang w:eastAsia="ko-KR"/>
+        </w:rPr>
+        <w:t>프롬프트</w:t>
+      </w:r>
+      <w:r>
+        <w:rPr>
+          <w:lang w:eastAsia="ko-KR"/>
+        </w:rPr>
+        <w:t xml:space="preserve"> </w:t>
+      </w:r>
+      <w:r>
+        <w:rPr>
+          <w:lang w:eastAsia="ko-KR"/>
+        </w:rPr>
+        <w:t>오버헤드</w:t>
+      </w:r>
+      <w:r>
+        <w:rPr>
+          <w:lang w:eastAsia="ko-KR"/>
+        </w:rPr>
+        <w:t>.</w:t>
+      </w:r>
+      <w:r>
+        <w:rPr>
+          <w:lang w:eastAsia="ko-KR"/>
+        </w:rPr>
+        <w:br/>
+        <w:t xml:space="preserve">• </w:t>
+      </w:r>
+      <w:r>
+        <w:rPr>
+          <w:lang w:eastAsia="ko-KR"/>
+        </w:rPr>
+        <w:t>해결</w:t>
+      </w:r>
+      <w:r>
+        <w:rPr>
+          <w:lang w:eastAsia="ko-KR"/>
+        </w:rPr>
+        <w:t xml:space="preserve">: </w:t>
+      </w:r>
+      <w:r>
+        <w:rPr>
+          <w:lang w:eastAsia="ko-KR"/>
+        </w:rPr>
+        <w:t>데이터</w:t>
+      </w:r>
+      <w:r>
+        <w:rPr>
+          <w:lang w:eastAsia="ko-KR"/>
+        </w:rPr>
+        <w:t xml:space="preserve"> </w:t>
+      </w:r>
+      <w:r>
+        <w:rPr>
+          <w:lang w:eastAsia="ko-KR"/>
+        </w:rPr>
+        <w:t>교환</w:t>
+      </w:r>
+      <w:r>
+        <w:rPr>
+          <w:lang w:eastAsia="ko-KR"/>
+        </w:rPr>
+        <w:t xml:space="preserve"> </w:t>
+      </w:r>
+      <w:r>
+        <w:rPr>
+          <w:lang w:eastAsia="ko-KR"/>
+        </w:rPr>
+        <w:t>규격을</w:t>
+      </w:r>
+      <w:r>
+        <w:rPr>
+          <w:lang w:eastAsia="ko-KR"/>
+        </w:rPr>
+        <w:t xml:space="preserve"> </w:t>
+      </w:r>
+      <w:r>
+        <w:rPr>
+          <w:lang w:eastAsia="ko-KR"/>
+        </w:rPr>
+        <w:t>정형</w:t>
+      </w:r>
+      <w:r>
+        <w:rPr>
+          <w:lang w:eastAsia="ko-KR"/>
+        </w:rPr>
+        <w:t xml:space="preserve"> </w:t>
+      </w:r>
+      <w:r>
+        <w:rPr>
+          <w:lang w:eastAsia="ko-KR"/>
+        </w:rPr>
+        <w:t>텍스트인</w:t>
+      </w:r>
+      <w:r>
+        <w:rPr>
+          <w:lang w:eastAsia="ko-KR"/>
+        </w:rPr>
+        <w:t xml:space="preserve"> UTF-8 CSV </w:t>
+      </w:r>
+      <w:r>
+        <w:rPr>
+          <w:lang w:eastAsia="ko-KR"/>
+        </w:rPr>
+        <w:t>바이너리로</w:t>
+      </w:r>
+      <w:r>
+        <w:rPr>
+          <w:lang w:eastAsia="ko-KR"/>
+        </w:rPr>
+        <w:t xml:space="preserve"> </w:t>
+      </w:r>
+      <w:r>
+        <w:rPr>
+          <w:lang w:eastAsia="ko-KR"/>
+        </w:rPr>
+        <w:t>전면</w:t>
+      </w:r>
+      <w:r>
+        <w:rPr>
+          <w:lang w:eastAsia="ko-KR"/>
+        </w:rPr>
+        <w:t xml:space="preserve"> </w:t>
+      </w:r>
+      <w:r>
+        <w:rPr>
+          <w:lang w:eastAsia="ko-KR"/>
+        </w:rPr>
+        <w:t>개조하여</w:t>
+      </w:r>
+      <w:r>
+        <w:rPr>
+          <w:lang w:eastAsia="ko-KR"/>
+        </w:rPr>
+        <w:t xml:space="preserve"> </w:t>
+      </w:r>
+      <w:r>
+        <w:rPr>
+          <w:lang w:eastAsia="ko-KR"/>
+        </w:rPr>
+        <w:t>영구</w:t>
+      </w:r>
+      <w:r>
+        <w:rPr>
+          <w:lang w:eastAsia="ko-KR"/>
+        </w:rPr>
+        <w:t xml:space="preserve"> RDB </w:t>
+      </w:r>
+      <w:proofErr w:type="spellStart"/>
+      <w:r>
+        <w:rPr>
+          <w:lang w:eastAsia="ko-KR"/>
+        </w:rPr>
+        <w:t>packing_list</w:t>
+      </w:r>
+      <w:proofErr w:type="spellEnd"/>
+      <w:r>
+        <w:rPr>
+          <w:lang w:eastAsia="ko-KR"/>
+        </w:rPr>
+        <w:t xml:space="preserve"> </w:t>
+      </w:r>
+      <w:r>
+        <w:rPr>
+          <w:lang w:eastAsia="ko-KR"/>
+        </w:rPr>
+        <w:t>테이블에</w:t>
+      </w:r>
+      <w:r>
+        <w:rPr>
+          <w:lang w:eastAsia="ko-KR"/>
+        </w:rPr>
+        <w:t xml:space="preserve"> UPSERT </w:t>
+      </w:r>
+      <w:r>
+        <w:rPr>
+          <w:lang w:eastAsia="ko-KR"/>
+        </w:rPr>
+        <w:t>적재하고</w:t>
+      </w:r>
+      <w:r>
+        <w:rPr>
+          <w:lang w:eastAsia="ko-KR"/>
+        </w:rPr>
+        <w:t xml:space="preserve">, </w:t>
+      </w:r>
+      <w:r>
+        <w:rPr>
+          <w:lang w:eastAsia="ko-KR"/>
+        </w:rPr>
+        <w:t>가벼운</w:t>
+      </w:r>
+      <w:r>
+        <w:rPr>
+          <w:lang w:eastAsia="ko-KR"/>
+        </w:rPr>
+        <w:t xml:space="preserve"> </w:t>
+      </w:r>
+      <w:r>
+        <w:rPr>
+          <w:lang w:eastAsia="ko-KR"/>
+        </w:rPr>
+        <w:t>첨부</w:t>
+      </w:r>
+      <w:r>
+        <w:rPr>
+          <w:lang w:eastAsia="ko-KR"/>
+        </w:rPr>
+        <w:t xml:space="preserve"> </w:t>
+      </w:r>
+      <w:r>
+        <w:rPr>
+          <w:lang w:eastAsia="ko-KR"/>
+        </w:rPr>
+        <w:t>파일</w:t>
+      </w:r>
+      <w:r>
+        <w:rPr>
+          <w:lang w:eastAsia="ko-KR"/>
+        </w:rPr>
+        <w:t xml:space="preserve"> </w:t>
+      </w:r>
+      <w:r>
+        <w:rPr>
+          <w:lang w:eastAsia="ko-KR"/>
+        </w:rPr>
+        <w:t>다운로드</w:t>
+      </w:r>
+      <w:r>
+        <w:rPr>
+          <w:lang w:eastAsia="ko-KR"/>
+        </w:rPr>
+        <w:t xml:space="preserve"> </w:t>
+      </w:r>
+      <w:r>
+        <w:rPr>
+          <w:lang w:eastAsia="ko-KR"/>
+        </w:rPr>
+        <w:t>체계</w:t>
+      </w:r>
+      <w:r>
+        <w:rPr>
+          <w:lang w:eastAsia="ko-KR"/>
+        </w:rPr>
+        <w:t xml:space="preserve">(CSV/XLSX </w:t>
+      </w:r>
+      <w:r>
+        <w:rPr>
+          <w:lang w:eastAsia="ko-KR"/>
+        </w:rPr>
+        <w:t>선택지</w:t>
+      </w:r>
+      <w:r>
+        <w:rPr>
+          <w:lang w:eastAsia="ko-KR"/>
+        </w:rPr>
+        <w:t xml:space="preserve"> </w:t>
+      </w:r>
+      <w:r>
+        <w:rPr>
+          <w:lang w:eastAsia="ko-KR"/>
+        </w:rPr>
+        <w:t>제공</w:t>
+      </w:r>
+      <w:r>
+        <w:rPr>
+          <w:lang w:eastAsia="ko-KR"/>
+        </w:rPr>
+        <w:t>)</w:t>
+      </w:r>
+      <w:r>
+        <w:rPr>
+          <w:lang w:eastAsia="ko-KR"/>
+        </w:rPr>
+        <w:t>로</w:t>
+      </w:r>
+      <w:r>
+        <w:rPr>
+          <w:lang w:eastAsia="ko-KR"/>
+        </w:rPr>
+        <w:t xml:space="preserve"> </w:t>
+      </w:r>
+      <w:proofErr w:type="spellStart"/>
+      <w:r>
+        <w:rPr>
+          <w:lang w:eastAsia="ko-KR"/>
+        </w:rPr>
+        <w:t>리팩토링하여</w:t>
+      </w:r>
+      <w:proofErr w:type="spellEnd"/>
+      <w:r>
+        <w:rPr>
+          <w:lang w:eastAsia="ko-KR"/>
+        </w:rPr>
+        <w:t xml:space="preserve"> </w:t>
+      </w:r>
+      <w:r>
+        <w:rPr>
+          <w:lang w:eastAsia="ko-KR"/>
+        </w:rPr>
+        <w:t>연산</w:t>
+      </w:r>
+      <w:r>
+        <w:rPr>
+          <w:lang w:eastAsia="ko-KR"/>
+        </w:rPr>
+        <w:t xml:space="preserve"> </w:t>
+      </w:r>
+      <w:r>
+        <w:rPr>
+          <w:lang w:eastAsia="ko-KR"/>
+        </w:rPr>
+        <w:t>비용</w:t>
+      </w:r>
+      <w:r>
+        <w:rPr>
+          <w:lang w:eastAsia="ko-KR"/>
+        </w:rPr>
+        <w:t xml:space="preserve"> 90% </w:t>
+      </w:r>
+      <w:r>
+        <w:rPr>
+          <w:lang w:eastAsia="ko-KR"/>
+        </w:rPr>
+        <w:t>절감</w:t>
+      </w:r>
+      <w:r>
+        <w:rPr>
+          <w:lang w:eastAsia="ko-KR"/>
+        </w:rPr>
+        <w:t>.</w:t>
+      </w:r>
+    </w:p>
+    <w:p>
+      <w:pPr>
+        <w:spacing w:before="160" w:after="40"/>
+        <w:rPr>
+          <w:lang w:eastAsia="ko-KR"/>
+        </w:rPr>
+      </w:pPr>
+      <w:r>
+        <w:rPr>
+          <w:b/>
+          <w:color w:val="0284C7"/>
+          <w:lang w:eastAsia="ko-KR"/>
+        </w:rPr>
+        <w:t>플랫폼</w:t>
+      </w:r>
+      <w:r>
+        <w:rPr>
+          <w:b/>
+          <w:color w:val="0284C7"/>
+          <w:lang w:eastAsia="ko-KR"/>
+        </w:rPr>
+        <w:t xml:space="preserve"> </w:t>
+      </w:r>
+      <w:r>
+        <w:rPr>
+          <w:b/>
+          <w:color w:val="0284C7"/>
+          <w:lang w:eastAsia="ko-KR"/>
+        </w:rPr>
+        <w:t>내부</w:t>
+      </w:r>
+      <w:r>
+        <w:rPr>
+          <w:b/>
+          <w:color w:val="0284C7"/>
+          <w:lang w:eastAsia="ko-KR"/>
+        </w:rPr>
+        <w:t xml:space="preserve"> </w:t>
+      </w:r>
+      <w:r>
+        <w:rPr>
+          <w:b/>
+          <w:color w:val="0284C7"/>
+          <w:lang w:eastAsia="ko-KR"/>
+        </w:rPr>
+        <w:t>배차</w:t>
+      </w:r>
+      <w:r>
+        <w:rPr>
+          <w:b/>
+          <w:color w:val="0284C7"/>
+          <w:lang w:eastAsia="ko-KR"/>
+        </w:rPr>
+        <w:t xml:space="preserve"> </w:t>
+      </w:r>
+      <w:r>
+        <w:rPr>
+          <w:b/>
+          <w:color w:val="0284C7"/>
+          <w:lang w:eastAsia="ko-KR"/>
+        </w:rPr>
+        <w:t>판단</w:t>
+      </w:r>
+      <w:r>
+        <w:rPr>
+          <w:b/>
+          <w:color w:val="0284C7"/>
+          <w:lang w:eastAsia="ko-KR"/>
+        </w:rPr>
+        <w:t xml:space="preserve"> </w:t>
+      </w:r>
+      <w:r>
+        <w:rPr>
+          <w:b/>
+          <w:color w:val="0284C7"/>
+          <w:lang w:eastAsia="ko-KR"/>
+        </w:rPr>
+        <w:t>서비스</w:t>
+      </w:r>
+      <w:r>
+        <w:rPr>
+          <w:b/>
+          <w:color w:val="0284C7"/>
+          <w:lang w:eastAsia="ko-KR"/>
+        </w:rPr>
+        <w:t xml:space="preserve"> </w:t>
+      </w:r>
+      <w:r>
+        <w:rPr>
+          <w:b/>
+          <w:color w:val="0284C7"/>
+          <w:lang w:eastAsia="ko-KR"/>
+        </w:rPr>
+        <w:t>분리</w:t>
+      </w:r>
+      <w:r>
+        <w:rPr>
+          <w:b/>
+          <w:color w:val="0284C7"/>
+          <w:lang w:eastAsia="ko-KR"/>
+        </w:rPr>
+        <w:t xml:space="preserve"> </w:t>
+      </w:r>
+      <w:r>
+        <w:rPr>
+          <w:b/>
+          <w:color w:val="0284C7"/>
+          <w:lang w:eastAsia="ko-KR"/>
+        </w:rPr>
+        <w:t>및</w:t>
+      </w:r>
+      <w:r>
+        <w:rPr>
+          <w:b/>
+          <w:color w:val="0284C7"/>
+          <w:lang w:eastAsia="ko-KR"/>
+        </w:rPr>
+        <w:t xml:space="preserve"> </w:t>
+      </w:r>
+      <w:proofErr w:type="spellStart"/>
+      <w:r>
+        <w:rPr>
+          <w:b/>
+          <w:color w:val="0284C7"/>
+          <w:lang w:eastAsia="ko-KR"/>
+        </w:rPr>
+        <w:t>조율권</w:t>
+      </w:r>
+      <w:proofErr w:type="spellEnd"/>
+      <w:r>
+        <w:rPr>
+          <w:b/>
+          <w:color w:val="0284C7"/>
+          <w:lang w:eastAsia="ko-KR"/>
+        </w:rPr>
+        <w:t xml:space="preserve"> </w:t>
+      </w:r>
+      <w:r>
+        <w:rPr>
+          <w:b/>
+          <w:color w:val="0284C7"/>
+          <w:lang w:eastAsia="ko-KR"/>
+        </w:rPr>
+        <w:t>확보</w:t>
+      </w:r>
+    </w:p>
+    <w:p>
+      <w:pPr>
+        <w:spacing w:after="120" w:line="300" w:lineRule="auto"/>
+        <w:rPr>
+          <w:lang w:eastAsia="ko-KR"/>
+        </w:rPr>
+      </w:pPr>
+      <w:r>
+        <w:rPr>
+          <w:lang w:eastAsia="ko-KR"/>
+        </w:rPr>
+        <w:t xml:space="preserve">• </w:t>
+      </w:r>
+      <w:r>
+        <w:rPr>
+          <w:lang w:eastAsia="ko-KR"/>
+        </w:rPr>
+        <w:t>현상</w:t>
+      </w:r>
+      <w:r>
+        <w:rPr>
+          <w:lang w:eastAsia="ko-KR"/>
+        </w:rPr>
+        <w:t xml:space="preserve">: </w:t>
+      </w:r>
+      <w:r>
+        <w:rPr>
+          <w:lang w:eastAsia="ko-KR"/>
+        </w:rPr>
+        <w:t>출고</w:t>
+      </w:r>
+      <w:r>
+        <w:rPr>
+          <w:lang w:eastAsia="ko-KR"/>
+        </w:rPr>
+        <w:t xml:space="preserve"> </w:t>
+      </w:r>
+      <w:r>
+        <w:rPr>
+          <w:lang w:eastAsia="ko-KR"/>
+        </w:rPr>
+        <w:t>완료</w:t>
+      </w:r>
+      <w:r>
+        <w:rPr>
+          <w:lang w:eastAsia="ko-KR"/>
+        </w:rPr>
+        <w:t xml:space="preserve"> </w:t>
+      </w:r>
+      <w:proofErr w:type="spellStart"/>
+      <w:r>
+        <w:rPr>
+          <w:lang w:eastAsia="ko-KR"/>
+        </w:rPr>
+        <w:t>웹훅이</w:t>
+      </w:r>
+      <w:proofErr w:type="spellEnd"/>
+      <w:r>
+        <w:rPr>
+          <w:lang w:eastAsia="ko-KR"/>
+        </w:rPr>
+        <w:t xml:space="preserve"> </w:t>
+      </w:r>
+      <w:r>
+        <w:rPr>
+          <w:lang w:eastAsia="ko-KR"/>
+        </w:rPr>
+        <w:t>도달하자마자</w:t>
+      </w:r>
+      <w:r>
+        <w:rPr>
+          <w:lang w:eastAsia="ko-KR"/>
+        </w:rPr>
+        <w:t xml:space="preserve"> </w:t>
+      </w:r>
+      <w:r>
+        <w:rPr>
+          <w:lang w:eastAsia="ko-KR"/>
+        </w:rPr>
+        <w:t>물류</w:t>
+      </w:r>
+      <w:r>
+        <w:rPr>
+          <w:lang w:eastAsia="ko-KR"/>
+        </w:rPr>
+        <w:t xml:space="preserve"> </w:t>
+      </w:r>
+      <w:r>
+        <w:rPr>
+          <w:lang w:eastAsia="ko-KR"/>
+        </w:rPr>
+        <w:t>배차</w:t>
+      </w:r>
+      <w:r>
+        <w:rPr>
+          <w:lang w:eastAsia="ko-KR"/>
+        </w:rPr>
+        <w:t xml:space="preserve"> API</w:t>
+      </w:r>
+      <w:r>
+        <w:rPr>
+          <w:lang w:eastAsia="ko-KR"/>
+        </w:rPr>
+        <w:t>를</w:t>
+      </w:r>
+      <w:r>
+        <w:rPr>
+          <w:lang w:eastAsia="ko-KR"/>
+        </w:rPr>
+        <w:t xml:space="preserve"> 1</w:t>
+      </w:r>
+      <w:r>
+        <w:rPr>
+          <w:lang w:eastAsia="ko-KR"/>
+        </w:rPr>
+        <w:t>차원적으로</w:t>
+      </w:r>
+      <w:r>
+        <w:rPr>
+          <w:lang w:eastAsia="ko-KR"/>
+        </w:rPr>
+        <w:t xml:space="preserve"> </w:t>
+      </w:r>
+      <w:r>
+        <w:rPr>
+          <w:lang w:eastAsia="ko-KR"/>
+        </w:rPr>
+        <w:t>다이렉트</w:t>
+      </w:r>
+      <w:r>
+        <w:rPr>
+          <w:lang w:eastAsia="ko-KR"/>
+        </w:rPr>
+        <w:t xml:space="preserve"> </w:t>
+      </w:r>
+      <w:r>
+        <w:rPr>
+          <w:lang w:eastAsia="ko-KR"/>
+        </w:rPr>
+        <w:t>호출하여</w:t>
+      </w:r>
+      <w:r>
+        <w:rPr>
+          <w:lang w:eastAsia="ko-KR"/>
+        </w:rPr>
+        <w:t xml:space="preserve"> </w:t>
+      </w:r>
+      <w:r>
+        <w:rPr>
+          <w:lang w:eastAsia="ko-KR"/>
+        </w:rPr>
+        <w:t>플랫폼의</w:t>
+      </w:r>
+      <w:r>
+        <w:rPr>
+          <w:lang w:eastAsia="ko-KR"/>
+        </w:rPr>
+        <w:t xml:space="preserve"> </w:t>
+      </w:r>
+      <w:r>
+        <w:rPr>
+          <w:lang w:eastAsia="ko-KR"/>
+        </w:rPr>
+        <w:t>조율</w:t>
+      </w:r>
+      <w:r>
+        <w:rPr>
+          <w:lang w:eastAsia="ko-KR"/>
+        </w:rPr>
+        <w:t xml:space="preserve"> </w:t>
+      </w:r>
+      <w:r>
+        <w:rPr>
+          <w:lang w:eastAsia="ko-KR"/>
+        </w:rPr>
+        <w:t>권한</w:t>
+      </w:r>
+      <w:r>
+        <w:rPr>
+          <w:lang w:eastAsia="ko-KR"/>
+        </w:rPr>
+        <w:t xml:space="preserve"> </w:t>
+      </w:r>
+      <w:r>
+        <w:rPr>
+          <w:lang w:eastAsia="ko-KR"/>
+        </w:rPr>
+        <w:t>상실</w:t>
+      </w:r>
+      <w:r>
+        <w:rPr>
+          <w:lang w:eastAsia="ko-KR"/>
+        </w:rPr>
+        <w:t>.</w:t>
+      </w:r>
+      <w:r>
+        <w:rPr>
+          <w:lang w:eastAsia="ko-KR"/>
+        </w:rPr>
+        <w:br/>
+        <w:t xml:space="preserve">• </w:t>
+      </w:r>
+      <w:r>
+        <w:rPr>
+          <w:lang w:eastAsia="ko-KR"/>
+        </w:rPr>
+        <w:t>원인</w:t>
+      </w:r>
+      <w:r>
+        <w:rPr>
+          <w:lang w:eastAsia="ko-KR"/>
+        </w:rPr>
+        <w:t xml:space="preserve">: </w:t>
+      </w:r>
+      <w:r>
+        <w:rPr>
+          <w:lang w:eastAsia="ko-KR"/>
+        </w:rPr>
+        <w:t>데이터</w:t>
+      </w:r>
+      <w:r>
+        <w:rPr>
+          <w:lang w:eastAsia="ko-KR"/>
+        </w:rPr>
+        <w:t xml:space="preserve"> </w:t>
+      </w:r>
+      <w:r>
+        <w:rPr>
+          <w:lang w:eastAsia="ko-KR"/>
+        </w:rPr>
+        <w:t>수신</w:t>
+      </w:r>
+      <w:r>
+        <w:rPr>
+          <w:lang w:eastAsia="ko-KR"/>
+        </w:rPr>
+        <w:t xml:space="preserve"> </w:t>
+      </w:r>
+      <w:r>
+        <w:rPr>
+          <w:lang w:eastAsia="ko-KR"/>
+        </w:rPr>
+        <w:t>라우터와</w:t>
+      </w:r>
+      <w:r>
+        <w:rPr>
+          <w:lang w:eastAsia="ko-KR"/>
+        </w:rPr>
+        <w:t xml:space="preserve"> </w:t>
+      </w:r>
+      <w:r>
+        <w:rPr>
+          <w:lang w:eastAsia="ko-KR"/>
+        </w:rPr>
+        <w:t>핵심</w:t>
+      </w:r>
+      <w:r>
+        <w:rPr>
+          <w:lang w:eastAsia="ko-KR"/>
+        </w:rPr>
+        <w:t xml:space="preserve"> </w:t>
+      </w:r>
+      <w:r>
+        <w:rPr>
+          <w:lang w:eastAsia="ko-KR"/>
+        </w:rPr>
+        <w:t>차량</w:t>
+      </w:r>
+      <w:r>
+        <w:rPr>
+          <w:lang w:eastAsia="ko-KR"/>
+        </w:rPr>
+        <w:t xml:space="preserve"> </w:t>
+      </w:r>
+      <w:r>
+        <w:rPr>
+          <w:lang w:eastAsia="ko-KR"/>
+        </w:rPr>
+        <w:t>매칭</w:t>
+      </w:r>
+      <w:r>
+        <w:rPr>
+          <w:lang w:eastAsia="ko-KR"/>
+        </w:rPr>
+        <w:t xml:space="preserve"> </w:t>
+      </w:r>
+      <w:r>
+        <w:rPr>
+          <w:lang w:eastAsia="ko-KR"/>
+        </w:rPr>
+        <w:t>엔진의</w:t>
+      </w:r>
+      <w:r>
+        <w:rPr>
+          <w:lang w:eastAsia="ko-KR"/>
+        </w:rPr>
+        <w:t xml:space="preserve"> </w:t>
+      </w:r>
+      <w:r>
+        <w:rPr>
+          <w:lang w:eastAsia="ko-KR"/>
+        </w:rPr>
+        <w:t>책임</w:t>
+      </w:r>
+      <w:r>
+        <w:rPr>
+          <w:lang w:eastAsia="ko-KR"/>
+        </w:rPr>
+        <w:t xml:space="preserve"> </w:t>
+      </w:r>
+      <w:r>
+        <w:rPr>
+          <w:lang w:eastAsia="ko-KR"/>
+        </w:rPr>
+        <w:t>결합</w:t>
+      </w:r>
+      <w:r>
+        <w:rPr>
+          <w:lang w:eastAsia="ko-KR"/>
+        </w:rPr>
+        <w:t>.</w:t>
+      </w:r>
+      <w:r>
+        <w:rPr>
+          <w:lang w:eastAsia="ko-KR"/>
+        </w:rPr>
+        <w:br/>
+        <w:t xml:space="preserve">• </w:t>
+      </w:r>
+      <w:r>
+        <w:rPr>
+          <w:lang w:eastAsia="ko-KR"/>
+        </w:rPr>
+        <w:t>해결</w:t>
+      </w:r>
+      <w:r>
+        <w:rPr>
+          <w:lang w:eastAsia="ko-KR"/>
+        </w:rPr>
+        <w:t xml:space="preserve">: </w:t>
+      </w:r>
+      <w:r>
+        <w:rPr>
+          <w:lang w:eastAsia="ko-KR"/>
+        </w:rPr>
+        <w:t>플랫폼</w:t>
+      </w:r>
+      <w:r>
+        <w:rPr>
+          <w:lang w:eastAsia="ko-KR"/>
+        </w:rPr>
+        <w:t xml:space="preserve"> </w:t>
+      </w:r>
+      <w:r>
+        <w:rPr>
+          <w:lang w:eastAsia="ko-KR"/>
+        </w:rPr>
+        <w:t>내부에</w:t>
+      </w:r>
+      <w:r>
+        <w:rPr>
+          <w:lang w:eastAsia="ko-KR"/>
+        </w:rPr>
+        <w:t xml:space="preserve"> </w:t>
+      </w:r>
+      <w:r>
+        <w:rPr>
+          <w:lang w:eastAsia="ko-KR"/>
+        </w:rPr>
+        <w:t>독립</w:t>
+      </w:r>
+      <w:r>
+        <w:rPr>
+          <w:lang w:eastAsia="ko-KR"/>
+        </w:rPr>
+        <w:t xml:space="preserve"> </w:t>
+      </w:r>
+      <w:r>
+        <w:rPr>
+          <w:lang w:eastAsia="ko-KR"/>
+        </w:rPr>
+        <w:t>연산</w:t>
+      </w:r>
+      <w:r>
+        <w:rPr>
+          <w:lang w:eastAsia="ko-KR"/>
+        </w:rPr>
+        <w:t xml:space="preserve"> </w:t>
+      </w:r>
+      <w:r>
+        <w:rPr>
+          <w:lang w:eastAsia="ko-KR"/>
+        </w:rPr>
+        <w:t>서비스</w:t>
+      </w:r>
+      <w:r>
+        <w:rPr>
+          <w:lang w:eastAsia="ko-KR"/>
+        </w:rPr>
+        <w:t xml:space="preserve"> </w:t>
+      </w:r>
+      <w:r>
+        <w:rPr>
+          <w:lang w:eastAsia="ko-KR"/>
+        </w:rPr>
+        <w:t>모델인</w:t>
+      </w:r>
+      <w:r>
+        <w:rPr>
+          <w:lang w:eastAsia="ko-KR"/>
+        </w:rPr>
+        <w:t xml:space="preserve"> dispatch_planner.py </w:t>
+      </w:r>
+      <w:r>
+        <w:rPr>
+          <w:lang w:eastAsia="ko-KR"/>
+        </w:rPr>
+        <w:t>레이어를</w:t>
+      </w:r>
+      <w:r>
+        <w:rPr>
+          <w:lang w:eastAsia="ko-KR"/>
+        </w:rPr>
+        <w:t xml:space="preserve"> </w:t>
+      </w:r>
+      <w:r>
+        <w:rPr>
+          <w:lang w:eastAsia="ko-KR"/>
+        </w:rPr>
+        <w:t>분리</w:t>
+      </w:r>
+      <w:r>
+        <w:rPr>
+          <w:lang w:eastAsia="ko-KR"/>
+        </w:rPr>
+        <w:t xml:space="preserve"> </w:t>
+      </w:r>
+      <w:r>
+        <w:rPr>
+          <w:lang w:eastAsia="ko-KR"/>
+        </w:rPr>
+        <w:t>구축</w:t>
+      </w:r>
+      <w:r>
+        <w:rPr>
+          <w:lang w:eastAsia="ko-KR"/>
+        </w:rPr>
+        <w:t xml:space="preserve">. </w:t>
+      </w:r>
+      <w:proofErr w:type="spellStart"/>
+      <w:r>
+        <w:rPr>
+          <w:lang w:eastAsia="ko-KR"/>
+        </w:rPr>
+        <w:t>물류사가</w:t>
+      </w:r>
+      <w:proofErr w:type="spellEnd"/>
+      <w:r>
+        <w:rPr>
+          <w:lang w:eastAsia="ko-KR"/>
+        </w:rPr>
+        <w:t xml:space="preserve"> push</w:t>
+      </w:r>
+      <w:r>
+        <w:rPr>
+          <w:lang w:eastAsia="ko-KR"/>
+        </w:rPr>
+        <w:t>해</w:t>
+      </w:r>
+      <w:r>
+        <w:rPr>
+          <w:lang w:eastAsia="ko-KR"/>
+        </w:rPr>
+        <w:t xml:space="preserve"> </w:t>
+      </w:r>
+      <w:r>
+        <w:rPr>
+          <w:lang w:eastAsia="ko-KR"/>
+        </w:rPr>
+        <w:t>둔</w:t>
+      </w:r>
+      <w:r>
+        <w:rPr>
+          <w:lang w:eastAsia="ko-KR"/>
+        </w:rPr>
+        <w:t xml:space="preserve"> </w:t>
+      </w:r>
+      <w:r>
+        <w:rPr>
+          <w:lang w:eastAsia="ko-KR"/>
+        </w:rPr>
+        <w:t>기사</w:t>
+      </w:r>
+      <w:r>
+        <w:rPr>
+          <w:lang w:eastAsia="ko-KR"/>
+        </w:rPr>
+        <w:t xml:space="preserve"> </w:t>
+      </w:r>
+      <w:r>
+        <w:rPr>
+          <w:lang w:eastAsia="ko-KR"/>
+        </w:rPr>
+        <w:t>스냅샷</w:t>
+      </w:r>
+      <w:r>
+        <w:rPr>
+          <w:lang w:eastAsia="ko-KR"/>
+        </w:rPr>
+        <w:t xml:space="preserve"> </w:t>
+      </w:r>
+      <w:r>
+        <w:rPr>
+          <w:lang w:eastAsia="ko-KR"/>
+        </w:rPr>
+        <w:t>캐시</w:t>
+      </w:r>
+      <w:r>
+        <w:rPr>
+          <w:lang w:eastAsia="ko-KR"/>
+        </w:rPr>
+        <w:t xml:space="preserve">(LogisticsDriverCache) </w:t>
+      </w:r>
+      <w:r>
+        <w:rPr>
+          <w:lang w:eastAsia="ko-KR"/>
+        </w:rPr>
+        <w:t>데이터를</w:t>
+      </w:r>
+      <w:r>
+        <w:rPr>
+          <w:lang w:eastAsia="ko-KR"/>
+        </w:rPr>
+        <w:t xml:space="preserve"> </w:t>
+      </w:r>
+      <w:r>
+        <w:rPr>
+          <w:lang w:eastAsia="ko-KR"/>
+        </w:rPr>
+        <w:t>읽어</w:t>
+      </w:r>
+      <w:r>
+        <w:rPr>
+          <w:lang w:eastAsia="ko-KR"/>
+        </w:rPr>
+        <w:t xml:space="preserve"> </w:t>
+      </w:r>
+      <w:r>
+        <w:rPr>
+          <w:lang w:eastAsia="ko-KR"/>
+        </w:rPr>
+        <w:t>차량</w:t>
+      </w:r>
+      <w:r>
+        <w:rPr>
+          <w:lang w:eastAsia="ko-KR"/>
+        </w:rPr>
+        <w:t xml:space="preserve"> </w:t>
+      </w:r>
+      <w:r>
+        <w:rPr>
+          <w:lang w:eastAsia="ko-KR"/>
+        </w:rPr>
+        <w:t>적재</w:t>
+      </w:r>
+      <w:r>
+        <w:rPr>
+          <w:lang w:eastAsia="ko-KR"/>
+        </w:rPr>
+        <w:t xml:space="preserve"> </w:t>
+      </w:r>
+      <w:r>
+        <w:rPr>
+          <w:lang w:eastAsia="ko-KR"/>
+        </w:rPr>
+        <w:t>용량</w:t>
+      </w:r>
+      <w:r>
+        <w:rPr>
+          <w:lang w:eastAsia="ko-KR"/>
+        </w:rPr>
+        <w:t xml:space="preserve"> </w:t>
+      </w:r>
+      <w:r>
+        <w:rPr>
+          <w:lang w:eastAsia="ko-KR"/>
+        </w:rPr>
+        <w:t>및</w:t>
+      </w:r>
+      <w:r>
+        <w:rPr>
+          <w:lang w:eastAsia="ko-KR"/>
+        </w:rPr>
+        <w:t xml:space="preserve"> </w:t>
+      </w:r>
+      <w:r>
+        <w:rPr>
+          <w:lang w:eastAsia="ko-KR"/>
+        </w:rPr>
+        <w:t>항구</w:t>
+      </w:r>
+      <w:r>
+        <w:rPr>
+          <w:lang w:eastAsia="ko-KR"/>
+        </w:rPr>
+        <w:t xml:space="preserve"> </w:t>
+      </w:r>
+      <w:r>
+        <w:rPr>
+          <w:lang w:eastAsia="ko-KR"/>
+        </w:rPr>
+        <w:t>귀로</w:t>
+      </w:r>
+      <w:r>
+        <w:rPr>
+          <w:lang w:eastAsia="ko-KR"/>
+        </w:rPr>
+        <w:t xml:space="preserve"> </w:t>
+      </w:r>
+      <w:r>
+        <w:rPr>
+          <w:lang w:eastAsia="ko-KR"/>
+        </w:rPr>
+        <w:t>공차</w:t>
+      </w:r>
+      <w:r>
+        <w:rPr>
+          <w:lang w:eastAsia="ko-KR"/>
+        </w:rPr>
+        <w:t xml:space="preserve"> </w:t>
+      </w:r>
+      <w:r>
+        <w:rPr>
+          <w:lang w:eastAsia="ko-KR"/>
+        </w:rPr>
+        <w:t>회수를</w:t>
+      </w:r>
+      <w:r>
+        <w:rPr>
+          <w:lang w:eastAsia="ko-KR"/>
+        </w:rPr>
+        <w:t xml:space="preserve"> </w:t>
+      </w:r>
+      <w:r>
+        <w:rPr>
+          <w:lang w:eastAsia="ko-KR"/>
+        </w:rPr>
+        <w:t>플랫폼이</w:t>
+      </w:r>
+      <w:r>
+        <w:rPr>
+          <w:lang w:eastAsia="ko-KR"/>
+        </w:rPr>
+        <w:t xml:space="preserve"> </w:t>
+      </w:r>
+      <w:r>
+        <w:rPr>
+          <w:lang w:eastAsia="ko-KR"/>
+        </w:rPr>
+        <w:t>단독</w:t>
+      </w:r>
+      <w:r>
+        <w:rPr>
+          <w:lang w:eastAsia="ko-KR"/>
+        </w:rPr>
+        <w:t xml:space="preserve"> </w:t>
+      </w:r>
+      <w:r>
+        <w:rPr>
+          <w:lang w:eastAsia="ko-KR"/>
+        </w:rPr>
+        <w:t>제어하는</w:t>
+      </w:r>
+      <w:r>
+        <w:rPr>
+          <w:lang w:eastAsia="ko-KR"/>
+        </w:rPr>
+        <w:t xml:space="preserve"> </w:t>
+      </w:r>
+      <w:r>
+        <w:rPr>
+          <w:lang w:eastAsia="ko-KR"/>
+        </w:rPr>
+        <w:t>진정한</w:t>
+      </w:r>
+      <w:r>
+        <w:rPr>
+          <w:lang w:eastAsia="ko-KR"/>
+        </w:rPr>
+        <w:t xml:space="preserve"> </w:t>
+      </w:r>
+      <w:proofErr w:type="spellStart"/>
+      <w:r>
+        <w:rPr>
+          <w:lang w:eastAsia="ko-KR"/>
+        </w:rPr>
+        <w:t>공급망</w:t>
+      </w:r>
+      <w:proofErr w:type="spellEnd"/>
+      <w:r>
+        <w:rPr>
+          <w:lang w:eastAsia="ko-KR"/>
+        </w:rPr>
+        <w:t xml:space="preserve"> </w:t>
+      </w:r>
+      <w:proofErr w:type="spellStart"/>
+      <w:r>
+        <w:rPr>
+          <w:lang w:eastAsia="ko-KR"/>
+        </w:rPr>
+        <w:t>제어국</w:t>
+      </w:r>
+      <w:proofErr w:type="spellEnd"/>
+      <w:r>
+        <w:rPr>
+          <w:lang w:eastAsia="ko-KR"/>
+        </w:rPr>
+        <w:t xml:space="preserve"> </w:t>
+      </w:r>
+      <w:r>
+        <w:rPr>
+          <w:lang w:eastAsia="ko-KR"/>
+        </w:rPr>
+        <w:t>아키텍처</w:t>
+      </w:r>
+      <w:r>
+        <w:rPr>
+          <w:lang w:eastAsia="ko-KR"/>
+        </w:rPr>
+        <w:t xml:space="preserve"> </w:t>
+      </w:r>
+      <w:r>
+        <w:rPr>
+          <w:lang w:eastAsia="ko-KR"/>
+        </w:rPr>
+        <w:t>완성</w:t>
+      </w:r>
+      <w:r>
+        <w:rPr>
+          <w:lang w:eastAsia="ko-KR"/>
+        </w:rPr>
+        <w:t>.</w:t>
+      </w:r>
+    </w:p>
+    <w:p>
+      <w:pPr>
+        <w:spacing w:after="120" w:line="300" w:lineRule="auto"/>
+        <w:rPr>
+          <w:rFonts w:eastAsia="맑은 고딕"/>
+          <w:lang w:eastAsia="ko-KR"/>
+        </w:rPr>
+      </w:pPr>
+    </w:p>
+    <w:p>
+      <w:pPr>
+        <w:spacing w:after="120" w:line="300" w:lineRule="auto"/>
+        <w:rPr>
+          <w:rFonts w:eastAsia="맑은 고딕" w:hint="eastAsia"/>
+          <w:color w:val="00B0F0"/>
+          <w:sz w:val="32"/>
+          <w:szCs w:val="32"/>
+          <w:lang w:eastAsia="ko-KR"/>
+        </w:rPr>
+      </w:pPr>
+      <w:r>
+        <w:rPr>
+          <w:rFonts w:eastAsia="맑은 고딕"/>
+          <w:color w:val="00B0F0"/>
+          <w:sz w:val="32"/>
+          <w:szCs w:val="32"/>
+          <w:lang w:eastAsia="ko-KR"/>
+        </w:rPr>
+        <w:t xml:space="preserve"> </w:t>
+      </w:r>
+      <w:r>
+        <w:rPr>
+          <w:rFonts w:eastAsia="맑은 고딕" w:hint="eastAsia"/>
+          <w:color w:val="00B0F0"/>
+          <w:sz w:val="32"/>
+          <w:szCs w:val="32"/>
+          <w:lang w:eastAsia="ko-KR"/>
+        </w:rPr>
+        <w:t>추후 확장 방향성</w:t>
+      </w:r>
       <w:bookmarkStart w:id="0" w:name="_GoBack"/>
       <w:bookmarkEnd w:id="0"/>
     </w:p>
     <w:p>
       <w:pPr>
-        <w:spacing w:before="360" w:after="160"/>
-        <w:rPr>
-          <w:rFonts w:eastAsia="맑은 고딕"/>
+        <w:spacing w:after="120" w:line="300" w:lineRule="auto"/>
+        <w:rPr>
           <w:lang w:eastAsia="ko-KR"/>
         </w:rPr>
       </w:pPr>
       <w:r>
         <w:rPr>
-          <w:b/>
-          <w:color w:val="0F172A"/>
-          <w:sz w:val="28"/>
-          <w:lang w:eastAsia="ko-KR"/>
-        </w:rPr>
-        <w:t xml:space="preserve">2. </w:t>
-      </w:r>
-      <w:r>
-        <w:rPr>
-          <w:b/>
-          <w:color w:val="0F172A"/>
-          <w:sz w:val="28"/>
-          <w:lang w:eastAsia="ko-KR"/>
-        </w:rPr>
-        <w:t>핵심</w:t>
-      </w:r>
-      <w:r>
-        <w:rPr>
-          <w:b/>
-          <w:color w:val="0F172A"/>
-          <w:sz w:val="28"/>
+          <w:rFonts w:eastAsia="맑은 고딕" w:cs="맑은 고딕" w:hint="eastAsia"/>
+          <w:lang w:eastAsia="ko-KR"/>
+        </w:rPr>
+        <w:t>향후에는</w:t>
+      </w:r>
+      <w:r>
+        <w:rPr>
           <w:lang w:eastAsia="ko-KR"/>
         </w:rPr>
         <w:t xml:space="preserve"> </w:t>
@@ -4445,37 +8513,53 @@
       <w:proofErr w:type="spellStart"/>
       <w:r>
         <w:rPr>
-          <w:b/>
-          <w:color w:val="0F172A"/>
-          <w:sz w:val="28"/>
-          <w:lang w:eastAsia="ko-KR"/>
-        </w:rPr>
-        <w:t>트러블슈팅</w:t>
+          <w:rFonts w:eastAsia="맑은 고딕" w:cs="맑은 고딕" w:hint="eastAsia"/>
+          <w:lang w:eastAsia="ko-KR"/>
+        </w:rPr>
+        <w:t>라벨코드</w:t>
       </w:r>
       <w:proofErr w:type="spellEnd"/>
       <w:r>
         <w:rPr>
-          <w:b/>
-          <w:color w:val="0F172A"/>
-          <w:sz w:val="28"/>
-          <w:lang w:eastAsia="ko-KR"/>
-        </w:rPr>
-        <w:t xml:space="preserve"> </w:t>
-      </w:r>
-      <w:r>
-        <w:rPr>
-          <w:b/>
-          <w:color w:val="0F172A"/>
-          <w:sz w:val="28"/>
-          <w:lang w:eastAsia="ko-KR"/>
-        </w:rPr>
-        <w:t>및</w:t>
-      </w:r>
-      <w:r>
-        <w:rPr>
-          <w:b/>
-          <w:color w:val="0F172A"/>
-          <w:sz w:val="28"/>
+          <w:lang w:eastAsia="ko-KR"/>
+        </w:rPr>
+        <w:t xml:space="preserve"> </w:t>
+      </w:r>
+      <w:r>
+        <w:rPr>
+          <w:rFonts w:eastAsia="맑은 고딕" w:cs="맑은 고딕" w:hint="eastAsia"/>
+          <w:lang w:eastAsia="ko-KR"/>
+        </w:rPr>
+        <w:t>기반</w:t>
+      </w:r>
+      <w:r>
+        <w:rPr>
+          <w:lang w:eastAsia="ko-KR"/>
+        </w:rPr>
+        <w:t xml:space="preserve"> </w:t>
+      </w:r>
+      <w:r>
+        <w:rPr>
+          <w:rFonts w:eastAsia="맑은 고딕" w:cs="맑은 고딕" w:hint="eastAsia"/>
+          <w:lang w:eastAsia="ko-KR"/>
+        </w:rPr>
+        <w:t>생산</w:t>
+      </w:r>
+      <w:r>
+        <w:rPr>
+          <w:lang w:eastAsia="ko-KR"/>
+        </w:rPr>
+        <w:t xml:space="preserve"> </w:t>
+      </w:r>
+      <w:r>
+        <w:rPr>
+          <w:rFonts w:eastAsia="맑은 고딕" w:cs="맑은 고딕" w:hint="eastAsia"/>
+          <w:lang w:eastAsia="ko-KR"/>
+        </w:rPr>
+        <w:t>데이터와</w:t>
+      </w:r>
+      <w:r>
+        <w:rPr>
           <w:lang w:eastAsia="ko-KR"/>
         </w:rPr>
         <w:t xml:space="preserve"> </w:t>
@@ -4483,180 +8567,309 @@
       <w:proofErr w:type="spellStart"/>
       <w:r>
         <w:rPr>
-          <w:b/>
-          <w:color w:val="0F172A"/>
-          <w:sz w:val="28"/>
-          <w:lang w:eastAsia="ko-KR"/>
-        </w:rPr>
-        <w:t>리팩토링</w:t>
+          <w:rFonts w:eastAsia="맑은 고딕" w:cs="맑은 고딕" w:hint="eastAsia"/>
+          <w:lang w:eastAsia="ko-KR"/>
+        </w:rPr>
+        <w:t>옷감회사</w:t>
       </w:r>
       <w:proofErr w:type="spellEnd"/>
       <w:r>
         <w:rPr>
-          <w:b/>
-          <w:color w:val="0F172A"/>
-          <w:sz w:val="28"/>
-          <w:lang w:eastAsia="ko-KR"/>
-        </w:rPr>
-        <w:t xml:space="preserve"> </w:t>
-      </w:r>
-      <w:r>
-        <w:rPr>
-          <w:b/>
-          <w:color w:val="0F172A"/>
-          <w:sz w:val="28"/>
-          <w:lang w:eastAsia="ko-KR"/>
-        </w:rPr>
-        <w:t>저널</w:t>
-      </w:r>
-    </w:p>
-    <w:p>
-      <w:pPr>
-        <w:spacing w:before="160" w:after="40"/>
-        <w:rPr>
-          <w:lang w:eastAsia="ko-KR"/>
-        </w:rPr>
-      </w:pPr>
-      <w:r>
-        <w:rPr>
-          <w:b/>
-          <w:color w:val="0284C7"/>
-          <w:lang w:eastAsia="ko-KR"/>
-        </w:rPr>
-        <w:t>분산</w:t>
-      </w:r>
-      <w:r>
-        <w:rPr>
-          <w:b/>
-          <w:color w:val="0284C7"/>
-          <w:lang w:eastAsia="ko-KR"/>
-        </w:rPr>
-        <w:t xml:space="preserve"> </w:t>
-      </w:r>
-      <w:r>
-        <w:rPr>
-          <w:b/>
-          <w:color w:val="0284C7"/>
-          <w:lang w:eastAsia="ko-KR"/>
-        </w:rPr>
-        <w:t>트랜잭션</w:t>
-      </w:r>
-      <w:r>
-        <w:rPr>
-          <w:b/>
-          <w:color w:val="0284C7"/>
-          <w:lang w:eastAsia="ko-KR"/>
-        </w:rPr>
-        <w:t xml:space="preserve"> </w:t>
-      </w:r>
-      <w:r>
-        <w:rPr>
-          <w:b/>
-          <w:color w:val="0284C7"/>
-          <w:lang w:eastAsia="ko-KR"/>
-        </w:rPr>
-        <w:t>데이터</w:t>
-      </w:r>
-      <w:r>
-        <w:rPr>
-          <w:b/>
-          <w:color w:val="0284C7"/>
-          <w:lang w:eastAsia="ko-KR"/>
-        </w:rPr>
-        <w:t xml:space="preserve"> </w:t>
-      </w:r>
-      <w:r>
-        <w:rPr>
-          <w:b/>
-          <w:color w:val="0284C7"/>
-          <w:lang w:eastAsia="ko-KR"/>
-        </w:rPr>
-        <w:t>불일치</w:t>
-      </w:r>
-      <w:r>
-        <w:rPr>
-          <w:b/>
-          <w:color w:val="0284C7"/>
-          <w:lang w:eastAsia="ko-KR"/>
-        </w:rPr>
-        <w:t xml:space="preserve"> </w:t>
-      </w:r>
-      <w:r>
-        <w:rPr>
-          <w:b/>
-          <w:color w:val="0284C7"/>
-          <w:lang w:eastAsia="ko-KR"/>
-        </w:rPr>
-        <w:t>및</w:t>
-      </w:r>
-      <w:r>
-        <w:rPr>
-          <w:b/>
-          <w:color w:val="0284C7"/>
-          <w:lang w:eastAsia="ko-KR"/>
-        </w:rPr>
-        <w:t xml:space="preserve"> </w:t>
-      </w:r>
-      <w:r>
-        <w:rPr>
-          <w:b/>
-          <w:color w:val="0284C7"/>
-          <w:lang w:eastAsia="ko-KR"/>
-        </w:rPr>
-        <w:t>메시지</w:t>
-      </w:r>
-      <w:r>
-        <w:rPr>
-          <w:b/>
-          <w:color w:val="0284C7"/>
-          <w:lang w:eastAsia="ko-KR"/>
-        </w:rPr>
-        <w:t xml:space="preserve"> </w:t>
-      </w:r>
-      <w:r>
-        <w:rPr>
-          <w:b/>
-          <w:color w:val="0284C7"/>
-          <w:lang w:eastAsia="ko-KR"/>
-        </w:rPr>
-        <w:t>유실</w:t>
-      </w:r>
-      <w:r>
-        <w:rPr>
-          <w:b/>
-          <w:color w:val="0284C7"/>
-          <w:lang w:eastAsia="ko-KR"/>
-        </w:rPr>
-        <w:t xml:space="preserve"> </w:t>
-      </w:r>
-      <w:r>
-        <w:rPr>
-          <w:b/>
-          <w:color w:val="0284C7"/>
-          <w:lang w:eastAsia="ko-KR"/>
-        </w:rPr>
-        <w:t>방어</w:t>
+          <w:lang w:eastAsia="ko-KR"/>
+        </w:rPr>
+        <w:t xml:space="preserve"> </w:t>
+      </w:r>
+      <w:r>
+        <w:rPr>
+          <w:rFonts w:eastAsia="맑은 고딕" w:cs="맑은 고딕" w:hint="eastAsia"/>
+          <w:lang w:eastAsia="ko-KR"/>
+        </w:rPr>
+        <w:t>주문량</w:t>
+      </w:r>
+      <w:r>
+        <w:rPr>
+          <w:lang w:eastAsia="ko-KR"/>
+        </w:rPr>
+        <w:t xml:space="preserve"> </w:t>
+      </w:r>
+      <w:r>
+        <w:rPr>
+          <w:rFonts w:eastAsia="맑은 고딕" w:cs="맑은 고딕" w:hint="eastAsia"/>
+          <w:lang w:eastAsia="ko-KR"/>
+        </w:rPr>
+        <w:t>데이터를</w:t>
+      </w:r>
+      <w:r>
+        <w:rPr>
+          <w:lang w:eastAsia="ko-KR"/>
+        </w:rPr>
+        <w:t xml:space="preserve"> </w:t>
+      </w:r>
+      <w:r>
+        <w:rPr>
+          <w:rFonts w:eastAsia="맑은 고딕" w:cs="맑은 고딕" w:hint="eastAsia"/>
+          <w:lang w:eastAsia="ko-KR"/>
+        </w:rPr>
+        <w:t>연결해</w:t>
+      </w:r>
+      <w:r>
+        <w:rPr>
+          <w:lang w:eastAsia="ko-KR"/>
+        </w:rPr>
+        <w:t xml:space="preserve">, </w:t>
+      </w:r>
+      <w:r>
+        <w:rPr>
+          <w:rFonts w:eastAsia="맑은 고딕" w:cs="맑은 고딕" w:hint="eastAsia"/>
+          <w:lang w:eastAsia="ko-KR"/>
+        </w:rPr>
+        <w:t>특정</w:t>
+      </w:r>
+      <w:r>
+        <w:rPr>
+          <w:lang w:eastAsia="ko-KR"/>
+        </w:rPr>
+        <w:t xml:space="preserve"> </w:t>
+      </w:r>
+      <w:r>
+        <w:rPr>
+          <w:rFonts w:eastAsia="맑은 고딕" w:cs="맑은 고딕" w:hint="eastAsia"/>
+          <w:lang w:eastAsia="ko-KR"/>
+        </w:rPr>
+        <w:t>원단</w:t>
+      </w:r>
+      <w:r>
+        <w:rPr>
+          <w:lang w:eastAsia="ko-KR"/>
+        </w:rPr>
+        <w:t>·</w:t>
+      </w:r>
+      <w:r>
+        <w:rPr>
+          <w:rFonts w:eastAsia="맑은 고딕" w:cs="맑은 고딕" w:hint="eastAsia"/>
+          <w:lang w:eastAsia="ko-KR"/>
+        </w:rPr>
+        <w:t>색상</w:t>
+      </w:r>
+      <w:r>
+        <w:rPr>
+          <w:lang w:eastAsia="ko-KR"/>
+        </w:rPr>
+        <w:t>·</w:t>
+      </w:r>
+      <w:r>
+        <w:rPr>
+          <w:rFonts w:eastAsia="맑은 고딕" w:cs="맑은 고딕" w:hint="eastAsia"/>
+          <w:lang w:eastAsia="ko-KR"/>
+        </w:rPr>
+        <w:t>품목</w:t>
+      </w:r>
+      <w:r>
+        <w:rPr>
+          <w:lang w:eastAsia="ko-KR"/>
+        </w:rPr>
+        <w:t xml:space="preserve"> </w:t>
+      </w:r>
+      <w:r>
+        <w:rPr>
+          <w:rFonts w:eastAsia="맑은 고딕" w:cs="맑은 고딕" w:hint="eastAsia"/>
+          <w:lang w:eastAsia="ko-KR"/>
+        </w:rPr>
+        <w:t>조합의</w:t>
+      </w:r>
+      <w:r>
+        <w:rPr>
+          <w:lang w:eastAsia="ko-KR"/>
+        </w:rPr>
+        <w:t xml:space="preserve"> </w:t>
+      </w:r>
+      <w:r>
+        <w:rPr>
+          <w:rFonts w:eastAsia="맑은 고딕" w:cs="맑은 고딕" w:hint="eastAsia"/>
+          <w:lang w:eastAsia="ko-KR"/>
+        </w:rPr>
+        <w:t>증가가</w:t>
+      </w:r>
+      <w:r>
+        <w:rPr>
+          <w:lang w:eastAsia="ko-KR"/>
+        </w:rPr>
+        <w:t xml:space="preserve"> </w:t>
+      </w:r>
+      <w:r>
+        <w:rPr>
+          <w:rFonts w:eastAsia="맑은 고딕" w:cs="맑은 고딕" w:hint="eastAsia"/>
+          <w:lang w:eastAsia="ko-KR"/>
+        </w:rPr>
+        <w:t>실제</w:t>
+      </w:r>
+      <w:r>
+        <w:rPr>
+          <w:lang w:eastAsia="ko-KR"/>
+        </w:rPr>
+        <w:t xml:space="preserve"> </w:t>
+      </w:r>
+      <w:r>
+        <w:rPr>
+          <w:rFonts w:eastAsia="맑은 고딕" w:cs="맑은 고딕" w:hint="eastAsia"/>
+          <w:lang w:eastAsia="ko-KR"/>
+        </w:rPr>
+        <w:t>자재</w:t>
+      </w:r>
+      <w:r>
+        <w:rPr>
+          <w:lang w:eastAsia="ko-KR"/>
+        </w:rPr>
+        <w:t xml:space="preserve"> </w:t>
+      </w:r>
+      <w:r>
+        <w:rPr>
+          <w:rFonts w:eastAsia="맑은 고딕" w:cs="맑은 고딕" w:hint="eastAsia"/>
+          <w:lang w:eastAsia="ko-KR"/>
+        </w:rPr>
+        <w:t>주문량</w:t>
+      </w:r>
+      <w:r>
+        <w:rPr>
+          <w:lang w:eastAsia="ko-KR"/>
+        </w:rPr>
+        <w:t xml:space="preserve"> </w:t>
+      </w:r>
+      <w:r>
+        <w:rPr>
+          <w:rFonts w:eastAsia="맑은 고딕" w:cs="맑은 고딕" w:hint="eastAsia"/>
+          <w:lang w:eastAsia="ko-KR"/>
+        </w:rPr>
+        <w:t>증가와</w:t>
+      </w:r>
+      <w:r>
+        <w:rPr>
+          <w:lang w:eastAsia="ko-KR"/>
+        </w:rPr>
+        <w:t xml:space="preserve"> </w:t>
+      </w:r>
+      <w:r>
+        <w:rPr>
+          <w:rFonts w:eastAsia="맑은 고딕" w:cs="맑은 고딕" w:hint="eastAsia"/>
+          <w:lang w:eastAsia="ko-KR"/>
+        </w:rPr>
+        <w:t>어떤</w:t>
+      </w:r>
+      <w:r>
+        <w:rPr>
+          <w:lang w:eastAsia="ko-KR"/>
+        </w:rPr>
+        <w:t xml:space="preserve"> </w:t>
+      </w:r>
+      <w:r>
+        <w:rPr>
+          <w:rFonts w:eastAsia="맑은 고딕" w:cs="맑은 고딕" w:hint="eastAsia"/>
+          <w:lang w:eastAsia="ko-KR"/>
+        </w:rPr>
+        <w:t>상관관계를</w:t>
+      </w:r>
+      <w:r>
+        <w:rPr>
+          <w:lang w:eastAsia="ko-KR"/>
+        </w:rPr>
+        <w:t xml:space="preserve"> </w:t>
+      </w:r>
+      <w:r>
+        <w:rPr>
+          <w:rFonts w:eastAsia="맑은 고딕" w:cs="맑은 고딕" w:hint="eastAsia"/>
+          <w:lang w:eastAsia="ko-KR"/>
+        </w:rPr>
+        <w:t>갖는지</w:t>
+      </w:r>
+      <w:r>
+        <w:rPr>
+          <w:lang w:eastAsia="ko-KR"/>
+        </w:rPr>
+        <w:t xml:space="preserve"> </w:t>
+      </w:r>
+      <w:r>
+        <w:rPr>
+          <w:rFonts w:eastAsia="맑은 고딕" w:cs="맑은 고딕" w:hint="eastAsia"/>
+          <w:lang w:eastAsia="ko-KR"/>
+        </w:rPr>
+        <w:t>분석하는</w:t>
+      </w:r>
+      <w:r>
+        <w:rPr>
+          <w:lang w:eastAsia="ko-KR"/>
+        </w:rPr>
+        <w:t xml:space="preserve"> </w:t>
+      </w:r>
+      <w:r>
+        <w:rPr>
+          <w:rFonts w:eastAsia="맑은 고딕" w:cs="맑은 고딕" w:hint="eastAsia"/>
+          <w:lang w:eastAsia="ko-KR"/>
+        </w:rPr>
+        <w:t>에이전트를</w:t>
+      </w:r>
+      <w:r>
+        <w:rPr>
+          <w:lang w:eastAsia="ko-KR"/>
+        </w:rPr>
+        <w:t xml:space="preserve"> </w:t>
+      </w:r>
+      <w:r>
+        <w:rPr>
+          <w:rFonts w:eastAsia="맑은 고딕" w:cs="맑은 고딕" w:hint="eastAsia"/>
+          <w:lang w:eastAsia="ko-KR"/>
+        </w:rPr>
+        <w:t>추가하고</w:t>
+      </w:r>
+      <w:r>
+        <w:rPr>
+          <w:lang w:eastAsia="ko-KR"/>
+        </w:rPr>
+        <w:t xml:space="preserve"> </w:t>
+      </w:r>
+      <w:r>
+        <w:rPr>
+          <w:rFonts w:eastAsia="맑은 고딕" w:cs="맑은 고딕" w:hint="eastAsia"/>
+          <w:lang w:eastAsia="ko-KR"/>
+        </w:rPr>
+        <w:t>싶다</w:t>
+      </w:r>
+      <w:r>
+        <w:rPr>
+          <w:lang w:eastAsia="ko-KR"/>
+        </w:rPr>
+        <w:t>.</w:t>
       </w:r>
     </w:p>
     <w:p>
       <w:pPr>
         <w:spacing w:after="120" w:line="300" w:lineRule="auto"/>
         <w:rPr>
+          <w:rFonts w:eastAsia="맑은 고딕" w:cs="맑은 고딕"/>
           <w:lang w:eastAsia="ko-KR"/>
         </w:rPr>
       </w:pPr>
       <w:r>
         <w:rPr>
-          <w:lang w:eastAsia="ko-KR"/>
-        </w:rPr>
-        <w:t xml:space="preserve">• </w:t>
-      </w:r>
-      <w:r>
-        <w:rPr>
-          <w:lang w:eastAsia="ko-KR"/>
-        </w:rPr>
-        <w:t>현상</w:t>
-      </w:r>
+          <w:rFonts w:eastAsia="맑은 고딕" w:cs="맑은 고딕" w:hint="eastAsia"/>
+          <w:lang w:eastAsia="ko-KR"/>
+        </w:rPr>
+        <w:t>예시</w:t>
+      </w:r>
+      <w:r>
+        <w:rPr>
+          <w:lang w:eastAsia="ko-KR"/>
+        </w:rPr>
+        <w:t xml:space="preserve"> </w:t>
+      </w:r>
+      <w:proofErr w:type="spellStart"/>
+      <w:r>
+        <w:rPr>
+          <w:rFonts w:eastAsia="맑은 고딕" w:cs="맑은 고딕" w:hint="eastAsia"/>
+          <w:lang w:eastAsia="ko-KR"/>
+        </w:rPr>
+        <w:t>라벨코드</w:t>
+      </w:r>
+      <w:proofErr w:type="spellEnd"/>
       <w:r>
         <w:rPr>
           <w:lang w:eastAsia="ko-KR"/>
@@ -4665,1614 +8878,400 @@
       </w:r>
       <w:r>
         <w:rPr>
-          <w:lang w:eastAsia="ko-KR"/>
-        </w:rPr>
-        <w:t>로컬</w:t>
-      </w:r>
-      <w:r>
-        <w:rPr>
-          <w:lang w:eastAsia="ko-KR"/>
-        </w:rPr>
-        <w:t xml:space="preserve"> DB </w:t>
-      </w:r>
-      <w:r>
-        <w:rPr>
-          <w:lang w:eastAsia="ko-KR"/>
-        </w:rPr>
-        <w:t>재고</w:t>
-      </w:r>
-      <w:r>
-        <w:rPr>
-          <w:lang w:eastAsia="ko-KR"/>
-        </w:rPr>
-        <w:t xml:space="preserve"> </w:t>
-      </w:r>
-      <w:r>
-        <w:rPr>
-          <w:lang w:eastAsia="ko-KR"/>
-        </w:rPr>
-        <w:t>차감</w:t>
-      </w:r>
-      <w:r>
-        <w:rPr>
-          <w:lang w:eastAsia="ko-KR"/>
-        </w:rPr>
-        <w:t xml:space="preserve"> </w:t>
-      </w:r>
-      <w:r>
-        <w:rPr>
-          <w:lang w:eastAsia="ko-KR"/>
-        </w:rPr>
-        <w:t>후</w:t>
-      </w:r>
-      <w:r>
-        <w:rPr>
-          <w:lang w:eastAsia="ko-KR"/>
-        </w:rPr>
-        <w:t xml:space="preserve"> </w:t>
-      </w:r>
-      <w:r>
-        <w:rPr>
-          <w:lang w:eastAsia="ko-KR"/>
-        </w:rPr>
-        <w:t>플랫폼</w:t>
-      </w:r>
-      <w:r>
-        <w:rPr>
-          <w:lang w:eastAsia="ko-KR"/>
-        </w:rPr>
-        <w:t xml:space="preserve"> </w:t>
-      </w:r>
-      <w:r>
-        <w:rPr>
-          <w:lang w:eastAsia="ko-KR"/>
-        </w:rPr>
-        <w:t>전송</w:t>
-      </w:r>
-      <w:r>
-        <w:rPr>
-          <w:lang w:eastAsia="ko-KR"/>
-        </w:rPr>
-        <w:t xml:space="preserve"> </w:t>
-      </w:r>
-      <w:r>
-        <w:rPr>
-          <w:lang w:eastAsia="ko-KR"/>
-        </w:rPr>
-        <w:t>실패</w:t>
-      </w:r>
-      <w:r>
-        <w:rPr>
-          <w:lang w:eastAsia="ko-KR"/>
-        </w:rPr>
-        <w:t xml:space="preserve"> </w:t>
-      </w:r>
-      <w:r>
-        <w:rPr>
-          <w:lang w:eastAsia="ko-KR"/>
-        </w:rPr>
-        <w:t>시</w:t>
-      </w:r>
-      <w:r>
-        <w:rPr>
-          <w:lang w:eastAsia="ko-KR"/>
-        </w:rPr>
-        <w:t xml:space="preserve"> </w:t>
-      </w:r>
-      <w:r>
-        <w:rPr>
-          <w:lang w:eastAsia="ko-KR"/>
-        </w:rPr>
-        <w:t>데이터</w:t>
-      </w:r>
-      <w:r>
-        <w:rPr>
-          <w:lang w:eastAsia="ko-KR"/>
-        </w:rPr>
-        <w:t xml:space="preserve"> </w:t>
-      </w:r>
-      <w:r>
-        <w:rPr>
-          <w:lang w:eastAsia="ko-KR"/>
-        </w:rPr>
-        <w:t>싱크가</w:t>
-      </w:r>
-      <w:r>
-        <w:rPr>
-          <w:lang w:eastAsia="ko-KR"/>
-        </w:rPr>
-        <w:t xml:space="preserve"> </w:t>
-      </w:r>
-      <w:r>
-        <w:rPr>
-          <w:lang w:eastAsia="ko-KR"/>
-        </w:rPr>
-        <w:t>파괴되어</w:t>
-      </w:r>
-      <w:r>
-        <w:rPr>
-          <w:lang w:eastAsia="ko-KR"/>
-        </w:rPr>
-        <w:t xml:space="preserve"> </w:t>
-      </w:r>
-      <w:r>
-        <w:rPr>
-          <w:lang w:eastAsia="ko-KR"/>
-        </w:rPr>
-        <w:t>양사</w:t>
-      </w:r>
-      <w:r>
-        <w:rPr>
-          <w:lang w:eastAsia="ko-KR"/>
-        </w:rPr>
-        <w:t xml:space="preserve"> </w:t>
-      </w:r>
-      <w:r>
-        <w:rPr>
-          <w:lang w:eastAsia="ko-KR"/>
-        </w:rPr>
-        <w:t>장부가</w:t>
-      </w:r>
-      <w:r>
-        <w:rPr>
-          <w:lang w:eastAsia="ko-KR"/>
-        </w:rPr>
-        <w:t xml:space="preserve"> </w:t>
-      </w:r>
-      <w:r>
-        <w:rPr>
-          <w:lang w:eastAsia="ko-KR"/>
-        </w:rPr>
-        <w:t>불일치하는</w:t>
-      </w:r>
-      <w:r>
-        <w:rPr>
-          <w:lang w:eastAsia="ko-KR"/>
-        </w:rPr>
-        <w:t xml:space="preserve"> </w:t>
-      </w:r>
-      <w:r>
-        <w:rPr>
-          <w:lang w:eastAsia="ko-KR"/>
-        </w:rPr>
-        <w:t>결함</w:t>
-      </w:r>
-      <w:r>
-        <w:rPr>
-          <w:lang w:eastAsia="ko-KR"/>
-        </w:rPr>
-        <w:t xml:space="preserve"> </w:t>
-      </w:r>
-      <w:r>
-        <w:rPr>
-          <w:lang w:eastAsia="ko-KR"/>
-        </w:rPr>
-        <w:t>발생</w:t>
-      </w:r>
-      <w:r>
-        <w:rPr>
-          <w:lang w:eastAsia="ko-KR"/>
-        </w:rPr>
-        <w:t>.</w:t>
+          <w:rStyle w:val="HTML"/>
+          <w:lang w:eastAsia="ko-KR"/>
+        </w:rPr>
+        <w:t>W3MJW01NV</w:t>
       </w:r>
       <w:r>
         <w:rPr>
           <w:lang w:eastAsia="ko-KR"/>
         </w:rPr>
         <w:br/>
-        <w:t xml:space="preserve">• </w:t>
-      </w:r>
-      <w:r>
-        <w:rPr>
-          <w:lang w:eastAsia="ko-KR"/>
-        </w:rPr>
-        <w:t>원인</w:t>
-      </w:r>
-      <w:r>
-        <w:rPr>
-          <w:lang w:eastAsia="ko-KR"/>
-        </w:rPr>
-        <w:t>: 5</w:t>
-      </w:r>
-      <w:r>
-        <w:rPr>
-          <w:lang w:eastAsia="ko-KR"/>
-        </w:rPr>
-        <w:t>개</w:t>
-      </w:r>
-      <w:r>
-        <w:rPr>
-          <w:lang w:eastAsia="ko-KR"/>
-        </w:rPr>
-        <w:t xml:space="preserve"> </w:t>
-      </w:r>
-      <w:r>
-        <w:rPr>
-          <w:lang w:eastAsia="ko-KR"/>
-        </w:rPr>
-        <w:t>독립</w:t>
-      </w:r>
-      <w:r>
-        <w:rPr>
-          <w:lang w:eastAsia="ko-KR"/>
-        </w:rPr>
-        <w:t xml:space="preserve"> DB </w:t>
-      </w:r>
-      <w:r>
-        <w:rPr>
-          <w:lang w:eastAsia="ko-KR"/>
-        </w:rPr>
-        <w:t>구조</w:t>
-      </w:r>
-      <w:r>
-        <w:rPr>
-          <w:lang w:eastAsia="ko-KR"/>
-        </w:rPr>
-        <w:t xml:space="preserve"> </w:t>
-      </w:r>
-      <w:r>
-        <w:rPr>
-          <w:lang w:eastAsia="ko-KR"/>
-        </w:rPr>
-        <w:t>및</w:t>
-      </w:r>
-      <w:r>
-        <w:rPr>
-          <w:lang w:eastAsia="ko-KR"/>
-        </w:rPr>
-        <w:t xml:space="preserve"> </w:t>
-      </w:r>
-      <w:r>
-        <w:rPr>
-          <w:lang w:eastAsia="ko-KR"/>
-        </w:rPr>
-        <w:t>네트워크</w:t>
-      </w:r>
-      <w:r>
-        <w:rPr>
-          <w:lang w:eastAsia="ko-KR"/>
-        </w:rPr>
-        <w:t xml:space="preserve"> </w:t>
-      </w:r>
-      <w:r>
-        <w:rPr>
-          <w:lang w:eastAsia="ko-KR"/>
-        </w:rPr>
-        <w:t>단절</w:t>
-      </w:r>
-      <w:r>
-        <w:rPr>
-          <w:lang w:eastAsia="ko-KR"/>
-        </w:rPr>
-        <w:t xml:space="preserve"> </w:t>
-      </w:r>
-      <w:r>
-        <w:rPr>
-          <w:lang w:eastAsia="ko-KR"/>
-        </w:rPr>
-        <w:t>시</w:t>
-      </w:r>
-      <w:r>
-        <w:rPr>
-          <w:lang w:eastAsia="ko-KR"/>
-        </w:rPr>
-        <w:t xml:space="preserve"> </w:t>
-      </w:r>
-      <w:r>
-        <w:rPr>
-          <w:lang w:eastAsia="ko-KR"/>
-        </w:rPr>
-        <w:t>분산</w:t>
-      </w:r>
-      <w:r>
-        <w:rPr>
-          <w:lang w:eastAsia="ko-KR"/>
-        </w:rPr>
-        <w:t xml:space="preserve"> </w:t>
-      </w:r>
-      <w:r>
-        <w:rPr>
-          <w:lang w:eastAsia="ko-KR"/>
-        </w:rPr>
-        <w:t>트랜잭션의</w:t>
-      </w:r>
-      <w:r>
-        <w:rPr>
-          <w:lang w:eastAsia="ko-KR"/>
-        </w:rPr>
-        <w:t xml:space="preserve"> </w:t>
-      </w:r>
-      <w:proofErr w:type="spellStart"/>
-      <w:r>
-        <w:rPr>
-          <w:lang w:eastAsia="ko-KR"/>
-        </w:rPr>
-        <w:t>원자성</w:t>
-      </w:r>
-      <w:proofErr w:type="spellEnd"/>
-      <w:r>
-        <w:rPr>
-          <w:lang w:eastAsia="ko-KR"/>
-        </w:rPr>
-        <w:t xml:space="preserve">(Atomicity) </w:t>
-      </w:r>
-      <w:r>
-        <w:rPr>
-          <w:lang w:eastAsia="ko-KR"/>
-        </w:rPr>
-        <w:t>보장</w:t>
-      </w:r>
-      <w:r>
-        <w:rPr>
-          <w:lang w:eastAsia="ko-KR"/>
-        </w:rPr>
-        <w:t xml:space="preserve"> </w:t>
-      </w:r>
-      <w:r>
-        <w:rPr>
-          <w:lang w:eastAsia="ko-KR"/>
-        </w:rPr>
-        <w:t>불가</w:t>
-      </w:r>
-      <w:r>
-        <w:rPr>
-          <w:lang w:eastAsia="ko-KR"/>
-        </w:rPr>
-        <w:t>.</w:t>
+      </w:r>
+      <w:r>
+        <w:rPr>
+          <w:rStyle w:val="HTML"/>
+          <w:lang w:eastAsia="ko-KR"/>
+        </w:rPr>
+        <w:t>W</w:t>
+      </w:r>
+      <w:r>
+        <w:rPr>
+          <w:lang w:eastAsia="ko-KR"/>
+        </w:rPr>
+        <w:t xml:space="preserve"> = </w:t>
+      </w:r>
+      <w:r>
+        <w:rPr>
+          <w:rFonts w:eastAsia="맑은 고딕" w:cs="맑은 고딕" w:hint="eastAsia"/>
+          <w:lang w:eastAsia="ko-KR"/>
+        </w:rPr>
+        <w:t>브랜드</w:t>
       </w:r>
       <w:r>
         <w:rPr>
           <w:lang w:eastAsia="ko-KR"/>
         </w:rPr>
         <w:br/>
-        <w:t xml:space="preserve">• </w:t>
-      </w:r>
-      <w:r>
-        <w:rPr>
-          <w:lang w:eastAsia="ko-KR"/>
-        </w:rPr>
-        <w:t>해결</w:t>
-      </w:r>
-      <w:r>
-        <w:rPr>
-          <w:lang w:eastAsia="ko-KR"/>
-        </w:rPr>
-        <w:t>: platform_sender.py</w:t>
-      </w:r>
-      <w:r>
-        <w:rPr>
-          <w:lang w:eastAsia="ko-KR"/>
-        </w:rPr>
-        <w:t>에</w:t>
-      </w:r>
-      <w:r>
-        <w:rPr>
-          <w:lang w:eastAsia="ko-KR"/>
-        </w:rPr>
-        <w:t xml:space="preserve"> </w:t>
-      </w:r>
-      <w:r>
-        <w:rPr>
-          <w:lang w:eastAsia="ko-KR"/>
-        </w:rPr>
-        <w:t>고유</w:t>
-      </w:r>
-      <w:r>
-        <w:rPr>
-          <w:lang w:eastAsia="ko-KR"/>
-        </w:rPr>
-        <w:t xml:space="preserve"> report_id</w:t>
-      </w:r>
-      <w:r>
-        <w:rPr>
-          <w:lang w:eastAsia="ko-KR"/>
-        </w:rPr>
-        <w:t>를</w:t>
-      </w:r>
-      <w:r>
-        <w:rPr>
-          <w:lang w:eastAsia="ko-KR"/>
-        </w:rPr>
-        <w:t xml:space="preserve"> </w:t>
-      </w:r>
-      <w:r>
-        <w:rPr>
-          <w:lang w:eastAsia="ko-KR"/>
-        </w:rPr>
-        <w:t>강제</w:t>
-      </w:r>
-      <w:r>
-        <w:rPr>
-          <w:lang w:eastAsia="ko-KR"/>
-        </w:rPr>
-        <w:t xml:space="preserve"> </w:t>
-      </w:r>
-      <w:r>
-        <w:rPr>
-          <w:lang w:eastAsia="ko-KR"/>
-        </w:rPr>
-        <w:t>부여해</w:t>
-      </w:r>
-      <w:r>
-        <w:rPr>
-          <w:lang w:eastAsia="ko-KR"/>
-        </w:rPr>
-        <w:t xml:space="preserve"> </w:t>
-      </w:r>
-      <w:proofErr w:type="spellStart"/>
-      <w:r>
-        <w:rPr>
-          <w:lang w:eastAsia="ko-KR"/>
-        </w:rPr>
-        <w:t>멱등성</w:t>
-      </w:r>
-      <w:proofErr w:type="spellEnd"/>
-      <w:r>
-        <w:rPr>
-          <w:lang w:eastAsia="ko-KR"/>
-        </w:rPr>
-        <w:t>(Idempotency)</w:t>
-      </w:r>
-      <w:r>
-        <w:rPr>
-          <w:lang w:eastAsia="ko-KR"/>
-        </w:rPr>
-        <w:t>을</w:t>
-      </w:r>
-      <w:r>
-        <w:rPr>
-          <w:lang w:eastAsia="ko-KR"/>
-        </w:rPr>
-        <w:t xml:space="preserve"> </w:t>
-      </w:r>
-      <w:r>
-        <w:rPr>
-          <w:lang w:eastAsia="ko-KR"/>
-        </w:rPr>
-        <w:t>확보하고</w:t>
-      </w:r>
-      <w:r>
-        <w:rPr>
-          <w:lang w:eastAsia="ko-KR"/>
-        </w:rPr>
-        <w:t xml:space="preserve">, </w:t>
-      </w:r>
-      <w:r>
-        <w:rPr>
-          <w:lang w:eastAsia="ko-KR"/>
-        </w:rPr>
-        <w:t>실패</w:t>
-      </w:r>
-      <w:r>
-        <w:rPr>
-          <w:lang w:eastAsia="ko-KR"/>
-        </w:rPr>
-        <w:t xml:space="preserve"> </w:t>
-      </w:r>
-      <w:r>
-        <w:rPr>
-          <w:lang w:eastAsia="ko-KR"/>
-        </w:rPr>
-        <w:t>시</w:t>
-      </w:r>
-      <w:r>
-        <w:rPr>
-          <w:lang w:eastAsia="ko-KR"/>
-        </w:rPr>
-        <w:t xml:space="preserve"> </w:t>
-      </w:r>
-      <w:r>
-        <w:rPr>
-          <w:lang w:eastAsia="ko-KR"/>
-        </w:rPr>
-        <w:t>성공할</w:t>
-      </w:r>
-      <w:r>
-        <w:rPr>
-          <w:lang w:eastAsia="ko-KR"/>
-        </w:rPr>
-        <w:t xml:space="preserve"> </w:t>
-      </w:r>
-      <w:r>
-        <w:rPr>
-          <w:lang w:eastAsia="ko-KR"/>
-        </w:rPr>
-        <w:t>때까지</w:t>
-      </w:r>
-      <w:r>
-        <w:rPr>
-          <w:lang w:eastAsia="ko-KR"/>
-        </w:rPr>
-        <w:t xml:space="preserve"> </w:t>
-      </w:r>
-      <w:r>
-        <w:rPr>
-          <w:lang w:eastAsia="ko-KR"/>
-        </w:rPr>
-        <w:t>지수</w:t>
-      </w:r>
-      <w:r>
-        <w:rPr>
-          <w:lang w:eastAsia="ko-KR"/>
-        </w:rPr>
-        <w:t xml:space="preserve"> </w:t>
-      </w:r>
-      <w:proofErr w:type="spellStart"/>
-      <w:r>
-        <w:rPr>
-          <w:lang w:eastAsia="ko-KR"/>
-        </w:rPr>
-        <w:t>백오프로</w:t>
-      </w:r>
-      <w:proofErr w:type="spellEnd"/>
-      <w:r>
-        <w:rPr>
-          <w:lang w:eastAsia="ko-KR"/>
-        </w:rPr>
-        <w:t xml:space="preserve"> </w:t>
-      </w:r>
-      <w:r>
-        <w:rPr>
-          <w:lang w:eastAsia="ko-KR"/>
-        </w:rPr>
-        <w:t>재전송하는</w:t>
-      </w:r>
-      <w:r>
-        <w:rPr>
-          <w:lang w:eastAsia="ko-KR"/>
-        </w:rPr>
-        <w:t xml:space="preserve"> platform_retry.py </w:t>
-      </w:r>
-      <w:r>
-        <w:rPr>
-          <w:lang w:eastAsia="ko-KR"/>
-        </w:rPr>
-        <w:t>데몬을</w:t>
-      </w:r>
-      <w:r>
-        <w:rPr>
-          <w:lang w:eastAsia="ko-KR"/>
-        </w:rPr>
-        <w:t xml:space="preserve"> </w:t>
-      </w:r>
-      <w:r>
-        <w:rPr>
-          <w:lang w:eastAsia="ko-KR"/>
-        </w:rPr>
-        <w:t>구축해</w:t>
-      </w:r>
-      <w:r>
-        <w:rPr>
-          <w:lang w:eastAsia="ko-KR"/>
-        </w:rPr>
-        <w:t xml:space="preserve"> </w:t>
-      </w:r>
-      <w:proofErr w:type="spellStart"/>
-      <w:r>
-        <w:rPr>
-          <w:lang w:eastAsia="ko-KR"/>
-        </w:rPr>
-        <w:t>내결함성</w:t>
-      </w:r>
-      <w:proofErr w:type="spellEnd"/>
-      <w:r>
-        <w:rPr>
-          <w:lang w:eastAsia="ko-KR"/>
-        </w:rPr>
-        <w:t xml:space="preserve">(Fault-tolerance) </w:t>
-      </w:r>
-      <w:r>
-        <w:rPr>
-          <w:lang w:eastAsia="ko-KR"/>
-        </w:rPr>
-        <w:t>인프라</w:t>
-      </w:r>
-      <w:r>
-        <w:rPr>
-          <w:lang w:eastAsia="ko-KR"/>
-        </w:rPr>
-        <w:t xml:space="preserve"> </w:t>
-      </w:r>
-      <w:r>
-        <w:rPr>
-          <w:lang w:eastAsia="ko-KR"/>
-        </w:rPr>
-        <w:t>완성</w:t>
-      </w:r>
-      <w:r>
-        <w:rPr>
-          <w:lang w:eastAsia="ko-KR"/>
-        </w:rPr>
-        <w:t>.</w:t>
-      </w:r>
-    </w:p>
-    <w:p>
-      <w:pPr>
-        <w:spacing w:before="160" w:after="40"/>
-        <w:rPr>
-          <w:lang w:eastAsia="ko-KR"/>
-        </w:rPr>
-      </w:pPr>
-      <w:r>
-        <w:rPr>
-          <w:b/>
-          <w:color w:val="0284C7"/>
-          <w:lang w:eastAsia="ko-KR"/>
-        </w:rPr>
-        <w:t>프론트엔드</w:t>
-      </w:r>
-      <w:r>
-        <w:rPr>
-          <w:b/>
-          <w:color w:val="0284C7"/>
-          <w:lang w:eastAsia="ko-KR"/>
-        </w:rPr>
-        <w:t xml:space="preserve"> </w:t>
-      </w:r>
-      <w:r>
-        <w:rPr>
-          <w:b/>
-          <w:color w:val="0284C7"/>
-          <w:lang w:eastAsia="ko-KR"/>
-        </w:rPr>
-        <w:t>포트</w:t>
-      </w:r>
-      <w:r>
-        <w:rPr>
-          <w:b/>
-          <w:color w:val="0284C7"/>
-          <w:lang w:eastAsia="ko-KR"/>
-        </w:rPr>
-        <w:t xml:space="preserve"> </w:t>
-      </w:r>
-      <w:r>
-        <w:rPr>
-          <w:b/>
-          <w:color w:val="0284C7"/>
-          <w:lang w:eastAsia="ko-KR"/>
-        </w:rPr>
-        <w:t>충돌</w:t>
-      </w:r>
-      <w:r>
-        <w:rPr>
-          <w:b/>
-          <w:color w:val="0284C7"/>
-          <w:lang w:eastAsia="ko-KR"/>
-        </w:rPr>
-        <w:t xml:space="preserve"> </w:t>
-      </w:r>
-      <w:r>
-        <w:rPr>
-          <w:b/>
-          <w:color w:val="0284C7"/>
-          <w:lang w:eastAsia="ko-KR"/>
-        </w:rPr>
-        <w:t>및</w:t>
-      </w:r>
-      <w:r>
-        <w:rPr>
-          <w:b/>
-          <w:color w:val="0284C7"/>
-          <w:lang w:eastAsia="ko-KR"/>
-        </w:rPr>
-        <w:t xml:space="preserve"> </w:t>
-      </w:r>
-      <w:r>
-        <w:rPr>
-          <w:b/>
-          <w:color w:val="0284C7"/>
-          <w:lang w:eastAsia="ko-KR"/>
-        </w:rPr>
-        <w:t>세션</w:t>
-      </w:r>
-      <w:r>
-        <w:rPr>
-          <w:b/>
-          <w:color w:val="0284C7"/>
-          <w:lang w:eastAsia="ko-KR"/>
-        </w:rPr>
-        <w:t xml:space="preserve"> </w:t>
-      </w:r>
-      <w:r>
-        <w:rPr>
-          <w:b/>
-          <w:color w:val="0284C7"/>
-          <w:lang w:eastAsia="ko-KR"/>
-        </w:rPr>
-        <w:t>혼선</w:t>
-      </w:r>
-      <w:r>
-        <w:rPr>
-          <w:b/>
-          <w:color w:val="0284C7"/>
-          <w:lang w:eastAsia="ko-KR"/>
-        </w:rPr>
-        <w:t xml:space="preserve"> </w:t>
-      </w:r>
-      <w:r>
-        <w:rPr>
-          <w:b/>
-          <w:color w:val="0284C7"/>
-          <w:lang w:eastAsia="ko-KR"/>
-        </w:rPr>
-        <w:t>제어</w:t>
+      </w:r>
+      <w:r>
+        <w:rPr>
+          <w:rStyle w:val="HTML"/>
+          <w:lang w:eastAsia="ko-KR"/>
+        </w:rPr>
+        <w:t>3</w:t>
+      </w:r>
+      <w:r>
+        <w:rPr>
+          <w:lang w:eastAsia="ko-KR"/>
+        </w:rPr>
+        <w:t xml:space="preserve"> = </w:t>
+      </w:r>
+      <w:r>
+        <w:rPr>
+          <w:rFonts w:eastAsia="맑은 고딕" w:cs="맑은 고딕" w:hint="eastAsia"/>
+          <w:lang w:eastAsia="ko-KR"/>
+        </w:rPr>
+        <w:t>가을</w:t>
+      </w:r>
+      <w:r>
+        <w:rPr>
+          <w:lang w:eastAsia="ko-KR"/>
+        </w:rPr>
+        <w:br/>
+      </w:r>
+      <w:r>
+        <w:rPr>
+          <w:rStyle w:val="HTML"/>
+          <w:lang w:eastAsia="ko-KR"/>
+        </w:rPr>
+        <w:lastRenderedPageBreak/>
+        <w:t>M</w:t>
+      </w:r>
+      <w:r>
+        <w:rPr>
+          <w:lang w:eastAsia="ko-KR"/>
+        </w:rPr>
+        <w:t xml:space="preserve"> = </w:t>
+      </w:r>
+      <w:r>
+        <w:rPr>
+          <w:rFonts w:eastAsia="맑은 고딕" w:cs="맑은 고딕" w:hint="eastAsia"/>
+          <w:lang w:eastAsia="ko-KR"/>
+        </w:rPr>
+        <w:t>남성</w:t>
+      </w:r>
+      <w:r>
+        <w:rPr>
+          <w:lang w:eastAsia="ko-KR"/>
+        </w:rPr>
+        <w:br/>
+      </w:r>
+      <w:r>
+        <w:rPr>
+          <w:rStyle w:val="HTML"/>
+          <w:lang w:eastAsia="ko-KR"/>
+        </w:rPr>
+        <w:t>J</w:t>
+      </w:r>
+      <w:r>
+        <w:rPr>
+          <w:lang w:eastAsia="ko-KR"/>
+        </w:rPr>
+        <w:t xml:space="preserve"> = </w:t>
+      </w:r>
+      <w:r>
+        <w:rPr>
+          <w:rFonts w:eastAsia="맑은 고딕" w:cs="맑은 고딕" w:hint="eastAsia"/>
+          <w:lang w:eastAsia="ko-KR"/>
+        </w:rPr>
+        <w:t>재킷</w:t>
+      </w:r>
+      <w:r>
+        <w:rPr>
+          <w:lang w:eastAsia="ko-KR"/>
+        </w:rPr>
+        <w:br/>
+      </w:r>
+      <w:r>
+        <w:rPr>
+          <w:rStyle w:val="HTML"/>
+          <w:lang w:eastAsia="ko-KR"/>
+        </w:rPr>
+        <w:t>W</w:t>
+      </w:r>
+      <w:r>
+        <w:rPr>
+          <w:lang w:eastAsia="ko-KR"/>
+        </w:rPr>
+        <w:t xml:space="preserve"> = </w:t>
+      </w:r>
+      <w:r>
+        <w:rPr>
+          <w:rFonts w:eastAsia="맑은 고딕" w:cs="맑은 고딕" w:hint="eastAsia"/>
+          <w:lang w:eastAsia="ko-KR"/>
+        </w:rPr>
+        <w:t>울</w:t>
+      </w:r>
+      <w:r>
+        <w:rPr>
+          <w:lang w:eastAsia="ko-KR"/>
+        </w:rPr>
+        <w:br/>
+      </w:r>
+      <w:r>
+        <w:rPr>
+          <w:rStyle w:val="HTML"/>
+          <w:lang w:eastAsia="ko-KR"/>
+        </w:rPr>
+        <w:t>01</w:t>
+      </w:r>
+      <w:r>
+        <w:rPr>
+          <w:lang w:eastAsia="ko-KR"/>
+        </w:rPr>
+        <w:t xml:space="preserve"> = </w:t>
+      </w:r>
+      <w:r>
+        <w:rPr>
+          <w:rFonts w:eastAsia="맑은 고딕" w:cs="맑은 고딕" w:hint="eastAsia"/>
+          <w:lang w:eastAsia="ko-KR"/>
+        </w:rPr>
+        <w:t>스타일</w:t>
+      </w:r>
+      <w:r>
+        <w:rPr>
+          <w:lang w:eastAsia="ko-KR"/>
+        </w:rPr>
+        <w:t xml:space="preserve"> 01</w:t>
+      </w:r>
+      <w:r>
+        <w:rPr>
+          <w:lang w:eastAsia="ko-KR"/>
+        </w:rPr>
+        <w:br/>
+      </w:r>
+      <w:r>
+        <w:rPr>
+          <w:rStyle w:val="HTML"/>
+          <w:lang w:eastAsia="ko-KR"/>
+        </w:rPr>
+        <w:t>NV</w:t>
+      </w:r>
+      <w:r>
+        <w:rPr>
+          <w:lang w:eastAsia="ko-KR"/>
+        </w:rPr>
+        <w:t xml:space="preserve"> = </w:t>
+      </w:r>
+      <w:r>
+        <w:rPr>
+          <w:rFonts w:eastAsia="맑은 고딕" w:cs="맑은 고딕" w:hint="eastAsia"/>
+          <w:lang w:eastAsia="ko-KR"/>
+        </w:rPr>
+        <w:t>네이비</w:t>
       </w:r>
     </w:p>
     <w:p>
       <w:pPr>
         <w:spacing w:after="120" w:line="300" w:lineRule="auto"/>
         <w:rPr>
+          <w:rFonts w:eastAsia="맑은 고딕" w:cs="맑은 고딕"/>
           <w:lang w:eastAsia="ko-KR"/>
         </w:rPr>
       </w:pPr>
-      <w:r>
-        <w:rPr>
-          <w:lang w:eastAsia="ko-KR"/>
-        </w:rPr>
-        <w:t xml:space="preserve">• </w:t>
-      </w:r>
-      <w:r>
-        <w:rPr>
-          <w:lang w:eastAsia="ko-KR"/>
-        </w:rPr>
-        <w:t>현상</w:t>
-      </w:r>
-      <w:r>
-        <w:rPr>
-          <w:lang w:eastAsia="ko-KR"/>
-        </w:rPr>
-        <w:t>: 5</w:t>
-      </w:r>
-      <w:r>
-        <w:rPr>
-          <w:lang w:eastAsia="ko-KR"/>
-        </w:rPr>
-        <w:t>개</w:t>
-      </w:r>
-      <w:r>
-        <w:rPr>
-          <w:lang w:eastAsia="ko-KR"/>
-        </w:rPr>
-        <w:t xml:space="preserve"> </w:t>
-      </w:r>
-      <w:r>
-        <w:rPr>
-          <w:lang w:eastAsia="ko-KR"/>
-        </w:rPr>
-        <w:t>에이전트</w:t>
-      </w:r>
-      <w:r>
-        <w:rPr>
-          <w:lang w:eastAsia="ko-KR"/>
-        </w:rPr>
-        <w:t xml:space="preserve"> </w:t>
-      </w:r>
-      <w:r>
-        <w:rPr>
-          <w:lang w:eastAsia="ko-KR"/>
-        </w:rPr>
-        <w:t>동시</w:t>
-      </w:r>
-      <w:r>
-        <w:rPr>
-          <w:lang w:eastAsia="ko-KR"/>
-        </w:rPr>
-        <w:t xml:space="preserve"> </w:t>
-      </w:r>
-      <w:r>
-        <w:rPr>
-          <w:lang w:eastAsia="ko-KR"/>
-        </w:rPr>
-        <w:t>구동</w:t>
-      </w:r>
-      <w:r>
-        <w:rPr>
-          <w:lang w:eastAsia="ko-KR"/>
-        </w:rPr>
-        <w:t xml:space="preserve"> </w:t>
-      </w:r>
-      <w:r>
-        <w:rPr>
-          <w:lang w:eastAsia="ko-KR"/>
-        </w:rPr>
-        <w:t>시</w:t>
-      </w:r>
-      <w:r>
-        <w:rPr>
-          <w:lang w:eastAsia="ko-KR"/>
-        </w:rPr>
-        <w:t xml:space="preserve"> </w:t>
-      </w:r>
-      <w:r>
-        <w:rPr>
-          <w:lang w:eastAsia="ko-KR"/>
-        </w:rPr>
-        <w:t>포트</w:t>
-      </w:r>
-      <w:r>
-        <w:rPr>
-          <w:lang w:eastAsia="ko-KR"/>
-        </w:rPr>
-        <w:t xml:space="preserve"> </w:t>
-      </w:r>
-      <w:r>
-        <w:rPr>
-          <w:lang w:eastAsia="ko-KR"/>
-        </w:rPr>
-        <w:t>중복으로</w:t>
-      </w:r>
-      <w:r>
-        <w:rPr>
-          <w:lang w:eastAsia="ko-KR"/>
-        </w:rPr>
-        <w:t xml:space="preserve"> </w:t>
-      </w:r>
-      <w:r>
-        <w:rPr>
-          <w:lang w:eastAsia="ko-KR"/>
-        </w:rPr>
-        <w:t>인해</w:t>
-      </w:r>
-      <w:r>
-        <w:rPr>
-          <w:lang w:eastAsia="ko-KR"/>
-        </w:rPr>
-        <w:t xml:space="preserve"> </w:t>
-      </w:r>
-      <w:r>
-        <w:rPr>
-          <w:lang w:eastAsia="ko-KR"/>
-        </w:rPr>
-        <w:t>화면</w:t>
-      </w:r>
-      <w:r>
-        <w:rPr>
-          <w:lang w:eastAsia="ko-KR"/>
-        </w:rPr>
-        <w:t xml:space="preserve"> </w:t>
-      </w:r>
-      <w:r>
-        <w:rPr>
-          <w:lang w:eastAsia="ko-KR"/>
-        </w:rPr>
-        <w:t>라우팅이</w:t>
-      </w:r>
-      <w:r>
-        <w:rPr>
-          <w:lang w:eastAsia="ko-KR"/>
-        </w:rPr>
-        <w:t xml:space="preserve"> </w:t>
-      </w:r>
-      <w:r>
-        <w:rPr>
-          <w:lang w:eastAsia="ko-KR"/>
-        </w:rPr>
-        <w:t>꼬이고</w:t>
-      </w:r>
-      <w:r>
-        <w:rPr>
-          <w:lang w:eastAsia="ko-KR"/>
-        </w:rPr>
-        <w:t xml:space="preserve"> </w:t>
-      </w:r>
-      <w:proofErr w:type="spellStart"/>
-      <w:r>
-        <w:rPr>
-          <w:lang w:eastAsia="ko-KR"/>
-        </w:rPr>
-        <w:t>백엔드</w:t>
-      </w:r>
-      <w:proofErr w:type="spellEnd"/>
-      <w:r>
-        <w:rPr>
-          <w:lang w:eastAsia="ko-KR"/>
-        </w:rPr>
-        <w:t xml:space="preserve"> CORS </w:t>
-      </w:r>
-      <w:r>
-        <w:rPr>
-          <w:lang w:eastAsia="ko-KR"/>
-        </w:rPr>
-        <w:t>세션이</w:t>
-      </w:r>
-      <w:r>
-        <w:rPr>
-          <w:lang w:eastAsia="ko-KR"/>
-        </w:rPr>
-        <w:t xml:space="preserve"> </w:t>
-      </w:r>
-      <w:r>
-        <w:rPr>
-          <w:lang w:eastAsia="ko-KR"/>
-        </w:rPr>
-        <w:t>뒤섞임</w:t>
-      </w:r>
-      <w:r>
-        <w:rPr>
-          <w:lang w:eastAsia="ko-KR"/>
-        </w:rPr>
-        <w:t>.</w:t>
-      </w:r>
-      <w:r>
-        <w:rPr>
-          <w:lang w:eastAsia="ko-KR"/>
-        </w:rPr>
-        <w:br/>
-        <w:t xml:space="preserve">• </w:t>
-      </w:r>
-      <w:r>
-        <w:rPr>
-          <w:lang w:eastAsia="ko-KR"/>
-        </w:rPr>
-        <w:t>원인</w:t>
-      </w:r>
-      <w:r>
-        <w:rPr>
-          <w:lang w:eastAsia="ko-KR"/>
-        </w:rPr>
-        <w:t xml:space="preserve">: </w:t>
-      </w:r>
-      <w:r>
-        <w:rPr>
-          <w:lang w:eastAsia="ko-KR"/>
-        </w:rPr>
-        <w:t>각</w:t>
-      </w:r>
-      <w:r>
-        <w:rPr>
-          <w:lang w:eastAsia="ko-KR"/>
-        </w:rPr>
-        <w:t xml:space="preserve"> </w:t>
-      </w:r>
-      <w:r>
-        <w:rPr>
-          <w:lang w:eastAsia="ko-KR"/>
-        </w:rPr>
-        <w:t>세션이</w:t>
-      </w:r>
-      <w:r>
-        <w:rPr>
-          <w:lang w:eastAsia="ko-KR"/>
-        </w:rPr>
-        <w:t xml:space="preserve"> </w:t>
-      </w:r>
-      <w:r>
-        <w:rPr>
-          <w:lang w:eastAsia="ko-KR"/>
-        </w:rPr>
-        <w:t>독립적으로</w:t>
-      </w:r>
-      <w:r>
-        <w:rPr>
-          <w:lang w:eastAsia="ko-KR"/>
-        </w:rPr>
-        <w:t xml:space="preserve"> </w:t>
-      </w:r>
-      <w:r>
-        <w:rPr>
-          <w:lang w:eastAsia="ko-KR"/>
-        </w:rPr>
-        <w:t>개발되면서</w:t>
-      </w:r>
-      <w:r>
-        <w:rPr>
-          <w:lang w:eastAsia="ko-KR"/>
-        </w:rPr>
-        <w:t xml:space="preserve"> </w:t>
-      </w:r>
-      <w:r>
-        <w:rPr>
-          <w:lang w:eastAsia="ko-KR"/>
-        </w:rPr>
-        <w:t>동일</w:t>
-      </w:r>
-      <w:r>
-        <w:rPr>
-          <w:lang w:eastAsia="ko-KR"/>
-        </w:rPr>
-        <w:t xml:space="preserve"> </w:t>
-      </w:r>
-      <w:r>
-        <w:rPr>
-          <w:lang w:eastAsia="ko-KR"/>
-        </w:rPr>
-        <w:t>포트</w:t>
-      </w:r>
-      <w:r>
-        <w:rPr>
-          <w:lang w:eastAsia="ko-KR"/>
-        </w:rPr>
-        <w:t xml:space="preserve"> </w:t>
-      </w:r>
-      <w:r>
-        <w:rPr>
-          <w:lang w:eastAsia="ko-KR"/>
-        </w:rPr>
-        <w:t>번호</w:t>
-      </w:r>
-      <w:r>
-        <w:rPr>
-          <w:lang w:eastAsia="ko-KR"/>
-        </w:rPr>
-        <w:t>(5173, 3000)</w:t>
-      </w:r>
-      <w:r>
-        <w:rPr>
-          <w:lang w:eastAsia="ko-KR"/>
-        </w:rPr>
-        <w:t>가</w:t>
-      </w:r>
-      <w:r>
-        <w:rPr>
-          <w:lang w:eastAsia="ko-KR"/>
-        </w:rPr>
-        <w:t xml:space="preserve"> </w:t>
-      </w:r>
-      <w:r>
-        <w:rPr>
-          <w:lang w:eastAsia="ko-KR"/>
-        </w:rPr>
-        <w:t>중복</w:t>
-      </w:r>
-      <w:r>
-        <w:rPr>
-          <w:lang w:eastAsia="ko-KR"/>
-        </w:rPr>
-        <w:t xml:space="preserve"> </w:t>
-      </w:r>
-      <w:r>
-        <w:rPr>
-          <w:lang w:eastAsia="ko-KR"/>
-        </w:rPr>
-        <w:t>할당됨</w:t>
-      </w:r>
-      <w:r>
-        <w:rPr>
-          <w:lang w:eastAsia="ko-KR"/>
-        </w:rPr>
-        <w:t>.</w:t>
-      </w:r>
-      <w:r>
-        <w:rPr>
-          <w:lang w:eastAsia="ko-KR"/>
-        </w:rPr>
-        <w:br/>
-        <w:t xml:space="preserve">• </w:t>
-      </w:r>
-      <w:r>
-        <w:rPr>
-          <w:lang w:eastAsia="ko-KR"/>
-        </w:rPr>
-        <w:t>해결</w:t>
-      </w:r>
-      <w:r>
-        <w:rPr>
-          <w:lang w:eastAsia="ko-KR"/>
-        </w:rPr>
-        <w:t xml:space="preserve">: </w:t>
-      </w:r>
-      <w:r>
-        <w:rPr>
-          <w:lang w:eastAsia="ko-KR"/>
-        </w:rPr>
-        <w:t>플랫폼</w:t>
-      </w:r>
-      <w:r>
-        <w:rPr>
-          <w:lang w:eastAsia="ko-KR"/>
-        </w:rPr>
-        <w:t xml:space="preserve">(5174), </w:t>
-      </w:r>
-      <w:r>
-        <w:rPr>
-          <w:lang w:eastAsia="ko-KR"/>
-        </w:rPr>
-        <w:t>라벨</w:t>
-      </w:r>
-      <w:r>
-        <w:rPr>
-          <w:lang w:eastAsia="ko-KR"/>
-        </w:rPr>
-        <w:t xml:space="preserve">(5173), </w:t>
-      </w:r>
-      <w:r>
-        <w:rPr>
-          <w:lang w:eastAsia="ko-KR"/>
-        </w:rPr>
-        <w:t>옷감</w:t>
-      </w:r>
-      <w:r>
-        <w:rPr>
-          <w:lang w:eastAsia="ko-KR"/>
-        </w:rPr>
-        <w:t xml:space="preserve">(3000), </w:t>
-      </w:r>
-      <w:r>
-        <w:rPr>
-          <w:lang w:eastAsia="ko-KR"/>
-        </w:rPr>
-        <w:t>지퍼단추</w:t>
-      </w:r>
-      <w:r>
-        <w:rPr>
-          <w:lang w:eastAsia="ko-KR"/>
-        </w:rPr>
-        <w:t xml:space="preserve">(5175), </w:t>
-      </w:r>
-      <w:r>
-        <w:rPr>
-          <w:lang w:eastAsia="ko-KR"/>
-        </w:rPr>
-        <w:t>물류</w:t>
-      </w:r>
-      <w:r>
-        <w:rPr>
-          <w:lang w:eastAsia="ko-KR"/>
-        </w:rPr>
-        <w:t xml:space="preserve">(3001), </w:t>
-      </w:r>
-      <w:r>
-        <w:rPr>
-          <w:lang w:eastAsia="ko-KR"/>
-        </w:rPr>
-        <w:t>파서</w:t>
-      </w:r>
-      <w:r>
-        <w:rPr>
-          <w:lang w:eastAsia="ko-KR"/>
-        </w:rPr>
-        <w:t xml:space="preserve">(8010) </w:t>
-      </w:r>
-      <w:r>
-        <w:rPr>
-          <w:lang w:eastAsia="ko-KR"/>
-        </w:rPr>
-        <w:t>등</w:t>
-      </w:r>
-      <w:r>
-        <w:rPr>
-          <w:lang w:eastAsia="ko-KR"/>
-        </w:rPr>
-        <w:t xml:space="preserve"> </w:t>
-      </w:r>
-      <w:r>
-        <w:rPr>
-          <w:lang w:eastAsia="ko-KR"/>
-        </w:rPr>
-        <w:t>서비스</w:t>
-      </w:r>
-      <w:r>
-        <w:rPr>
-          <w:lang w:eastAsia="ko-KR"/>
-        </w:rPr>
-        <w:t xml:space="preserve"> </w:t>
-      </w:r>
-      <w:proofErr w:type="spellStart"/>
-      <w:r>
-        <w:rPr>
-          <w:lang w:eastAsia="ko-KR"/>
-        </w:rPr>
-        <w:t>경계별</w:t>
-      </w:r>
-      <w:proofErr w:type="spellEnd"/>
-      <w:r>
-        <w:rPr>
-          <w:lang w:eastAsia="ko-KR"/>
-        </w:rPr>
-        <w:t xml:space="preserve"> </w:t>
-      </w:r>
-      <w:r>
-        <w:rPr>
-          <w:lang w:eastAsia="ko-KR"/>
-        </w:rPr>
-        <w:t>전용</w:t>
-      </w:r>
-      <w:r>
-        <w:rPr>
-          <w:lang w:eastAsia="ko-KR"/>
-        </w:rPr>
-        <w:t xml:space="preserve"> </w:t>
-      </w:r>
-      <w:r>
-        <w:rPr>
-          <w:lang w:eastAsia="ko-KR"/>
-        </w:rPr>
-        <w:t>포트</w:t>
-      </w:r>
-      <w:r>
-        <w:rPr>
-          <w:lang w:eastAsia="ko-KR"/>
-        </w:rPr>
-        <w:t xml:space="preserve"> </w:t>
-      </w:r>
-      <w:proofErr w:type="spellStart"/>
-      <w:r>
-        <w:rPr>
-          <w:lang w:eastAsia="ko-KR"/>
-        </w:rPr>
-        <w:t>맵핑</w:t>
-      </w:r>
-      <w:proofErr w:type="spellEnd"/>
-      <w:r>
-        <w:rPr>
-          <w:lang w:eastAsia="ko-KR"/>
-        </w:rPr>
-        <w:t xml:space="preserve"> </w:t>
-      </w:r>
-      <w:r>
-        <w:rPr>
-          <w:lang w:eastAsia="ko-KR"/>
-        </w:rPr>
-        <w:t>시스템을</w:t>
-      </w:r>
-      <w:r>
-        <w:rPr>
-          <w:lang w:eastAsia="ko-KR"/>
-        </w:rPr>
-        <w:t xml:space="preserve"> </w:t>
-      </w:r>
-      <w:r>
-        <w:rPr>
-          <w:lang w:eastAsia="ko-KR"/>
-        </w:rPr>
-        <w:t>수립하여</w:t>
-      </w:r>
-      <w:r>
-        <w:rPr>
-          <w:lang w:eastAsia="ko-KR"/>
-        </w:rPr>
-        <w:t xml:space="preserve"> </w:t>
-      </w:r>
-      <w:r>
-        <w:rPr>
-          <w:lang w:eastAsia="ko-KR"/>
-        </w:rPr>
-        <w:t>구동</w:t>
-      </w:r>
-      <w:r>
-        <w:rPr>
-          <w:lang w:eastAsia="ko-KR"/>
-        </w:rPr>
-        <w:t xml:space="preserve"> </w:t>
-      </w:r>
-      <w:r>
-        <w:rPr>
-          <w:lang w:eastAsia="ko-KR"/>
-        </w:rPr>
-        <w:t>안정성</w:t>
-      </w:r>
-      <w:r>
-        <w:rPr>
-          <w:lang w:eastAsia="ko-KR"/>
-        </w:rPr>
-        <w:t xml:space="preserve"> </w:t>
-      </w:r>
-      <w:r>
-        <w:rPr>
-          <w:lang w:eastAsia="ko-KR"/>
-        </w:rPr>
-        <w:t>확보</w:t>
-      </w:r>
-      <w:r>
-        <w:rPr>
-          <w:lang w:eastAsia="ko-KR"/>
-        </w:rPr>
-        <w:t>.</w:t>
-      </w:r>
-    </w:p>
-    <w:p>
-      <w:pPr>
-        <w:spacing w:before="160" w:after="40"/>
-        <w:rPr>
-          <w:lang w:eastAsia="ko-KR"/>
-        </w:rPr>
-      </w:pPr>
-      <w:r>
-        <w:rPr>
-          <w:b/>
-          <w:color w:val="0284C7"/>
-          <w:lang w:eastAsia="ko-KR"/>
-        </w:rPr>
-        <w:lastRenderedPageBreak/>
-        <w:t>동일</w:t>
-      </w:r>
-      <w:r>
-        <w:rPr>
-          <w:b/>
-          <w:color w:val="0284C7"/>
-          <w:lang w:eastAsia="ko-KR"/>
-        </w:rPr>
-        <w:t xml:space="preserve"> </w:t>
-      </w:r>
-      <w:r>
-        <w:rPr>
-          <w:b/>
-          <w:color w:val="0284C7"/>
-          <w:lang w:eastAsia="ko-KR"/>
-        </w:rPr>
-        <w:t>묶음</w:t>
-      </w:r>
-      <w:r>
-        <w:rPr>
-          <w:b/>
-          <w:color w:val="0284C7"/>
-          <w:lang w:eastAsia="ko-KR"/>
-        </w:rPr>
-        <w:t xml:space="preserve"> </w:t>
-      </w:r>
-      <w:r>
-        <w:rPr>
-          <w:b/>
-          <w:color w:val="0284C7"/>
-          <w:lang w:eastAsia="ko-KR"/>
-        </w:rPr>
-        <w:t>출고</w:t>
-      </w:r>
-      <w:r>
-        <w:rPr>
-          <w:b/>
-          <w:color w:val="0284C7"/>
-          <w:lang w:eastAsia="ko-KR"/>
-        </w:rPr>
-        <w:t xml:space="preserve"> </w:t>
-      </w:r>
-      <w:r>
-        <w:rPr>
-          <w:b/>
-          <w:color w:val="0284C7"/>
-          <w:lang w:eastAsia="ko-KR"/>
-        </w:rPr>
-        <w:t>완료의</w:t>
-      </w:r>
-      <w:r>
-        <w:rPr>
-          <w:b/>
-          <w:color w:val="0284C7"/>
-          <w:lang w:eastAsia="ko-KR"/>
-        </w:rPr>
-        <w:t xml:space="preserve"> </w:t>
-      </w:r>
-      <w:r>
-        <w:rPr>
-          <w:b/>
-          <w:color w:val="0284C7"/>
-          <w:lang w:eastAsia="ko-KR"/>
-        </w:rPr>
-        <w:t>누적</w:t>
-      </w:r>
-      <w:r>
-        <w:rPr>
-          <w:b/>
-          <w:color w:val="0284C7"/>
-          <w:lang w:eastAsia="ko-KR"/>
-        </w:rPr>
-        <w:t xml:space="preserve"> </w:t>
-      </w:r>
-      <w:r>
-        <w:rPr>
-          <w:b/>
-          <w:color w:val="0284C7"/>
-          <w:lang w:eastAsia="ko-KR"/>
-        </w:rPr>
-        <w:t>재전송으로</w:t>
-      </w:r>
-      <w:r>
-        <w:rPr>
-          <w:b/>
-          <w:color w:val="0284C7"/>
-          <w:lang w:eastAsia="ko-KR"/>
-        </w:rPr>
-        <w:t xml:space="preserve"> </w:t>
-      </w:r>
-      <w:r>
-        <w:rPr>
-          <w:b/>
-          <w:color w:val="0284C7"/>
-          <w:lang w:eastAsia="ko-KR"/>
-        </w:rPr>
-        <w:t>인한</w:t>
-      </w:r>
-      <w:r>
-        <w:rPr>
-          <w:b/>
-          <w:color w:val="0284C7"/>
-          <w:lang w:eastAsia="ko-KR"/>
-        </w:rPr>
-        <w:t xml:space="preserve"> </w:t>
-      </w:r>
-      <w:r>
-        <w:rPr>
-          <w:b/>
-          <w:color w:val="0284C7"/>
-          <w:lang w:eastAsia="ko-KR"/>
-        </w:rPr>
-        <w:t>메시지</w:t>
-      </w:r>
-      <w:r>
-        <w:rPr>
-          <w:b/>
-          <w:color w:val="0284C7"/>
-          <w:lang w:eastAsia="ko-KR"/>
-        </w:rPr>
-        <w:t xml:space="preserve"> </w:t>
-      </w:r>
-      <w:r>
-        <w:rPr>
-          <w:b/>
-          <w:color w:val="0284C7"/>
-          <w:lang w:eastAsia="ko-KR"/>
-        </w:rPr>
-        <w:t>중복</w:t>
-      </w:r>
-      <w:r>
-        <w:rPr>
-          <w:b/>
-          <w:color w:val="0284C7"/>
-          <w:lang w:eastAsia="ko-KR"/>
-        </w:rPr>
-        <w:t xml:space="preserve"> </w:t>
-      </w:r>
-      <w:proofErr w:type="spellStart"/>
-      <w:r>
-        <w:rPr>
-          <w:b/>
-          <w:color w:val="0284C7"/>
-          <w:lang w:eastAsia="ko-KR"/>
-        </w:rPr>
-        <w:t>프리징</w:t>
-      </w:r>
-      <w:proofErr w:type="spellEnd"/>
     </w:p>
     <w:p>
       <w:pPr>
         <w:spacing w:after="120" w:line="300" w:lineRule="auto"/>
         <w:rPr>
+          <w:rFonts w:eastAsia="맑은 고딕" w:hint="eastAsia"/>
           <w:lang w:eastAsia="ko-KR"/>
         </w:rPr>
       </w:pPr>
       <w:r>
         <w:rPr>
-          <w:lang w:eastAsia="ko-KR"/>
-        </w:rPr>
-        <w:t xml:space="preserve">• </w:t>
-      </w:r>
-      <w:r>
-        <w:rPr>
-          <w:lang w:eastAsia="ko-KR"/>
-        </w:rPr>
-        <w:t>현상</w:t>
-      </w:r>
-      <w:r>
-        <w:rPr>
-          <w:lang w:eastAsia="ko-KR"/>
-        </w:rPr>
-        <w:t xml:space="preserve">: </w:t>
-      </w:r>
-      <w:r>
-        <w:rPr>
-          <w:lang w:eastAsia="ko-KR"/>
-        </w:rPr>
-        <w:t>라벨사가</w:t>
-      </w:r>
-      <w:r>
-        <w:rPr>
-          <w:lang w:eastAsia="ko-KR"/>
-        </w:rPr>
-        <w:t xml:space="preserve"> </w:t>
-      </w:r>
-      <w:r>
-        <w:rPr>
-          <w:lang w:eastAsia="ko-KR"/>
-        </w:rPr>
-        <w:t>동일</w:t>
-      </w:r>
-      <w:r>
-        <w:rPr>
-          <w:lang w:eastAsia="ko-KR"/>
-        </w:rPr>
-        <w:t xml:space="preserve"> </w:t>
-      </w:r>
-      <w:r>
-        <w:rPr>
-          <w:lang w:eastAsia="ko-KR"/>
-        </w:rPr>
-        <w:t>납기일</w:t>
-      </w:r>
-      <w:r>
-        <w:rPr>
-          <w:lang w:eastAsia="ko-KR"/>
-        </w:rPr>
-        <w:t xml:space="preserve"> </w:t>
-      </w:r>
-      <w:r>
-        <w:rPr>
-          <w:lang w:eastAsia="ko-KR"/>
-        </w:rPr>
-        <w:t>묶음</w:t>
-      </w:r>
-      <w:r>
-        <w:rPr>
-          <w:lang w:eastAsia="ko-KR"/>
-        </w:rPr>
-        <w:t xml:space="preserve"> </w:t>
-      </w:r>
-      <w:r>
-        <w:rPr>
-          <w:lang w:eastAsia="ko-KR"/>
-        </w:rPr>
-        <w:t>건에</w:t>
-      </w:r>
-      <w:r>
-        <w:rPr>
-          <w:lang w:eastAsia="ko-KR"/>
-        </w:rPr>
-        <w:t xml:space="preserve"> </w:t>
-      </w:r>
-      <w:r>
-        <w:rPr>
-          <w:lang w:eastAsia="ko-KR"/>
-        </w:rPr>
-        <w:t>대해</w:t>
-      </w:r>
-      <w:r>
-        <w:rPr>
-          <w:lang w:eastAsia="ko-KR"/>
-        </w:rPr>
-        <w:t xml:space="preserve"> </w:t>
-      </w:r>
-      <w:r>
-        <w:rPr>
-          <w:lang w:eastAsia="ko-KR"/>
-        </w:rPr>
-        <w:t>누적</w:t>
-      </w:r>
-      <w:r>
-        <w:rPr>
-          <w:lang w:eastAsia="ko-KR"/>
-        </w:rPr>
-        <w:t xml:space="preserve"> </w:t>
-      </w:r>
-      <w:r>
-        <w:rPr>
-          <w:lang w:eastAsia="ko-KR"/>
-        </w:rPr>
-        <w:t>스냅샷을</w:t>
-      </w:r>
-      <w:r>
-        <w:rPr>
-          <w:lang w:eastAsia="ko-KR"/>
-        </w:rPr>
-        <w:t xml:space="preserve"> </w:t>
-      </w:r>
-      <w:r>
-        <w:rPr>
-          <w:lang w:eastAsia="ko-KR"/>
-        </w:rPr>
-        <w:t>재전송할</w:t>
-      </w:r>
-      <w:r>
-        <w:rPr>
-          <w:lang w:eastAsia="ko-KR"/>
-        </w:rPr>
-        <w:t xml:space="preserve"> </w:t>
-      </w:r>
-      <w:r>
-        <w:rPr>
-          <w:lang w:eastAsia="ko-KR"/>
-        </w:rPr>
-        <w:t>때마다</w:t>
-      </w:r>
-      <w:r>
-        <w:rPr>
-          <w:lang w:eastAsia="ko-KR"/>
-        </w:rPr>
-        <w:t xml:space="preserve"> </w:t>
-      </w:r>
-      <w:r>
-        <w:rPr>
-          <w:lang w:eastAsia="ko-KR"/>
-        </w:rPr>
-        <w:t>플랫폼</w:t>
+          <w:rFonts w:eastAsia="맑은 고딕" w:cs="맑은 고딕" w:hint="eastAsia"/>
+          <w:lang w:eastAsia="ko-KR"/>
+        </w:rPr>
+        <w:t>즉</w:t>
+      </w:r>
+      <w:r>
+        <w:rPr>
+          <w:lang w:eastAsia="ko-KR"/>
+        </w:rPr>
+        <w:t xml:space="preserve"> </w:t>
+      </w:r>
+      <w:r>
+        <w:rPr>
+          <w:rStyle w:val="HTML"/>
+          <w:lang w:eastAsia="ko-KR"/>
+        </w:rPr>
+        <w:t>W3MJW01NV</w:t>
+      </w:r>
+      <w:r>
+        <w:rPr>
+          <w:rFonts w:eastAsia="맑은 고딕" w:cs="맑은 고딕" w:hint="eastAsia"/>
+          <w:lang w:eastAsia="ko-KR"/>
+        </w:rPr>
+        <w:t>는</w:t>
+      </w:r>
+      <w:r>
+        <w:rPr>
+          <w:lang w:eastAsia="ko-KR"/>
+        </w:rPr>
+        <w:t xml:space="preserve"> “W </w:t>
+      </w:r>
+      <w:r>
+        <w:rPr>
+          <w:rFonts w:eastAsia="맑은 고딕" w:cs="맑은 고딕" w:hint="eastAsia"/>
+          <w:lang w:eastAsia="ko-KR"/>
+        </w:rPr>
+        <w:t>브랜드의</w:t>
+      </w:r>
+      <w:r>
+        <w:rPr>
+          <w:lang w:eastAsia="ko-KR"/>
+        </w:rPr>
+        <w:t xml:space="preserve"> </w:t>
+      </w:r>
+      <w:r>
+        <w:rPr>
+          <w:rFonts w:eastAsia="맑은 고딕" w:cs="맑은 고딕" w:hint="eastAsia"/>
+          <w:lang w:eastAsia="ko-KR"/>
+        </w:rPr>
+        <w:t>가을</w:t>
+      </w:r>
+      <w:r>
+        <w:rPr>
+          <w:lang w:eastAsia="ko-KR"/>
+        </w:rPr>
+        <w:t xml:space="preserve"> </w:t>
+      </w:r>
+      <w:r>
+        <w:rPr>
+          <w:rFonts w:eastAsia="맑은 고딕" w:cs="맑은 고딕" w:hint="eastAsia"/>
+          <w:lang w:eastAsia="ko-KR"/>
+        </w:rPr>
+        <w:t>시즌</w:t>
+      </w:r>
+      <w:r>
+        <w:rPr>
+          <w:lang w:eastAsia="ko-KR"/>
+        </w:rPr>
+        <w:t xml:space="preserve"> </w:t>
+      </w:r>
+      <w:r>
+        <w:rPr>
+          <w:rFonts w:eastAsia="맑은 고딕" w:cs="맑은 고딕" w:hint="eastAsia"/>
+          <w:lang w:eastAsia="ko-KR"/>
+        </w:rPr>
+        <w:t>남성용</w:t>
+      </w:r>
+      <w:r>
+        <w:rPr>
+          <w:lang w:eastAsia="ko-KR"/>
+        </w:rPr>
+        <w:t xml:space="preserve"> </w:t>
+      </w:r>
+      <w:r>
+        <w:rPr>
+          <w:rFonts w:eastAsia="맑은 고딕" w:cs="맑은 고딕" w:hint="eastAsia"/>
+          <w:lang w:eastAsia="ko-KR"/>
+        </w:rPr>
+        <w:t>울</w:t>
+      </w:r>
+      <w:r>
+        <w:rPr>
+          <w:lang w:eastAsia="ko-KR"/>
+        </w:rPr>
+        <w:t xml:space="preserve"> </w:t>
+      </w:r>
+      <w:r>
+        <w:rPr>
+          <w:rFonts w:eastAsia="맑은 고딕" w:cs="맑은 고딕" w:hint="eastAsia"/>
+          <w:lang w:eastAsia="ko-KR"/>
+        </w:rPr>
+        <w:t>재킷</w:t>
+      </w:r>
+      <w:r>
+        <w:rPr>
+          <w:lang w:eastAsia="ko-KR"/>
+        </w:rPr>
+        <w:t xml:space="preserve">, </w:t>
+      </w:r>
+      <w:r>
+        <w:rPr>
+          <w:rFonts w:eastAsia="맑은 고딕" w:cs="맑은 고딕" w:hint="eastAsia"/>
+          <w:lang w:eastAsia="ko-KR"/>
+        </w:rPr>
+        <w:t>스타일</w:t>
+      </w:r>
+      <w:r>
+        <w:rPr>
+          <w:lang w:eastAsia="ko-KR"/>
+        </w:rPr>
+        <w:t xml:space="preserve"> 01, </w:t>
+      </w:r>
+      <w:r>
+        <w:rPr>
+          <w:rFonts w:eastAsia="맑은 고딕" w:cs="맑은 고딕" w:hint="eastAsia"/>
+          <w:lang w:eastAsia="ko-KR"/>
+        </w:rPr>
+        <w:t>네이비</w:t>
+      </w:r>
+      <w:r>
+        <w:rPr>
+          <w:lang w:eastAsia="ko-KR"/>
+        </w:rPr>
+        <w:t xml:space="preserve"> </w:t>
+      </w:r>
+      <w:r>
+        <w:rPr>
+          <w:rFonts w:eastAsia="맑은 고딕" w:cs="맑은 고딕" w:hint="eastAsia"/>
+          <w:lang w:eastAsia="ko-KR"/>
+        </w:rPr>
+        <w:t>색상</w:t>
+      </w:r>
+      <w:r>
+        <w:rPr>
+          <w:lang w:eastAsia="ko-KR"/>
+        </w:rPr>
+        <w:t>”</w:t>
+      </w:r>
+      <w:r>
+        <w:rPr>
+          <w:rFonts w:eastAsia="맑은 고딕" w:cs="맑은 고딕" w:hint="eastAsia"/>
+          <w:lang w:eastAsia="ko-KR"/>
+        </w:rPr>
+        <w:t>을</w:t>
+      </w:r>
+      <w:r>
+        <w:rPr>
+          <w:lang w:eastAsia="ko-KR"/>
+        </w:rPr>
+        <w:t xml:space="preserve"> </w:t>
+      </w:r>
+      <w:r>
+        <w:rPr>
+          <w:rFonts w:eastAsia="맑은 고딕" w:cs="맑은 고딕" w:hint="eastAsia"/>
+          <w:lang w:eastAsia="ko-KR"/>
+        </w:rPr>
+        <w:t>의미한다</w:t>
+      </w:r>
+      <w:r>
+        <w:rPr>
+          <w:lang w:eastAsia="ko-KR"/>
+        </w:rPr>
+        <w:t xml:space="preserve">. </w:t>
+      </w:r>
+      <w:r>
+        <w:rPr>
+          <w:rFonts w:eastAsia="맑은 고딕" w:cs="맑은 고딕" w:hint="eastAsia"/>
+          <w:lang w:eastAsia="ko-KR"/>
+        </w:rPr>
+        <w:t>이처럼</w:t>
       </w:r>
       <w:r>
         <w:rPr>
@@ -6283,9 +9282,10 @@
       <w:proofErr w:type="spellStart"/>
       <w:r>
         <w:rPr>
-          <w:lang w:eastAsia="ko-KR"/>
-        </w:rPr>
-        <w:t>채팅창에</w:t>
+          <w:rFonts w:eastAsia="맑은 고딕" w:cs="맑은 고딕" w:hint="eastAsia"/>
+          <w:lang w:eastAsia="ko-KR"/>
+        </w:rPr>
+        <w:t>라벨코드</w:t>
       </w:r>
       <w:proofErr w:type="spellEnd"/>
       <w:r>
@@ -6296,45 +9296,311 @@
       </w:r>
       <w:r>
         <w:rPr>
-          <w:lang w:eastAsia="ko-KR"/>
-        </w:rPr>
-        <w:t>과거</w:t>
-      </w:r>
-      <w:r>
-        <w:rPr>
-          <w:lang w:eastAsia="ko-KR"/>
-        </w:rPr>
-        <w:t xml:space="preserve"> </w:t>
-      </w:r>
-      <w:r>
-        <w:rPr>
-          <w:lang w:eastAsia="ko-KR"/>
-        </w:rPr>
-        <w:t>데이터가</w:t>
-      </w:r>
-      <w:r>
-        <w:rPr>
-          <w:lang w:eastAsia="ko-KR"/>
-        </w:rPr>
-        <w:t xml:space="preserve"> </w:t>
-      </w:r>
-      <w:r>
-        <w:rPr>
-          <w:lang w:eastAsia="ko-KR"/>
-        </w:rPr>
-        <w:t>중복</w:t>
-      </w:r>
-      <w:r>
-        <w:rPr>
-          <w:lang w:eastAsia="ko-KR"/>
-        </w:rPr>
-        <w:t xml:space="preserve"> </w:t>
-      </w:r>
-      <w:r>
-        <w:rPr>
-          <w:lang w:eastAsia="ko-KR"/>
-        </w:rPr>
-        <w:t>도배됨</w:t>
+          <w:rFonts w:eastAsia="맑은 고딕" w:cs="맑은 고딕" w:hint="eastAsia"/>
+          <w:lang w:eastAsia="ko-KR"/>
+        </w:rPr>
+        <w:t>안에</w:t>
+      </w:r>
+      <w:r>
+        <w:rPr>
+          <w:lang w:eastAsia="ko-KR"/>
+        </w:rPr>
+        <w:t xml:space="preserve"> </w:t>
+      </w:r>
+      <w:r>
+        <w:rPr>
+          <w:rFonts w:eastAsia="맑은 고딕" w:cs="맑은 고딕" w:hint="eastAsia"/>
+          <w:lang w:eastAsia="ko-KR"/>
+        </w:rPr>
+        <w:t>상품</w:t>
+      </w:r>
+      <w:r>
+        <w:rPr>
+          <w:lang w:eastAsia="ko-KR"/>
+        </w:rPr>
+        <w:t xml:space="preserve"> </w:t>
+      </w:r>
+      <w:r>
+        <w:rPr>
+          <w:rFonts w:eastAsia="맑은 고딕" w:cs="맑은 고딕" w:hint="eastAsia"/>
+          <w:lang w:eastAsia="ko-KR"/>
+        </w:rPr>
+        <w:t>속성이</w:t>
+      </w:r>
+      <w:r>
+        <w:rPr>
+          <w:lang w:eastAsia="ko-KR"/>
+        </w:rPr>
+        <w:t xml:space="preserve"> </w:t>
+      </w:r>
+      <w:r>
+        <w:rPr>
+          <w:rFonts w:eastAsia="맑은 고딕" w:cs="맑은 고딕" w:hint="eastAsia"/>
+          <w:lang w:eastAsia="ko-KR"/>
+        </w:rPr>
+        <w:t>구조화되어</w:t>
+      </w:r>
+      <w:r>
+        <w:rPr>
+          <w:lang w:eastAsia="ko-KR"/>
+        </w:rPr>
+        <w:t xml:space="preserve"> </w:t>
+      </w:r>
+      <w:r>
+        <w:rPr>
+          <w:rFonts w:eastAsia="맑은 고딕" w:cs="맑은 고딕" w:hint="eastAsia"/>
+          <w:lang w:eastAsia="ko-KR"/>
+        </w:rPr>
+        <w:t>있기</w:t>
+      </w:r>
+      <w:r>
+        <w:rPr>
+          <w:lang w:eastAsia="ko-KR"/>
+        </w:rPr>
+        <w:t xml:space="preserve"> </w:t>
+      </w:r>
+      <w:r>
+        <w:rPr>
+          <w:rFonts w:eastAsia="맑은 고딕" w:cs="맑은 고딕" w:hint="eastAsia"/>
+          <w:lang w:eastAsia="ko-KR"/>
+        </w:rPr>
+        <w:t>때문에</w:t>
+      </w:r>
+      <w:r>
+        <w:rPr>
+          <w:lang w:eastAsia="ko-KR"/>
+        </w:rPr>
+        <w:t xml:space="preserve">, </w:t>
+      </w:r>
+      <w:r>
+        <w:rPr>
+          <w:rFonts w:eastAsia="맑은 고딕" w:cs="맑은 고딕" w:hint="eastAsia"/>
+          <w:lang w:eastAsia="ko-KR"/>
+        </w:rPr>
+        <w:t>플랫폼은</w:t>
+      </w:r>
+      <w:r>
+        <w:rPr>
+          <w:lang w:eastAsia="ko-KR"/>
+        </w:rPr>
+        <w:t xml:space="preserve"> </w:t>
+      </w:r>
+      <w:proofErr w:type="spellStart"/>
+      <w:r>
+        <w:rPr>
+          <w:rFonts w:eastAsia="맑은 고딕" w:cs="맑은 고딕" w:hint="eastAsia"/>
+          <w:lang w:eastAsia="ko-KR"/>
+        </w:rPr>
+        <w:t>생산사</w:t>
+      </w:r>
+      <w:proofErr w:type="spellEnd"/>
+      <w:r>
+        <w:rPr>
+          <w:lang w:eastAsia="ko-KR"/>
+        </w:rPr>
+        <w:t xml:space="preserve"> </w:t>
+      </w:r>
+      <w:r>
+        <w:rPr>
+          <w:rFonts w:eastAsia="맑은 고딕" w:cs="맑은 고딕" w:hint="eastAsia"/>
+          <w:lang w:eastAsia="ko-KR"/>
+        </w:rPr>
+        <w:t>보고</w:t>
+      </w:r>
+      <w:r>
+        <w:rPr>
+          <w:lang w:eastAsia="ko-KR"/>
+        </w:rPr>
+        <w:t xml:space="preserve"> </w:t>
+      </w:r>
+      <w:r>
+        <w:rPr>
+          <w:rFonts w:eastAsia="맑은 고딕" w:cs="맑은 고딕" w:hint="eastAsia"/>
+          <w:lang w:eastAsia="ko-KR"/>
+        </w:rPr>
+        <w:t>데이터를</w:t>
+      </w:r>
+      <w:r>
+        <w:rPr>
+          <w:lang w:eastAsia="ko-KR"/>
+        </w:rPr>
+        <w:t xml:space="preserve"> </w:t>
+      </w:r>
+      <w:r>
+        <w:rPr>
+          <w:rFonts w:eastAsia="맑은 고딕" w:cs="맑은 고딕" w:hint="eastAsia"/>
+          <w:lang w:eastAsia="ko-KR"/>
+        </w:rPr>
+        <w:t>단순</w:t>
+      </w:r>
+      <w:r>
+        <w:rPr>
+          <w:lang w:eastAsia="ko-KR"/>
+        </w:rPr>
+        <w:t xml:space="preserve"> </w:t>
+      </w:r>
+      <w:r>
+        <w:rPr>
+          <w:rFonts w:eastAsia="맑은 고딕" w:cs="맑은 고딕" w:hint="eastAsia"/>
+          <w:lang w:eastAsia="ko-KR"/>
+        </w:rPr>
+        <w:t>출고량이</w:t>
+      </w:r>
+      <w:r>
+        <w:rPr>
+          <w:lang w:eastAsia="ko-KR"/>
+        </w:rPr>
+        <w:t xml:space="preserve"> </w:t>
+      </w:r>
+      <w:r>
+        <w:rPr>
+          <w:rFonts w:eastAsia="맑은 고딕" w:cs="맑은 고딕" w:hint="eastAsia"/>
+          <w:lang w:eastAsia="ko-KR"/>
+        </w:rPr>
+        <w:t>아니라</w:t>
+      </w:r>
+      <w:r>
+        <w:rPr>
+          <w:lang w:eastAsia="ko-KR"/>
+        </w:rPr>
+        <w:t xml:space="preserve"> </w:t>
+      </w:r>
+      <w:r>
+        <w:rPr>
+          <w:rFonts w:eastAsia="맑은 고딕" w:cs="맑은 고딕" w:hint="eastAsia"/>
+          <w:lang w:eastAsia="ko-KR"/>
+        </w:rPr>
+        <w:t>시즌</w:t>
+      </w:r>
+      <w:r>
+        <w:rPr>
+          <w:lang w:eastAsia="ko-KR"/>
+        </w:rPr>
+        <w:t>·</w:t>
+      </w:r>
+      <w:r>
+        <w:rPr>
+          <w:rFonts w:eastAsia="맑은 고딕" w:cs="맑은 고딕" w:hint="eastAsia"/>
+          <w:lang w:eastAsia="ko-KR"/>
+        </w:rPr>
+        <w:t>성별</w:t>
+      </w:r>
+      <w:r>
+        <w:rPr>
+          <w:lang w:eastAsia="ko-KR"/>
+        </w:rPr>
+        <w:t>·</w:t>
+      </w:r>
+      <w:r>
+        <w:rPr>
+          <w:rFonts w:eastAsia="맑은 고딕" w:cs="맑은 고딕" w:hint="eastAsia"/>
+          <w:lang w:eastAsia="ko-KR"/>
+        </w:rPr>
+        <w:t>품목</w:t>
+      </w:r>
+      <w:r>
+        <w:rPr>
+          <w:lang w:eastAsia="ko-KR"/>
+        </w:rPr>
+        <w:t>·</w:t>
+      </w:r>
+      <w:r>
+        <w:rPr>
+          <w:rFonts w:eastAsia="맑은 고딕" w:cs="맑은 고딕" w:hint="eastAsia"/>
+          <w:lang w:eastAsia="ko-KR"/>
+        </w:rPr>
+        <w:t>원단</w:t>
+      </w:r>
+      <w:r>
+        <w:rPr>
+          <w:lang w:eastAsia="ko-KR"/>
+        </w:rPr>
+        <w:t>·</w:t>
+      </w:r>
+      <w:r>
+        <w:rPr>
+          <w:rFonts w:eastAsia="맑은 고딕" w:cs="맑은 고딕" w:hint="eastAsia"/>
+          <w:lang w:eastAsia="ko-KR"/>
+        </w:rPr>
+        <w:t>색상</w:t>
+      </w:r>
+      <w:r>
+        <w:rPr>
+          <w:lang w:eastAsia="ko-KR"/>
+        </w:rPr>
+        <w:t xml:space="preserve"> </w:t>
+      </w:r>
+      <w:r>
+        <w:rPr>
+          <w:rFonts w:eastAsia="맑은 고딕" w:cs="맑은 고딕" w:hint="eastAsia"/>
+          <w:lang w:eastAsia="ko-KR"/>
+        </w:rPr>
+        <w:t>기준의</w:t>
+      </w:r>
+      <w:r>
+        <w:rPr>
+          <w:lang w:eastAsia="ko-KR"/>
+        </w:rPr>
+        <w:t xml:space="preserve"> </w:t>
+      </w:r>
+      <w:r>
+        <w:rPr>
+          <w:rFonts w:eastAsia="맑은 고딕" w:cs="맑은 고딕" w:hint="eastAsia"/>
+          <w:lang w:eastAsia="ko-KR"/>
+        </w:rPr>
+        <w:t>트렌드</w:t>
+      </w:r>
+      <w:r>
+        <w:rPr>
+          <w:lang w:eastAsia="ko-KR"/>
+        </w:rPr>
+        <w:t xml:space="preserve"> </w:t>
+      </w:r>
+      <w:r>
+        <w:rPr>
+          <w:rFonts w:eastAsia="맑은 고딕" w:cs="맑은 고딕" w:hint="eastAsia"/>
+          <w:lang w:eastAsia="ko-KR"/>
+        </w:rPr>
+        <w:t>데이터로</w:t>
+      </w:r>
+      <w:r>
+        <w:rPr>
+          <w:lang w:eastAsia="ko-KR"/>
+        </w:rPr>
+        <w:t xml:space="preserve"> </w:t>
+      </w:r>
+      <w:r>
+        <w:rPr>
+          <w:rFonts w:eastAsia="맑은 고딕" w:cs="맑은 고딕" w:hint="eastAsia"/>
+          <w:lang w:eastAsia="ko-KR"/>
+        </w:rPr>
+        <w:t>해석할</w:t>
+      </w:r>
+      <w:r>
+        <w:rPr>
+          <w:lang w:eastAsia="ko-KR"/>
+        </w:rPr>
+        <w:t xml:space="preserve"> </w:t>
+      </w:r>
+      <w:r>
+        <w:rPr>
+          <w:rFonts w:eastAsia="맑은 고딕" w:cs="맑은 고딕" w:hint="eastAsia"/>
+          <w:lang w:eastAsia="ko-KR"/>
+        </w:rPr>
+        <w:t>수</w:t>
+      </w:r>
+      <w:r>
+        <w:rPr>
+          <w:lang w:eastAsia="ko-KR"/>
+        </w:rPr>
+        <w:t xml:space="preserve"> </w:t>
+      </w:r>
+      <w:r>
+        <w:rPr>
+          <w:rFonts w:eastAsia="맑은 고딕" w:cs="맑은 고딕" w:hint="eastAsia"/>
+          <w:lang w:eastAsia="ko-KR"/>
+        </w:rPr>
+        <w:t>있다</w:t>
       </w:r>
       <w:r>
         <w:rPr>
@@ -6342,2120 +9608,6 @@
         </w:rPr>
         <w:t>.</w:t>
       </w:r>
-      <w:r>
-        <w:rPr>
-          <w:lang w:eastAsia="ko-KR"/>
-        </w:rPr>
-        <w:br/>
-        <w:t xml:space="preserve">• </w:t>
-      </w:r>
-      <w:r>
-        <w:rPr>
-          <w:lang w:eastAsia="ko-KR"/>
-        </w:rPr>
-        <w:t>원인</w:t>
-      </w:r>
-      <w:r>
-        <w:rPr>
-          <w:lang w:eastAsia="ko-KR"/>
-        </w:rPr>
-        <w:t xml:space="preserve">: </w:t>
-      </w:r>
-      <w:r>
-        <w:rPr>
-          <w:lang w:eastAsia="ko-KR"/>
-        </w:rPr>
-        <w:t>플랫폼</w:t>
-      </w:r>
-      <w:r>
-        <w:rPr>
-          <w:lang w:eastAsia="ko-KR"/>
-        </w:rPr>
-        <w:t xml:space="preserve"> </w:t>
-      </w:r>
-      <w:r>
-        <w:rPr>
-          <w:lang w:eastAsia="ko-KR"/>
-        </w:rPr>
-        <w:t>라우터에서</w:t>
-      </w:r>
-      <w:r>
-        <w:rPr>
-          <w:lang w:eastAsia="ko-KR"/>
-        </w:rPr>
-        <w:t xml:space="preserve"> </w:t>
-      </w:r>
-      <w:r>
-        <w:rPr>
-          <w:lang w:eastAsia="ko-KR"/>
-        </w:rPr>
-        <w:t>동일</w:t>
-      </w:r>
-      <w:r>
-        <w:rPr>
-          <w:lang w:eastAsia="ko-KR"/>
-        </w:rPr>
-        <w:t xml:space="preserve"> </w:t>
-      </w:r>
-      <w:r>
-        <w:rPr>
-          <w:lang w:eastAsia="ko-KR"/>
-        </w:rPr>
-        <w:t>배치의</w:t>
-      </w:r>
-      <w:r>
-        <w:rPr>
-          <w:lang w:eastAsia="ko-KR"/>
-        </w:rPr>
-        <w:t xml:space="preserve"> </w:t>
-      </w:r>
-      <w:r>
-        <w:rPr>
-          <w:lang w:eastAsia="ko-KR"/>
-        </w:rPr>
-        <w:t>과거</w:t>
-      </w:r>
-      <w:r>
-        <w:rPr>
-          <w:lang w:eastAsia="ko-KR"/>
-        </w:rPr>
-        <w:t xml:space="preserve"> </w:t>
-      </w:r>
-      <w:r>
-        <w:rPr>
-          <w:lang w:eastAsia="ko-KR"/>
-        </w:rPr>
-        <w:t>이력을</w:t>
-      </w:r>
-      <w:r>
-        <w:rPr>
-          <w:lang w:eastAsia="ko-KR"/>
-        </w:rPr>
-        <w:t xml:space="preserve"> </w:t>
-      </w:r>
-      <w:r>
-        <w:rPr>
-          <w:lang w:eastAsia="ko-KR"/>
-        </w:rPr>
-        <w:t>묶어주는</w:t>
-      </w:r>
-      <w:r>
-        <w:rPr>
-          <w:lang w:eastAsia="ko-KR"/>
-        </w:rPr>
-        <w:t xml:space="preserve"> </w:t>
-      </w:r>
-      <w:proofErr w:type="spellStart"/>
-      <w:r>
-        <w:rPr>
-          <w:lang w:eastAsia="ko-KR"/>
-        </w:rPr>
-        <w:t>디듀프</w:t>
-      </w:r>
-      <w:proofErr w:type="spellEnd"/>
-      <w:r>
-        <w:rPr>
-          <w:lang w:eastAsia="ko-KR"/>
-        </w:rPr>
-        <w:t xml:space="preserve">(Dedupe) </w:t>
-      </w:r>
-      <w:r>
-        <w:rPr>
-          <w:lang w:eastAsia="ko-KR"/>
-        </w:rPr>
-        <w:t>로직</w:t>
-      </w:r>
-      <w:r>
-        <w:rPr>
-          <w:lang w:eastAsia="ko-KR"/>
-        </w:rPr>
-        <w:t xml:space="preserve"> </w:t>
-      </w:r>
-      <w:r>
-        <w:rPr>
-          <w:lang w:eastAsia="ko-KR"/>
-        </w:rPr>
-        <w:t>부재</w:t>
-      </w:r>
-      <w:r>
-        <w:rPr>
-          <w:lang w:eastAsia="ko-KR"/>
-        </w:rPr>
-        <w:t>.</w:t>
-      </w:r>
-      <w:r>
-        <w:rPr>
-          <w:lang w:eastAsia="ko-KR"/>
-        </w:rPr>
-        <w:br/>
-        <w:t xml:space="preserve">• </w:t>
-      </w:r>
-      <w:r>
-        <w:rPr>
-          <w:lang w:eastAsia="ko-KR"/>
-        </w:rPr>
-        <w:t>해결</w:t>
-      </w:r>
-      <w:r>
-        <w:rPr>
-          <w:lang w:eastAsia="ko-KR"/>
-        </w:rPr>
-        <w:t xml:space="preserve">: </w:t>
-      </w:r>
-      <w:r>
-        <w:rPr>
-          <w:lang w:eastAsia="ko-KR"/>
-        </w:rPr>
-        <w:t>백엔드</w:t>
-      </w:r>
-      <w:r>
-        <w:rPr>
-          <w:lang w:eastAsia="ko-KR"/>
-        </w:rPr>
-        <w:t xml:space="preserve"> </w:t>
-      </w:r>
-      <w:r>
-        <w:rPr>
-          <w:lang w:eastAsia="ko-KR"/>
-        </w:rPr>
-        <w:t>서비스</w:t>
-      </w:r>
-      <w:r>
-        <w:rPr>
-          <w:lang w:eastAsia="ko-KR"/>
-        </w:rPr>
-        <w:t xml:space="preserve"> </w:t>
-      </w:r>
-      <w:r>
-        <w:rPr>
-          <w:lang w:eastAsia="ko-KR"/>
-        </w:rPr>
-        <w:t>레이어에</w:t>
-      </w:r>
-      <w:r>
-        <w:rPr>
-          <w:lang w:eastAsia="ko-KR"/>
-        </w:rPr>
-        <w:t xml:space="preserve"> </w:t>
-      </w:r>
-      <w:proofErr w:type="spellStart"/>
-      <w:r>
-        <w:rPr>
-          <w:lang w:eastAsia="ko-KR"/>
-        </w:rPr>
-        <w:t>멱등성</w:t>
-      </w:r>
-      <w:proofErr w:type="spellEnd"/>
-      <w:r>
-        <w:rPr>
-          <w:lang w:eastAsia="ko-KR"/>
-        </w:rPr>
-        <w:t xml:space="preserve"> </w:t>
-      </w:r>
-      <w:r>
-        <w:rPr>
-          <w:lang w:eastAsia="ko-KR"/>
-        </w:rPr>
-        <w:t>필터</w:t>
-      </w:r>
-      <w:r>
-        <w:rPr>
-          <w:lang w:eastAsia="ko-KR"/>
-        </w:rPr>
-        <w:t xml:space="preserve"> </w:t>
-      </w:r>
-      <w:r>
-        <w:rPr>
-          <w:lang w:eastAsia="ko-KR"/>
-        </w:rPr>
-        <w:t>함수를</w:t>
-      </w:r>
-      <w:r>
-        <w:rPr>
-          <w:lang w:eastAsia="ko-KR"/>
-        </w:rPr>
-        <w:t xml:space="preserve"> </w:t>
-      </w:r>
-      <w:r>
-        <w:rPr>
-          <w:lang w:eastAsia="ko-KR"/>
-        </w:rPr>
-        <w:t>도입</w:t>
-      </w:r>
-      <w:r>
-        <w:rPr>
-          <w:lang w:eastAsia="ko-KR"/>
-        </w:rPr>
-        <w:t xml:space="preserve">, newest-first </w:t>
-      </w:r>
-      <w:r>
-        <w:rPr>
-          <w:lang w:eastAsia="ko-KR"/>
-        </w:rPr>
-        <w:t>정렬</w:t>
-      </w:r>
-      <w:r>
-        <w:rPr>
-          <w:lang w:eastAsia="ko-KR"/>
-        </w:rPr>
-        <w:t xml:space="preserve"> </w:t>
-      </w:r>
-      <w:r>
-        <w:rPr>
-          <w:lang w:eastAsia="ko-KR"/>
-        </w:rPr>
-        <w:t>기준</w:t>
-      </w:r>
-      <w:r>
-        <w:rPr>
-          <w:lang w:eastAsia="ko-KR"/>
-        </w:rPr>
-        <w:t xml:space="preserve"> </w:t>
-      </w:r>
-      <w:r>
-        <w:rPr>
-          <w:lang w:eastAsia="ko-KR"/>
-        </w:rPr>
-        <w:t>가장</w:t>
-      </w:r>
-      <w:r>
-        <w:rPr>
-          <w:lang w:eastAsia="ko-KR"/>
-        </w:rPr>
-        <w:t xml:space="preserve"> </w:t>
-      </w:r>
-      <w:r>
-        <w:rPr>
-          <w:lang w:eastAsia="ko-KR"/>
-        </w:rPr>
-        <w:t>최신</w:t>
-      </w:r>
-      <w:r>
-        <w:rPr>
-          <w:lang w:eastAsia="ko-KR"/>
-        </w:rPr>
-        <w:t xml:space="preserve"> </w:t>
-      </w:r>
-      <w:r>
-        <w:rPr>
-          <w:lang w:eastAsia="ko-KR"/>
-        </w:rPr>
-        <w:t>상태의</w:t>
-      </w:r>
-      <w:r>
-        <w:rPr>
-          <w:lang w:eastAsia="ko-KR"/>
-        </w:rPr>
-        <w:t xml:space="preserve"> </w:t>
-      </w:r>
-      <w:r>
-        <w:rPr>
-          <w:lang w:eastAsia="ko-KR"/>
-        </w:rPr>
-        <w:t>요약</w:t>
-      </w:r>
-      <w:r>
-        <w:rPr>
-          <w:lang w:eastAsia="ko-KR"/>
-        </w:rPr>
-        <w:t xml:space="preserve"> </w:t>
-      </w:r>
-      <w:r>
-        <w:rPr>
-          <w:lang w:eastAsia="ko-KR"/>
-        </w:rPr>
-        <w:t>카드</w:t>
-      </w:r>
-      <w:r>
-        <w:rPr>
-          <w:lang w:eastAsia="ko-KR"/>
-        </w:rPr>
-        <w:t xml:space="preserve"> 1</w:t>
-      </w:r>
-      <w:r>
-        <w:rPr>
-          <w:lang w:eastAsia="ko-KR"/>
-        </w:rPr>
-        <w:t>건만</w:t>
-      </w:r>
-      <w:r>
-        <w:rPr>
-          <w:lang w:eastAsia="ko-KR"/>
-        </w:rPr>
-        <w:t xml:space="preserve"> </w:t>
-      </w:r>
-      <w:r>
-        <w:rPr>
-          <w:lang w:eastAsia="ko-KR"/>
-        </w:rPr>
-        <w:t>유저</w:t>
-      </w:r>
-      <w:r>
-        <w:rPr>
-          <w:lang w:eastAsia="ko-KR"/>
-        </w:rPr>
-        <w:t xml:space="preserve"> UI</w:t>
-      </w:r>
-      <w:r>
-        <w:rPr>
-          <w:lang w:eastAsia="ko-KR"/>
-        </w:rPr>
-        <w:t>에</w:t>
-      </w:r>
-      <w:r>
-        <w:rPr>
-          <w:lang w:eastAsia="ko-KR"/>
-        </w:rPr>
-        <w:t xml:space="preserve"> </w:t>
-      </w:r>
-      <w:proofErr w:type="spellStart"/>
-      <w:r>
-        <w:rPr>
-          <w:lang w:eastAsia="ko-KR"/>
-        </w:rPr>
-        <w:t>서빙하도록</w:t>
-      </w:r>
-      <w:proofErr w:type="spellEnd"/>
-      <w:r>
-        <w:rPr>
-          <w:lang w:eastAsia="ko-KR"/>
-        </w:rPr>
-        <w:t xml:space="preserve"> </w:t>
-      </w:r>
-      <w:r>
-        <w:rPr>
-          <w:lang w:eastAsia="ko-KR"/>
-        </w:rPr>
-        <w:t>가공하여</w:t>
-      </w:r>
-      <w:r>
-        <w:rPr>
-          <w:lang w:eastAsia="ko-KR"/>
-        </w:rPr>
-        <w:t xml:space="preserve"> </w:t>
-      </w:r>
-      <w:r>
-        <w:rPr>
-          <w:lang w:eastAsia="ko-KR"/>
-        </w:rPr>
-        <w:t>채널</w:t>
-      </w:r>
-      <w:r>
-        <w:rPr>
-          <w:lang w:eastAsia="ko-KR"/>
-        </w:rPr>
-        <w:t xml:space="preserve"> </w:t>
-      </w:r>
-      <w:r>
-        <w:rPr>
-          <w:lang w:eastAsia="ko-KR"/>
-        </w:rPr>
-        <w:t>가시성</w:t>
-      </w:r>
-      <w:r>
-        <w:rPr>
-          <w:lang w:eastAsia="ko-KR"/>
-        </w:rPr>
-        <w:t xml:space="preserve"> </w:t>
-      </w:r>
-      <w:r>
-        <w:rPr>
-          <w:lang w:eastAsia="ko-KR"/>
-        </w:rPr>
-        <w:t>확보</w:t>
-      </w:r>
-      <w:r>
-        <w:rPr>
-          <w:lang w:eastAsia="ko-KR"/>
-        </w:rPr>
-        <w:t>.</w:t>
-      </w:r>
-    </w:p>
-    <w:p>
-      <w:pPr>
-        <w:spacing w:before="160" w:after="40"/>
-        <w:rPr>
-          <w:lang w:eastAsia="ko-KR"/>
-        </w:rPr>
-      </w:pPr>
-      <w:r>
-        <w:rPr>
-          <w:b/>
-          <w:color w:val="0284C7"/>
-          <w:lang w:eastAsia="ko-KR"/>
-        </w:rPr>
-        <w:t>대규모</w:t>
-      </w:r>
-      <w:r>
-        <w:rPr>
-          <w:b/>
-          <w:color w:val="0284C7"/>
-          <w:lang w:eastAsia="ko-KR"/>
-        </w:rPr>
-        <w:t xml:space="preserve"> </w:t>
-      </w:r>
-      <w:proofErr w:type="spellStart"/>
-      <w:r>
-        <w:rPr>
-          <w:b/>
-          <w:color w:val="0284C7"/>
-          <w:lang w:eastAsia="ko-KR"/>
-        </w:rPr>
-        <w:t>패킹리스트</w:t>
-      </w:r>
-      <w:proofErr w:type="spellEnd"/>
-      <w:r>
-        <w:rPr>
-          <w:b/>
-          <w:color w:val="0284C7"/>
-          <w:lang w:eastAsia="ko-KR"/>
-        </w:rPr>
-        <w:t xml:space="preserve"> PDF </w:t>
-      </w:r>
-      <w:r>
-        <w:rPr>
-          <w:b/>
-          <w:color w:val="0284C7"/>
-          <w:lang w:eastAsia="ko-KR"/>
-        </w:rPr>
-        <w:t>파싱</w:t>
-      </w:r>
-      <w:r>
-        <w:rPr>
-          <w:b/>
-          <w:color w:val="0284C7"/>
-          <w:lang w:eastAsia="ko-KR"/>
-        </w:rPr>
-        <w:t xml:space="preserve"> </w:t>
-      </w:r>
-      <w:r>
-        <w:rPr>
-          <w:b/>
-          <w:color w:val="0284C7"/>
-          <w:lang w:eastAsia="ko-KR"/>
-        </w:rPr>
-        <w:t>오버헤드</w:t>
-      </w:r>
-      <w:r>
-        <w:rPr>
-          <w:b/>
-          <w:color w:val="0284C7"/>
-          <w:lang w:eastAsia="ko-KR"/>
-        </w:rPr>
-        <w:t xml:space="preserve"> </w:t>
-      </w:r>
-      <w:r>
-        <w:rPr>
-          <w:b/>
-          <w:color w:val="0284C7"/>
-          <w:lang w:eastAsia="ko-KR"/>
-        </w:rPr>
-        <w:t>최적화</w:t>
-      </w:r>
-    </w:p>
-    <w:p>
-      <w:pPr>
-        <w:spacing w:after="120" w:line="300" w:lineRule="auto"/>
-        <w:rPr>
-          <w:lang w:eastAsia="ko-KR"/>
-        </w:rPr>
-      </w:pPr>
-      <w:r>
-        <w:rPr>
-          <w:lang w:eastAsia="ko-KR"/>
-        </w:rPr>
-        <w:t xml:space="preserve">• </w:t>
-      </w:r>
-      <w:r>
-        <w:rPr>
-          <w:lang w:eastAsia="ko-KR"/>
-        </w:rPr>
-        <w:t>현상</w:t>
-      </w:r>
-      <w:r>
-        <w:rPr>
-          <w:lang w:eastAsia="ko-KR"/>
-        </w:rPr>
-        <w:t xml:space="preserve">: </w:t>
-      </w:r>
-      <w:r>
-        <w:rPr>
-          <w:lang w:eastAsia="ko-KR"/>
-        </w:rPr>
-        <w:t>수만</w:t>
-      </w:r>
-      <w:r>
-        <w:rPr>
-          <w:lang w:eastAsia="ko-KR"/>
-        </w:rPr>
-        <w:t xml:space="preserve"> </w:t>
-      </w:r>
-      <w:r>
-        <w:rPr>
-          <w:lang w:eastAsia="ko-KR"/>
-        </w:rPr>
-        <w:t>장</w:t>
-      </w:r>
-      <w:r>
-        <w:rPr>
-          <w:lang w:eastAsia="ko-KR"/>
-        </w:rPr>
-        <w:t xml:space="preserve"> </w:t>
-      </w:r>
-      <w:r>
-        <w:rPr>
-          <w:lang w:eastAsia="ko-KR"/>
-        </w:rPr>
-        <w:t>스케일의</w:t>
-      </w:r>
-      <w:r>
-        <w:rPr>
-          <w:lang w:eastAsia="ko-KR"/>
-        </w:rPr>
-        <w:t xml:space="preserve"> </w:t>
-      </w:r>
-      <w:r>
-        <w:rPr>
-          <w:lang w:eastAsia="ko-KR"/>
-        </w:rPr>
-        <w:t>의류</w:t>
-      </w:r>
-      <w:r>
-        <w:rPr>
-          <w:lang w:eastAsia="ko-KR"/>
-        </w:rPr>
-        <w:t xml:space="preserve"> </w:t>
-      </w:r>
-      <w:r>
-        <w:rPr>
-          <w:lang w:eastAsia="ko-KR"/>
-        </w:rPr>
-        <w:t>출고</w:t>
-      </w:r>
-      <w:r>
-        <w:rPr>
-          <w:lang w:eastAsia="ko-KR"/>
-        </w:rPr>
-        <w:t xml:space="preserve"> </w:t>
-      </w:r>
-      <w:r>
-        <w:rPr>
-          <w:lang w:eastAsia="ko-KR"/>
-        </w:rPr>
-        <w:t>명세서를</w:t>
-      </w:r>
-      <w:r>
-        <w:rPr>
-          <w:lang w:eastAsia="ko-KR"/>
-        </w:rPr>
-        <w:t xml:space="preserve"> </w:t>
-      </w:r>
-      <w:r>
-        <w:rPr>
-          <w:lang w:eastAsia="ko-KR"/>
-        </w:rPr>
-        <w:t>무거운</w:t>
-      </w:r>
-      <w:r>
-        <w:rPr>
-          <w:lang w:eastAsia="ko-KR"/>
-        </w:rPr>
-        <w:t xml:space="preserve"> PDF </w:t>
-      </w:r>
-      <w:r>
-        <w:rPr>
-          <w:lang w:eastAsia="ko-KR"/>
-        </w:rPr>
-        <w:t>형태로</w:t>
-      </w:r>
-      <w:r>
-        <w:rPr>
-          <w:lang w:eastAsia="ko-KR"/>
-        </w:rPr>
-        <w:t xml:space="preserve"> </w:t>
-      </w:r>
-      <w:r>
-        <w:rPr>
-          <w:lang w:eastAsia="ko-KR"/>
-        </w:rPr>
-        <w:t>전송하고</w:t>
-      </w:r>
-      <w:r>
-        <w:rPr>
-          <w:lang w:eastAsia="ko-KR"/>
-        </w:rPr>
-        <w:t xml:space="preserve"> AI</w:t>
-      </w:r>
-      <w:r>
-        <w:rPr>
-          <w:lang w:eastAsia="ko-KR"/>
-        </w:rPr>
-        <w:t>가</w:t>
-      </w:r>
-      <w:r>
-        <w:rPr>
-          <w:lang w:eastAsia="ko-KR"/>
-        </w:rPr>
-        <w:t xml:space="preserve"> </w:t>
-      </w:r>
-      <w:r>
-        <w:rPr>
-          <w:lang w:eastAsia="ko-KR"/>
-        </w:rPr>
-        <w:t>이를</w:t>
-      </w:r>
-      <w:r>
-        <w:rPr>
-          <w:lang w:eastAsia="ko-KR"/>
-        </w:rPr>
-        <w:t xml:space="preserve"> </w:t>
-      </w:r>
-      <w:r>
-        <w:rPr>
-          <w:lang w:eastAsia="ko-KR"/>
-        </w:rPr>
-        <w:t>다시</w:t>
-      </w:r>
-      <w:r>
-        <w:rPr>
-          <w:lang w:eastAsia="ko-KR"/>
-        </w:rPr>
-        <w:t xml:space="preserve"> </w:t>
-      </w:r>
-      <w:proofErr w:type="spellStart"/>
-      <w:r>
-        <w:rPr>
-          <w:lang w:eastAsia="ko-KR"/>
-        </w:rPr>
-        <w:t>파싱할</w:t>
-      </w:r>
-      <w:proofErr w:type="spellEnd"/>
-      <w:r>
-        <w:rPr>
-          <w:lang w:eastAsia="ko-KR"/>
-        </w:rPr>
-        <w:t xml:space="preserve"> </w:t>
-      </w:r>
-      <w:r>
-        <w:rPr>
-          <w:lang w:eastAsia="ko-KR"/>
-        </w:rPr>
-        <w:t>때</w:t>
-      </w:r>
-      <w:r>
-        <w:rPr>
-          <w:lang w:eastAsia="ko-KR"/>
-        </w:rPr>
-        <w:t xml:space="preserve"> </w:t>
-      </w:r>
-      <w:r>
-        <w:rPr>
-          <w:lang w:eastAsia="ko-KR"/>
-        </w:rPr>
-        <w:t>연산</w:t>
-      </w:r>
-      <w:r>
-        <w:rPr>
-          <w:lang w:eastAsia="ko-KR"/>
-        </w:rPr>
-        <w:t xml:space="preserve"> </w:t>
-      </w:r>
-      <w:r>
-        <w:rPr>
-          <w:lang w:eastAsia="ko-KR"/>
-        </w:rPr>
-        <w:t>리소스</w:t>
-      </w:r>
-      <w:r>
-        <w:rPr>
-          <w:lang w:eastAsia="ko-KR"/>
-        </w:rPr>
-        <w:t xml:space="preserve"> </w:t>
-      </w:r>
-      <w:r>
-        <w:rPr>
-          <w:lang w:eastAsia="ko-KR"/>
-        </w:rPr>
-        <w:t>및</w:t>
-      </w:r>
-      <w:r>
-        <w:rPr>
-          <w:lang w:eastAsia="ko-KR"/>
-        </w:rPr>
-        <w:t xml:space="preserve"> </w:t>
-      </w:r>
-      <w:r>
-        <w:rPr>
-          <w:lang w:eastAsia="ko-KR"/>
-        </w:rPr>
-        <w:t>토큰</w:t>
-      </w:r>
-      <w:r>
-        <w:rPr>
-          <w:lang w:eastAsia="ko-KR"/>
-        </w:rPr>
-        <w:t xml:space="preserve"> </w:t>
-      </w:r>
-      <w:r>
-        <w:rPr>
-          <w:lang w:eastAsia="ko-KR"/>
-        </w:rPr>
-        <w:t>비용</w:t>
-      </w:r>
-      <w:r>
-        <w:rPr>
-          <w:lang w:eastAsia="ko-KR"/>
-        </w:rPr>
-        <w:t xml:space="preserve"> </w:t>
-      </w:r>
-      <w:r>
-        <w:rPr>
-          <w:lang w:eastAsia="ko-KR"/>
-        </w:rPr>
-        <w:t>폭등</w:t>
-      </w:r>
-      <w:r>
-        <w:rPr>
-          <w:lang w:eastAsia="ko-KR"/>
-        </w:rPr>
-        <w:t>.</w:t>
-      </w:r>
-      <w:r>
-        <w:rPr>
-          <w:lang w:eastAsia="ko-KR"/>
-        </w:rPr>
-        <w:br/>
-        <w:t xml:space="preserve">• </w:t>
-      </w:r>
-      <w:r>
-        <w:rPr>
-          <w:lang w:eastAsia="ko-KR"/>
-        </w:rPr>
-        <w:t>원인</w:t>
-      </w:r>
-      <w:r>
-        <w:rPr>
-          <w:lang w:eastAsia="ko-KR"/>
-        </w:rPr>
-        <w:t xml:space="preserve">: </w:t>
-      </w:r>
-      <w:r>
-        <w:rPr>
-          <w:lang w:eastAsia="ko-KR"/>
-        </w:rPr>
-        <w:t>비정형</w:t>
-      </w:r>
-      <w:r>
-        <w:rPr>
-          <w:lang w:eastAsia="ko-KR"/>
-        </w:rPr>
-        <w:t xml:space="preserve"> PDF </w:t>
-      </w:r>
-      <w:r>
-        <w:rPr>
-          <w:lang w:eastAsia="ko-KR"/>
-        </w:rPr>
-        <w:t>데이터</w:t>
-      </w:r>
-      <w:r>
-        <w:rPr>
-          <w:lang w:eastAsia="ko-KR"/>
-        </w:rPr>
-        <w:t xml:space="preserve"> </w:t>
-      </w:r>
-      <w:r>
-        <w:rPr>
-          <w:lang w:eastAsia="ko-KR"/>
-        </w:rPr>
-        <w:t>추출의</w:t>
-      </w:r>
-      <w:r>
-        <w:rPr>
-          <w:lang w:eastAsia="ko-KR"/>
-        </w:rPr>
-        <w:t xml:space="preserve"> </w:t>
-      </w:r>
-      <w:r>
-        <w:rPr>
-          <w:lang w:eastAsia="ko-KR"/>
-        </w:rPr>
-        <w:t>무거운</w:t>
-      </w:r>
-      <w:r>
-        <w:rPr>
-          <w:lang w:eastAsia="ko-KR"/>
-        </w:rPr>
-        <w:t xml:space="preserve"> </w:t>
-      </w:r>
-      <w:r>
-        <w:rPr>
-          <w:lang w:eastAsia="ko-KR"/>
-        </w:rPr>
-        <w:t>연산</w:t>
-      </w:r>
-      <w:r>
-        <w:rPr>
-          <w:lang w:eastAsia="ko-KR"/>
-        </w:rPr>
-        <w:t xml:space="preserve"> </w:t>
-      </w:r>
-      <w:r>
-        <w:rPr>
-          <w:lang w:eastAsia="ko-KR"/>
-        </w:rPr>
-        <w:t>비용</w:t>
-      </w:r>
-      <w:r>
-        <w:rPr>
-          <w:lang w:eastAsia="ko-KR"/>
-        </w:rPr>
-        <w:t xml:space="preserve"> </w:t>
-      </w:r>
-      <w:r>
-        <w:rPr>
-          <w:lang w:eastAsia="ko-KR"/>
-        </w:rPr>
-        <w:t>및</w:t>
-      </w:r>
-      <w:r>
-        <w:rPr>
-          <w:lang w:eastAsia="ko-KR"/>
-        </w:rPr>
-        <w:t xml:space="preserve"> </w:t>
-      </w:r>
-      <w:r>
-        <w:rPr>
-          <w:lang w:eastAsia="ko-KR"/>
-        </w:rPr>
-        <w:t>프롬프트</w:t>
-      </w:r>
-      <w:r>
-        <w:rPr>
-          <w:lang w:eastAsia="ko-KR"/>
-        </w:rPr>
-        <w:t xml:space="preserve"> </w:t>
-      </w:r>
-      <w:r>
-        <w:rPr>
-          <w:lang w:eastAsia="ko-KR"/>
-        </w:rPr>
-        <w:t>오버헤드</w:t>
-      </w:r>
-      <w:r>
-        <w:rPr>
-          <w:lang w:eastAsia="ko-KR"/>
-        </w:rPr>
-        <w:t>.</w:t>
-      </w:r>
-      <w:r>
-        <w:rPr>
-          <w:lang w:eastAsia="ko-KR"/>
-        </w:rPr>
-        <w:br/>
-        <w:t xml:space="preserve">• </w:t>
-      </w:r>
-      <w:r>
-        <w:rPr>
-          <w:lang w:eastAsia="ko-KR"/>
-        </w:rPr>
-        <w:t>해결</w:t>
-      </w:r>
-      <w:r>
-        <w:rPr>
-          <w:lang w:eastAsia="ko-KR"/>
-        </w:rPr>
-        <w:t xml:space="preserve">: </w:t>
-      </w:r>
-      <w:r>
-        <w:rPr>
-          <w:lang w:eastAsia="ko-KR"/>
-        </w:rPr>
-        <w:t>데이터</w:t>
-      </w:r>
-      <w:r>
-        <w:rPr>
-          <w:lang w:eastAsia="ko-KR"/>
-        </w:rPr>
-        <w:t xml:space="preserve"> </w:t>
-      </w:r>
-      <w:r>
-        <w:rPr>
-          <w:lang w:eastAsia="ko-KR"/>
-        </w:rPr>
-        <w:t>교환</w:t>
-      </w:r>
-      <w:r>
-        <w:rPr>
-          <w:lang w:eastAsia="ko-KR"/>
-        </w:rPr>
-        <w:t xml:space="preserve"> </w:t>
-      </w:r>
-      <w:r>
-        <w:rPr>
-          <w:lang w:eastAsia="ko-KR"/>
-        </w:rPr>
-        <w:t>규격을</w:t>
-      </w:r>
-      <w:r>
-        <w:rPr>
-          <w:lang w:eastAsia="ko-KR"/>
-        </w:rPr>
-        <w:t xml:space="preserve"> </w:t>
-      </w:r>
-      <w:r>
-        <w:rPr>
-          <w:lang w:eastAsia="ko-KR"/>
-        </w:rPr>
-        <w:t>정형</w:t>
-      </w:r>
-      <w:r>
-        <w:rPr>
-          <w:lang w:eastAsia="ko-KR"/>
-        </w:rPr>
-        <w:t xml:space="preserve"> </w:t>
-      </w:r>
-      <w:r>
-        <w:rPr>
-          <w:lang w:eastAsia="ko-KR"/>
-        </w:rPr>
-        <w:t>텍스트인</w:t>
-      </w:r>
-      <w:r>
-        <w:rPr>
-          <w:lang w:eastAsia="ko-KR"/>
-        </w:rPr>
-        <w:t xml:space="preserve"> UTF-8 CSV </w:t>
-      </w:r>
-      <w:r>
-        <w:rPr>
-          <w:lang w:eastAsia="ko-KR"/>
-        </w:rPr>
-        <w:t>바이너리로</w:t>
-      </w:r>
-      <w:r>
-        <w:rPr>
-          <w:lang w:eastAsia="ko-KR"/>
-        </w:rPr>
-        <w:t xml:space="preserve"> </w:t>
-      </w:r>
-      <w:r>
-        <w:rPr>
-          <w:lang w:eastAsia="ko-KR"/>
-        </w:rPr>
-        <w:t>전면</w:t>
-      </w:r>
-      <w:r>
-        <w:rPr>
-          <w:lang w:eastAsia="ko-KR"/>
-        </w:rPr>
-        <w:t xml:space="preserve"> </w:t>
-      </w:r>
-      <w:r>
-        <w:rPr>
-          <w:lang w:eastAsia="ko-KR"/>
-        </w:rPr>
-        <w:t>개조하여</w:t>
-      </w:r>
-      <w:r>
-        <w:rPr>
-          <w:lang w:eastAsia="ko-KR"/>
-        </w:rPr>
-        <w:t xml:space="preserve"> </w:t>
-      </w:r>
-      <w:r>
-        <w:rPr>
-          <w:lang w:eastAsia="ko-KR"/>
-        </w:rPr>
-        <w:t>영구</w:t>
-      </w:r>
-      <w:r>
-        <w:rPr>
-          <w:lang w:eastAsia="ko-KR"/>
-        </w:rPr>
-        <w:t xml:space="preserve"> RDB </w:t>
-      </w:r>
-      <w:proofErr w:type="spellStart"/>
-      <w:r>
-        <w:rPr>
-          <w:lang w:eastAsia="ko-KR"/>
-        </w:rPr>
-        <w:t>packing_list</w:t>
-      </w:r>
-      <w:proofErr w:type="spellEnd"/>
-      <w:r>
-        <w:rPr>
-          <w:lang w:eastAsia="ko-KR"/>
-        </w:rPr>
-        <w:t xml:space="preserve"> </w:t>
-      </w:r>
-      <w:r>
-        <w:rPr>
-          <w:lang w:eastAsia="ko-KR"/>
-        </w:rPr>
-        <w:t>테이블에</w:t>
-      </w:r>
-      <w:r>
-        <w:rPr>
-          <w:lang w:eastAsia="ko-KR"/>
-        </w:rPr>
-        <w:t xml:space="preserve"> UPSERT </w:t>
-      </w:r>
-      <w:r>
-        <w:rPr>
-          <w:lang w:eastAsia="ko-KR"/>
-        </w:rPr>
-        <w:t>적재하고</w:t>
-      </w:r>
-      <w:r>
-        <w:rPr>
-          <w:lang w:eastAsia="ko-KR"/>
-        </w:rPr>
-        <w:t xml:space="preserve">, </w:t>
-      </w:r>
-      <w:r>
-        <w:rPr>
-          <w:lang w:eastAsia="ko-KR"/>
-        </w:rPr>
-        <w:t>가벼운</w:t>
-      </w:r>
-      <w:r>
-        <w:rPr>
-          <w:lang w:eastAsia="ko-KR"/>
-        </w:rPr>
-        <w:t xml:space="preserve"> </w:t>
-      </w:r>
-      <w:r>
-        <w:rPr>
-          <w:lang w:eastAsia="ko-KR"/>
-        </w:rPr>
-        <w:t>첨부</w:t>
-      </w:r>
-      <w:r>
-        <w:rPr>
-          <w:lang w:eastAsia="ko-KR"/>
-        </w:rPr>
-        <w:t xml:space="preserve"> </w:t>
-      </w:r>
-      <w:r>
-        <w:rPr>
-          <w:lang w:eastAsia="ko-KR"/>
-        </w:rPr>
-        <w:t>파일</w:t>
-      </w:r>
-      <w:r>
-        <w:rPr>
-          <w:lang w:eastAsia="ko-KR"/>
-        </w:rPr>
-        <w:t xml:space="preserve"> </w:t>
-      </w:r>
-      <w:r>
-        <w:rPr>
-          <w:lang w:eastAsia="ko-KR"/>
-        </w:rPr>
-        <w:t>다운로드</w:t>
-      </w:r>
-      <w:r>
-        <w:rPr>
-          <w:lang w:eastAsia="ko-KR"/>
-        </w:rPr>
-        <w:t xml:space="preserve"> </w:t>
-      </w:r>
-      <w:r>
-        <w:rPr>
-          <w:lang w:eastAsia="ko-KR"/>
-        </w:rPr>
-        <w:t>체계</w:t>
-      </w:r>
-      <w:r>
-        <w:rPr>
-          <w:lang w:eastAsia="ko-KR"/>
-        </w:rPr>
-        <w:t xml:space="preserve">(CSV/XLSX </w:t>
-      </w:r>
-      <w:r>
-        <w:rPr>
-          <w:lang w:eastAsia="ko-KR"/>
-        </w:rPr>
-        <w:t>선택지</w:t>
-      </w:r>
-      <w:r>
-        <w:rPr>
-          <w:lang w:eastAsia="ko-KR"/>
-        </w:rPr>
-        <w:t xml:space="preserve"> </w:t>
-      </w:r>
-      <w:r>
-        <w:rPr>
-          <w:lang w:eastAsia="ko-KR"/>
-        </w:rPr>
-        <w:t>제공</w:t>
-      </w:r>
-      <w:r>
-        <w:rPr>
-          <w:lang w:eastAsia="ko-KR"/>
-        </w:rPr>
-        <w:t>)</w:t>
-      </w:r>
-      <w:r>
-        <w:rPr>
-          <w:lang w:eastAsia="ko-KR"/>
-        </w:rPr>
-        <w:t>로</w:t>
-      </w:r>
-      <w:r>
-        <w:rPr>
-          <w:lang w:eastAsia="ko-KR"/>
-        </w:rPr>
-        <w:t xml:space="preserve"> </w:t>
-      </w:r>
-      <w:proofErr w:type="spellStart"/>
-      <w:r>
-        <w:rPr>
-          <w:lang w:eastAsia="ko-KR"/>
-        </w:rPr>
-        <w:t>리팩토링하여</w:t>
-      </w:r>
-      <w:proofErr w:type="spellEnd"/>
-      <w:r>
-        <w:rPr>
-          <w:lang w:eastAsia="ko-KR"/>
-        </w:rPr>
-        <w:t xml:space="preserve"> </w:t>
-      </w:r>
-      <w:r>
-        <w:rPr>
-          <w:lang w:eastAsia="ko-KR"/>
-        </w:rPr>
-        <w:t>연산</w:t>
-      </w:r>
-      <w:r>
-        <w:rPr>
-          <w:lang w:eastAsia="ko-KR"/>
-        </w:rPr>
-        <w:t xml:space="preserve"> </w:t>
-      </w:r>
-      <w:r>
-        <w:rPr>
-          <w:lang w:eastAsia="ko-KR"/>
-        </w:rPr>
-        <w:t>비용</w:t>
-      </w:r>
-      <w:r>
-        <w:rPr>
-          <w:lang w:eastAsia="ko-KR"/>
-        </w:rPr>
-        <w:t xml:space="preserve"> 90% </w:t>
-      </w:r>
-      <w:r>
-        <w:rPr>
-          <w:lang w:eastAsia="ko-KR"/>
-        </w:rPr>
-        <w:t>절감</w:t>
-      </w:r>
-      <w:r>
-        <w:rPr>
-          <w:lang w:eastAsia="ko-KR"/>
-        </w:rPr>
-        <w:t>.</w:t>
-      </w:r>
-    </w:p>
-    <w:p>
-      <w:pPr>
-        <w:spacing w:before="160" w:after="40"/>
-        <w:rPr>
-          <w:lang w:eastAsia="ko-KR"/>
-        </w:rPr>
-      </w:pPr>
-      <w:r>
-        <w:rPr>
-          <w:b/>
-          <w:color w:val="0284C7"/>
-          <w:lang w:eastAsia="ko-KR"/>
-        </w:rPr>
-        <w:t>플랫폼</w:t>
-      </w:r>
-      <w:r>
-        <w:rPr>
-          <w:b/>
-          <w:color w:val="0284C7"/>
-          <w:lang w:eastAsia="ko-KR"/>
-        </w:rPr>
-        <w:t xml:space="preserve"> </w:t>
-      </w:r>
-      <w:r>
-        <w:rPr>
-          <w:b/>
-          <w:color w:val="0284C7"/>
-          <w:lang w:eastAsia="ko-KR"/>
-        </w:rPr>
-        <w:t>내부</w:t>
-      </w:r>
-      <w:r>
-        <w:rPr>
-          <w:b/>
-          <w:color w:val="0284C7"/>
-          <w:lang w:eastAsia="ko-KR"/>
-        </w:rPr>
-        <w:t xml:space="preserve"> </w:t>
-      </w:r>
-      <w:r>
-        <w:rPr>
-          <w:b/>
-          <w:color w:val="0284C7"/>
-          <w:lang w:eastAsia="ko-KR"/>
-        </w:rPr>
-        <w:t>배차</w:t>
-      </w:r>
-      <w:r>
-        <w:rPr>
-          <w:b/>
-          <w:color w:val="0284C7"/>
-          <w:lang w:eastAsia="ko-KR"/>
-        </w:rPr>
-        <w:t xml:space="preserve"> </w:t>
-      </w:r>
-      <w:r>
-        <w:rPr>
-          <w:b/>
-          <w:color w:val="0284C7"/>
-          <w:lang w:eastAsia="ko-KR"/>
-        </w:rPr>
-        <w:t>판단</w:t>
-      </w:r>
-      <w:r>
-        <w:rPr>
-          <w:b/>
-          <w:color w:val="0284C7"/>
-          <w:lang w:eastAsia="ko-KR"/>
-        </w:rPr>
-        <w:t xml:space="preserve"> </w:t>
-      </w:r>
-      <w:r>
-        <w:rPr>
-          <w:b/>
-          <w:color w:val="0284C7"/>
-          <w:lang w:eastAsia="ko-KR"/>
-        </w:rPr>
-        <w:t>서비스</w:t>
-      </w:r>
-      <w:r>
-        <w:rPr>
-          <w:b/>
-          <w:color w:val="0284C7"/>
-          <w:lang w:eastAsia="ko-KR"/>
-        </w:rPr>
-        <w:t xml:space="preserve"> </w:t>
-      </w:r>
-      <w:r>
-        <w:rPr>
-          <w:b/>
-          <w:color w:val="0284C7"/>
-          <w:lang w:eastAsia="ko-KR"/>
-        </w:rPr>
-        <w:t>분리</w:t>
-      </w:r>
-      <w:r>
-        <w:rPr>
-          <w:b/>
-          <w:color w:val="0284C7"/>
-          <w:lang w:eastAsia="ko-KR"/>
-        </w:rPr>
-        <w:t xml:space="preserve"> </w:t>
-      </w:r>
-      <w:r>
-        <w:rPr>
-          <w:b/>
-          <w:color w:val="0284C7"/>
-          <w:lang w:eastAsia="ko-KR"/>
-        </w:rPr>
-        <w:t>및</w:t>
-      </w:r>
-      <w:r>
-        <w:rPr>
-          <w:b/>
-          <w:color w:val="0284C7"/>
-          <w:lang w:eastAsia="ko-KR"/>
-        </w:rPr>
-        <w:t xml:space="preserve"> </w:t>
-      </w:r>
-      <w:proofErr w:type="spellStart"/>
-      <w:r>
-        <w:rPr>
-          <w:b/>
-          <w:color w:val="0284C7"/>
-          <w:lang w:eastAsia="ko-KR"/>
-        </w:rPr>
-        <w:t>조율권</w:t>
-      </w:r>
-      <w:proofErr w:type="spellEnd"/>
-      <w:r>
-        <w:rPr>
-          <w:b/>
-          <w:color w:val="0284C7"/>
-          <w:lang w:eastAsia="ko-KR"/>
-        </w:rPr>
-        <w:t xml:space="preserve"> </w:t>
-      </w:r>
-      <w:r>
-        <w:rPr>
-          <w:b/>
-          <w:color w:val="0284C7"/>
-          <w:lang w:eastAsia="ko-KR"/>
-        </w:rPr>
-        <w:t>확보</w:t>
-      </w:r>
-    </w:p>
-    <w:p>
-      <w:pPr>
-        <w:spacing w:after="120" w:line="300" w:lineRule="auto"/>
-        <w:rPr>
-          <w:lang w:eastAsia="ko-KR"/>
-        </w:rPr>
-      </w:pPr>
-      <w:r>
-        <w:rPr>
-          <w:lang w:eastAsia="ko-KR"/>
-        </w:rPr>
-        <w:t xml:space="preserve">• </w:t>
-      </w:r>
-      <w:r>
-        <w:rPr>
-          <w:lang w:eastAsia="ko-KR"/>
-        </w:rPr>
-        <w:t>현상</w:t>
-      </w:r>
-      <w:r>
-        <w:rPr>
-          <w:lang w:eastAsia="ko-KR"/>
-        </w:rPr>
-        <w:t xml:space="preserve">: </w:t>
-      </w:r>
-      <w:r>
-        <w:rPr>
-          <w:lang w:eastAsia="ko-KR"/>
-        </w:rPr>
-        <w:t>출고</w:t>
-      </w:r>
-      <w:r>
-        <w:rPr>
-          <w:lang w:eastAsia="ko-KR"/>
-        </w:rPr>
-        <w:t xml:space="preserve"> </w:t>
-      </w:r>
-      <w:r>
-        <w:rPr>
-          <w:lang w:eastAsia="ko-KR"/>
-        </w:rPr>
-        <w:t>완료</w:t>
-      </w:r>
-      <w:r>
-        <w:rPr>
-          <w:lang w:eastAsia="ko-KR"/>
-        </w:rPr>
-        <w:t xml:space="preserve"> </w:t>
-      </w:r>
-      <w:proofErr w:type="spellStart"/>
-      <w:r>
-        <w:rPr>
-          <w:lang w:eastAsia="ko-KR"/>
-        </w:rPr>
-        <w:t>웹훅이</w:t>
-      </w:r>
-      <w:proofErr w:type="spellEnd"/>
-      <w:r>
-        <w:rPr>
-          <w:lang w:eastAsia="ko-KR"/>
-        </w:rPr>
-        <w:t xml:space="preserve"> </w:t>
-      </w:r>
-      <w:r>
-        <w:rPr>
-          <w:lang w:eastAsia="ko-KR"/>
-        </w:rPr>
-        <w:t>도달하자마자</w:t>
-      </w:r>
-      <w:r>
-        <w:rPr>
-          <w:lang w:eastAsia="ko-KR"/>
-        </w:rPr>
-        <w:t xml:space="preserve"> </w:t>
-      </w:r>
-      <w:r>
-        <w:rPr>
-          <w:lang w:eastAsia="ko-KR"/>
-        </w:rPr>
-        <w:t>물류</w:t>
-      </w:r>
-      <w:r>
-        <w:rPr>
-          <w:lang w:eastAsia="ko-KR"/>
-        </w:rPr>
-        <w:t xml:space="preserve"> </w:t>
-      </w:r>
-      <w:r>
-        <w:rPr>
-          <w:lang w:eastAsia="ko-KR"/>
-        </w:rPr>
-        <w:t>배차</w:t>
-      </w:r>
-      <w:r>
-        <w:rPr>
-          <w:lang w:eastAsia="ko-KR"/>
-        </w:rPr>
-        <w:t xml:space="preserve"> API</w:t>
-      </w:r>
-      <w:r>
-        <w:rPr>
-          <w:lang w:eastAsia="ko-KR"/>
-        </w:rPr>
-        <w:t>를</w:t>
-      </w:r>
-      <w:r>
-        <w:rPr>
-          <w:lang w:eastAsia="ko-KR"/>
-        </w:rPr>
-        <w:t xml:space="preserve"> 1</w:t>
-      </w:r>
-      <w:r>
-        <w:rPr>
-          <w:lang w:eastAsia="ko-KR"/>
-        </w:rPr>
-        <w:t>차원적으로</w:t>
-      </w:r>
-      <w:r>
-        <w:rPr>
-          <w:lang w:eastAsia="ko-KR"/>
-        </w:rPr>
-        <w:t xml:space="preserve"> </w:t>
-      </w:r>
-      <w:r>
-        <w:rPr>
-          <w:lang w:eastAsia="ko-KR"/>
-        </w:rPr>
-        <w:t>다이렉트</w:t>
-      </w:r>
-      <w:r>
-        <w:rPr>
-          <w:lang w:eastAsia="ko-KR"/>
-        </w:rPr>
-        <w:t xml:space="preserve"> </w:t>
-      </w:r>
-      <w:r>
-        <w:rPr>
-          <w:lang w:eastAsia="ko-KR"/>
-        </w:rPr>
-        <w:t>호출하여</w:t>
-      </w:r>
-      <w:r>
-        <w:rPr>
-          <w:lang w:eastAsia="ko-KR"/>
-        </w:rPr>
-        <w:t xml:space="preserve"> </w:t>
-      </w:r>
-      <w:r>
-        <w:rPr>
-          <w:lang w:eastAsia="ko-KR"/>
-        </w:rPr>
-        <w:t>플랫폼의</w:t>
-      </w:r>
-      <w:r>
-        <w:rPr>
-          <w:lang w:eastAsia="ko-KR"/>
-        </w:rPr>
-        <w:t xml:space="preserve"> </w:t>
-      </w:r>
-      <w:r>
-        <w:rPr>
-          <w:lang w:eastAsia="ko-KR"/>
-        </w:rPr>
-        <w:t>조율</w:t>
-      </w:r>
-      <w:r>
-        <w:rPr>
-          <w:lang w:eastAsia="ko-KR"/>
-        </w:rPr>
-        <w:t xml:space="preserve"> </w:t>
-      </w:r>
-      <w:r>
-        <w:rPr>
-          <w:lang w:eastAsia="ko-KR"/>
-        </w:rPr>
-        <w:t>권한</w:t>
-      </w:r>
-      <w:r>
-        <w:rPr>
-          <w:lang w:eastAsia="ko-KR"/>
-        </w:rPr>
-        <w:t xml:space="preserve"> </w:t>
-      </w:r>
-      <w:r>
-        <w:rPr>
-          <w:lang w:eastAsia="ko-KR"/>
-        </w:rPr>
-        <w:t>상실</w:t>
-      </w:r>
-      <w:r>
-        <w:rPr>
-          <w:lang w:eastAsia="ko-KR"/>
-        </w:rPr>
-        <w:t>.</w:t>
-      </w:r>
-      <w:r>
-        <w:rPr>
-          <w:lang w:eastAsia="ko-KR"/>
-        </w:rPr>
-        <w:br/>
-        <w:t xml:space="preserve">• </w:t>
-      </w:r>
-      <w:r>
-        <w:rPr>
-          <w:lang w:eastAsia="ko-KR"/>
-        </w:rPr>
-        <w:t>원인</w:t>
-      </w:r>
-      <w:r>
-        <w:rPr>
-          <w:lang w:eastAsia="ko-KR"/>
-        </w:rPr>
-        <w:t xml:space="preserve">: </w:t>
-      </w:r>
-      <w:r>
-        <w:rPr>
-          <w:lang w:eastAsia="ko-KR"/>
-        </w:rPr>
-        <w:t>데이터</w:t>
-      </w:r>
-      <w:r>
-        <w:rPr>
-          <w:lang w:eastAsia="ko-KR"/>
-        </w:rPr>
-        <w:t xml:space="preserve"> </w:t>
-      </w:r>
-      <w:r>
-        <w:rPr>
-          <w:lang w:eastAsia="ko-KR"/>
-        </w:rPr>
-        <w:t>수신</w:t>
-      </w:r>
-      <w:r>
-        <w:rPr>
-          <w:lang w:eastAsia="ko-KR"/>
-        </w:rPr>
-        <w:t xml:space="preserve"> </w:t>
-      </w:r>
-      <w:r>
-        <w:rPr>
-          <w:lang w:eastAsia="ko-KR"/>
-        </w:rPr>
-        <w:t>라우터와</w:t>
-      </w:r>
-      <w:r>
-        <w:rPr>
-          <w:lang w:eastAsia="ko-KR"/>
-        </w:rPr>
-        <w:t xml:space="preserve"> </w:t>
-      </w:r>
-      <w:r>
-        <w:rPr>
-          <w:lang w:eastAsia="ko-KR"/>
-        </w:rPr>
-        <w:t>핵심</w:t>
-      </w:r>
-      <w:r>
-        <w:rPr>
-          <w:lang w:eastAsia="ko-KR"/>
-        </w:rPr>
-        <w:t xml:space="preserve"> </w:t>
-      </w:r>
-      <w:r>
-        <w:rPr>
-          <w:lang w:eastAsia="ko-KR"/>
-        </w:rPr>
-        <w:t>차량</w:t>
-      </w:r>
-      <w:r>
-        <w:rPr>
-          <w:lang w:eastAsia="ko-KR"/>
-        </w:rPr>
-        <w:t xml:space="preserve"> </w:t>
-      </w:r>
-      <w:r>
-        <w:rPr>
-          <w:lang w:eastAsia="ko-KR"/>
-        </w:rPr>
-        <w:t>매칭</w:t>
-      </w:r>
-      <w:r>
-        <w:rPr>
-          <w:lang w:eastAsia="ko-KR"/>
-        </w:rPr>
-        <w:t xml:space="preserve"> </w:t>
-      </w:r>
-      <w:r>
-        <w:rPr>
-          <w:lang w:eastAsia="ko-KR"/>
-        </w:rPr>
-        <w:t>엔진의</w:t>
-      </w:r>
-      <w:r>
-        <w:rPr>
-          <w:lang w:eastAsia="ko-KR"/>
-        </w:rPr>
-        <w:t xml:space="preserve"> </w:t>
-      </w:r>
-      <w:r>
-        <w:rPr>
-          <w:lang w:eastAsia="ko-KR"/>
-        </w:rPr>
-        <w:t>책임</w:t>
-      </w:r>
-      <w:r>
-        <w:rPr>
-          <w:lang w:eastAsia="ko-KR"/>
-        </w:rPr>
-        <w:t xml:space="preserve"> </w:t>
-      </w:r>
-      <w:r>
-        <w:rPr>
-          <w:lang w:eastAsia="ko-KR"/>
-        </w:rPr>
-        <w:t>결합</w:t>
-      </w:r>
-      <w:r>
-        <w:rPr>
-          <w:lang w:eastAsia="ko-KR"/>
-        </w:rPr>
-        <w:t>.</w:t>
-      </w:r>
-      <w:r>
-        <w:rPr>
-          <w:lang w:eastAsia="ko-KR"/>
-        </w:rPr>
-        <w:br/>
-        <w:t xml:space="preserve">• </w:t>
-      </w:r>
-      <w:r>
-        <w:rPr>
-          <w:lang w:eastAsia="ko-KR"/>
-        </w:rPr>
-        <w:t>해결</w:t>
-      </w:r>
-      <w:r>
-        <w:rPr>
-          <w:lang w:eastAsia="ko-KR"/>
-        </w:rPr>
-        <w:t xml:space="preserve">: </w:t>
-      </w:r>
-      <w:r>
-        <w:rPr>
-          <w:lang w:eastAsia="ko-KR"/>
-        </w:rPr>
-        <w:t>플랫폼</w:t>
-      </w:r>
-      <w:r>
-        <w:rPr>
-          <w:lang w:eastAsia="ko-KR"/>
-        </w:rPr>
-        <w:t xml:space="preserve"> </w:t>
-      </w:r>
-      <w:r>
-        <w:rPr>
-          <w:lang w:eastAsia="ko-KR"/>
-        </w:rPr>
-        <w:t>내부에</w:t>
-      </w:r>
-      <w:r>
-        <w:rPr>
-          <w:lang w:eastAsia="ko-KR"/>
-        </w:rPr>
-        <w:t xml:space="preserve"> </w:t>
-      </w:r>
-      <w:r>
-        <w:rPr>
-          <w:lang w:eastAsia="ko-KR"/>
-        </w:rPr>
-        <w:t>독립</w:t>
-      </w:r>
-      <w:r>
-        <w:rPr>
-          <w:lang w:eastAsia="ko-KR"/>
-        </w:rPr>
-        <w:t xml:space="preserve"> </w:t>
-      </w:r>
-      <w:r>
-        <w:rPr>
-          <w:lang w:eastAsia="ko-KR"/>
-        </w:rPr>
-        <w:t>연산</w:t>
-      </w:r>
-      <w:r>
-        <w:rPr>
-          <w:lang w:eastAsia="ko-KR"/>
-        </w:rPr>
-        <w:t xml:space="preserve"> </w:t>
-      </w:r>
-      <w:r>
-        <w:rPr>
-          <w:lang w:eastAsia="ko-KR"/>
-        </w:rPr>
-        <w:t>서비스</w:t>
-      </w:r>
-      <w:r>
-        <w:rPr>
-          <w:lang w:eastAsia="ko-KR"/>
-        </w:rPr>
-        <w:t xml:space="preserve"> </w:t>
-      </w:r>
-      <w:r>
-        <w:rPr>
-          <w:lang w:eastAsia="ko-KR"/>
-        </w:rPr>
-        <w:t>모델인</w:t>
-      </w:r>
-      <w:r>
-        <w:rPr>
-          <w:lang w:eastAsia="ko-KR"/>
-        </w:rPr>
-        <w:t xml:space="preserve"> dispatch_planner.py </w:t>
-      </w:r>
-      <w:r>
-        <w:rPr>
-          <w:lang w:eastAsia="ko-KR"/>
-        </w:rPr>
-        <w:t>레이어를</w:t>
-      </w:r>
-      <w:r>
-        <w:rPr>
-          <w:lang w:eastAsia="ko-KR"/>
-        </w:rPr>
-        <w:t xml:space="preserve"> </w:t>
-      </w:r>
-      <w:r>
-        <w:rPr>
-          <w:lang w:eastAsia="ko-KR"/>
-        </w:rPr>
-        <w:t>분리</w:t>
-      </w:r>
-      <w:r>
-        <w:rPr>
-          <w:lang w:eastAsia="ko-KR"/>
-        </w:rPr>
-        <w:t xml:space="preserve"> </w:t>
-      </w:r>
-      <w:r>
-        <w:rPr>
-          <w:lang w:eastAsia="ko-KR"/>
-        </w:rPr>
-        <w:t>구축</w:t>
-      </w:r>
-      <w:r>
-        <w:rPr>
-          <w:lang w:eastAsia="ko-KR"/>
-        </w:rPr>
-        <w:t xml:space="preserve">. </w:t>
-      </w:r>
-      <w:proofErr w:type="spellStart"/>
-      <w:r>
-        <w:rPr>
-          <w:lang w:eastAsia="ko-KR"/>
-        </w:rPr>
-        <w:t>물류사가</w:t>
-      </w:r>
-      <w:proofErr w:type="spellEnd"/>
-      <w:r>
-        <w:rPr>
-          <w:lang w:eastAsia="ko-KR"/>
-        </w:rPr>
-        <w:t xml:space="preserve"> push</w:t>
-      </w:r>
-      <w:r>
-        <w:rPr>
-          <w:lang w:eastAsia="ko-KR"/>
-        </w:rPr>
-        <w:t>해</w:t>
-      </w:r>
-      <w:r>
-        <w:rPr>
-          <w:lang w:eastAsia="ko-KR"/>
-        </w:rPr>
-        <w:t xml:space="preserve"> </w:t>
-      </w:r>
-      <w:r>
-        <w:rPr>
-          <w:lang w:eastAsia="ko-KR"/>
-        </w:rPr>
-        <w:t>둔</w:t>
-      </w:r>
-      <w:r>
-        <w:rPr>
-          <w:lang w:eastAsia="ko-KR"/>
-        </w:rPr>
-        <w:t xml:space="preserve"> </w:t>
-      </w:r>
-      <w:r>
-        <w:rPr>
-          <w:lang w:eastAsia="ko-KR"/>
-        </w:rPr>
-        <w:t>기사</w:t>
-      </w:r>
-      <w:r>
-        <w:rPr>
-          <w:lang w:eastAsia="ko-KR"/>
-        </w:rPr>
-        <w:t xml:space="preserve"> </w:t>
-      </w:r>
-      <w:r>
-        <w:rPr>
-          <w:lang w:eastAsia="ko-KR"/>
-        </w:rPr>
-        <w:t>스냅샷</w:t>
-      </w:r>
-      <w:r>
-        <w:rPr>
-          <w:lang w:eastAsia="ko-KR"/>
-        </w:rPr>
-        <w:t xml:space="preserve"> </w:t>
-      </w:r>
-      <w:r>
-        <w:rPr>
-          <w:lang w:eastAsia="ko-KR"/>
-        </w:rPr>
-        <w:t>캐시</w:t>
-      </w:r>
-      <w:r>
-        <w:rPr>
-          <w:lang w:eastAsia="ko-KR"/>
-        </w:rPr>
-        <w:t xml:space="preserve">(LogisticsDriverCache) </w:t>
-      </w:r>
-      <w:r>
-        <w:rPr>
-          <w:lang w:eastAsia="ko-KR"/>
-        </w:rPr>
-        <w:t>데이터를</w:t>
-      </w:r>
-      <w:r>
-        <w:rPr>
-          <w:lang w:eastAsia="ko-KR"/>
-        </w:rPr>
-        <w:t xml:space="preserve"> </w:t>
-      </w:r>
-      <w:r>
-        <w:rPr>
-          <w:lang w:eastAsia="ko-KR"/>
-        </w:rPr>
-        <w:t>읽어</w:t>
-      </w:r>
-      <w:r>
-        <w:rPr>
-          <w:lang w:eastAsia="ko-KR"/>
-        </w:rPr>
-        <w:t xml:space="preserve"> </w:t>
-      </w:r>
-      <w:r>
-        <w:rPr>
-          <w:lang w:eastAsia="ko-KR"/>
-        </w:rPr>
-        <w:t>차량</w:t>
-      </w:r>
-      <w:r>
-        <w:rPr>
-          <w:lang w:eastAsia="ko-KR"/>
-        </w:rPr>
-        <w:t xml:space="preserve"> </w:t>
-      </w:r>
-      <w:r>
-        <w:rPr>
-          <w:lang w:eastAsia="ko-KR"/>
-        </w:rPr>
-        <w:t>적재</w:t>
-      </w:r>
-      <w:r>
-        <w:rPr>
-          <w:lang w:eastAsia="ko-KR"/>
-        </w:rPr>
-        <w:t xml:space="preserve"> </w:t>
-      </w:r>
-      <w:r>
-        <w:rPr>
-          <w:lang w:eastAsia="ko-KR"/>
-        </w:rPr>
-        <w:t>용량</w:t>
-      </w:r>
-      <w:r>
-        <w:rPr>
-          <w:lang w:eastAsia="ko-KR"/>
-        </w:rPr>
-        <w:t xml:space="preserve"> </w:t>
-      </w:r>
-      <w:r>
-        <w:rPr>
-          <w:lang w:eastAsia="ko-KR"/>
-        </w:rPr>
-        <w:t>및</w:t>
-      </w:r>
-      <w:r>
-        <w:rPr>
-          <w:lang w:eastAsia="ko-KR"/>
-        </w:rPr>
-        <w:t xml:space="preserve"> </w:t>
-      </w:r>
-      <w:r>
-        <w:rPr>
-          <w:lang w:eastAsia="ko-KR"/>
-        </w:rPr>
-        <w:t>항구</w:t>
-      </w:r>
-      <w:r>
-        <w:rPr>
-          <w:lang w:eastAsia="ko-KR"/>
-        </w:rPr>
-        <w:t xml:space="preserve"> </w:t>
-      </w:r>
-      <w:r>
-        <w:rPr>
-          <w:lang w:eastAsia="ko-KR"/>
-        </w:rPr>
-        <w:t>귀로</w:t>
-      </w:r>
-      <w:r>
-        <w:rPr>
-          <w:lang w:eastAsia="ko-KR"/>
-        </w:rPr>
-        <w:t xml:space="preserve"> </w:t>
-      </w:r>
-      <w:r>
-        <w:rPr>
-          <w:lang w:eastAsia="ko-KR"/>
-        </w:rPr>
-        <w:t>공차</w:t>
-      </w:r>
-      <w:r>
-        <w:rPr>
-          <w:lang w:eastAsia="ko-KR"/>
-        </w:rPr>
-        <w:t xml:space="preserve"> </w:t>
-      </w:r>
-      <w:r>
-        <w:rPr>
-          <w:lang w:eastAsia="ko-KR"/>
-        </w:rPr>
-        <w:t>회수를</w:t>
-      </w:r>
-      <w:r>
-        <w:rPr>
-          <w:lang w:eastAsia="ko-KR"/>
-        </w:rPr>
-        <w:t xml:space="preserve"> </w:t>
-      </w:r>
-      <w:r>
-        <w:rPr>
-          <w:lang w:eastAsia="ko-KR"/>
-        </w:rPr>
-        <w:t>플랫폼이</w:t>
-      </w:r>
-      <w:r>
-        <w:rPr>
-          <w:lang w:eastAsia="ko-KR"/>
-        </w:rPr>
-        <w:t xml:space="preserve"> </w:t>
-      </w:r>
-      <w:r>
-        <w:rPr>
-          <w:lang w:eastAsia="ko-KR"/>
-        </w:rPr>
-        <w:t>단독</w:t>
-      </w:r>
-      <w:r>
-        <w:rPr>
-          <w:lang w:eastAsia="ko-KR"/>
-        </w:rPr>
-        <w:t xml:space="preserve"> </w:t>
-      </w:r>
-      <w:r>
-        <w:rPr>
-          <w:lang w:eastAsia="ko-KR"/>
-        </w:rPr>
-        <w:t>제어하는</w:t>
-      </w:r>
-      <w:r>
-        <w:rPr>
-          <w:lang w:eastAsia="ko-KR"/>
-        </w:rPr>
-        <w:t xml:space="preserve"> </w:t>
-      </w:r>
-      <w:r>
-        <w:rPr>
-          <w:lang w:eastAsia="ko-KR"/>
-        </w:rPr>
-        <w:t>진정한</w:t>
-      </w:r>
-      <w:r>
-        <w:rPr>
-          <w:lang w:eastAsia="ko-KR"/>
-        </w:rPr>
-        <w:t xml:space="preserve"> </w:t>
-      </w:r>
-      <w:proofErr w:type="spellStart"/>
-      <w:r>
-        <w:rPr>
-          <w:lang w:eastAsia="ko-KR"/>
-        </w:rPr>
-        <w:t>공급망</w:t>
-      </w:r>
-      <w:proofErr w:type="spellEnd"/>
-      <w:r>
-        <w:rPr>
-          <w:lang w:eastAsia="ko-KR"/>
-        </w:rPr>
-        <w:t xml:space="preserve"> </w:t>
-      </w:r>
-      <w:proofErr w:type="spellStart"/>
-      <w:r>
-        <w:rPr>
-          <w:lang w:eastAsia="ko-KR"/>
-        </w:rPr>
-        <w:t>제어국</w:t>
-      </w:r>
-      <w:proofErr w:type="spellEnd"/>
-      <w:r>
-        <w:rPr>
-          <w:lang w:eastAsia="ko-KR"/>
-        </w:rPr>
-        <w:t xml:space="preserve"> </w:t>
-      </w:r>
-      <w:r>
-        <w:rPr>
-          <w:lang w:eastAsia="ko-KR"/>
-        </w:rPr>
-        <w:t>아키텍처</w:t>
-      </w:r>
-      <w:r>
-        <w:rPr>
-          <w:lang w:eastAsia="ko-KR"/>
-        </w:rPr>
-        <w:t xml:space="preserve"> </w:t>
-      </w:r>
-      <w:r>
-        <w:rPr>
-          <w:lang w:eastAsia="ko-KR"/>
-        </w:rPr>
-        <w:t>완성</w:t>
-      </w:r>
-      <w:r>
-        <w:rPr>
-          <w:lang w:eastAsia="ko-KR"/>
-        </w:rPr>
-        <w:t>.</w:t>
-      </w:r>
-    </w:p>
-    <w:p>
-      <w:pPr>
-        <w:spacing w:after="120" w:line="300" w:lineRule="auto"/>
-        <w:rPr>
-          <w:lang w:eastAsia="ko-KR"/>
-        </w:rPr>
-      </w:pPr>
     </w:p>
     <w:sectPr>
       <w:pgSz w:w="12240" w:h="15840"/>
@@ -20389,7 +21541,7 @@
 </file>
 
 <file path=customXml/itemProps1.xml><?xml version="1.0" encoding="utf-8"?>
-<ds:datastoreItem xmlns:ds="http://schemas.openxmlformats.org/officeDocument/2006/customXml" ds:itemID="{1C0BB861-246F-46CB-BC9D-24EBD22D0EB7}">
+<ds:datastoreItem xmlns:ds="http://schemas.openxmlformats.org/officeDocument/2006/customXml" ds:itemID="{A20F956B-E095-4D62-90A9-BB9C70CAF471}">
   <ds:schemaRefs>
     <ds:schemaRef ds:uri="http://schemas.openxmlformats.org/officeDocument/2006/bibliography"/>
   </ds:schemaRefs>
